--- a/test.docx
+++ b/test.docx
@@ -3,6 +3,1665 @@
 <w:document xmlns:wpc="http://schemas.microsoft.com/office/word/2010/wordprocessingCanvas" xmlns:cx="http://schemas.microsoft.com/office/drawing/2014/chartex" xmlns:cx1="http://schemas.microsoft.com/office/drawing/2015/9/8/chartex" xmlns:cx2="http://schemas.microsoft.com/office/drawing/2015/10/21/chartex" xmlns:cx3="http://schemas.microsoft.com/office/drawing/2016/5/9/chartex" xmlns:cx4="http://schemas.microsoft.com/office/drawing/2016/5/10/chartex" xmlns:cx5="http://schemas.microsoft.com/office/drawing/2016/5/11/chartex" xmlns:cx6="http://schemas.microsoft.com/office/drawing/2016/5/12/chartex" xmlns:cx7="http://schemas.microsoft.com/office/drawing/2016/5/13/chartex" xmlns:cx8="http://schemas.microsoft.com/office/drawing/2016/5/14/chartex" xmlns:mc="http://schemas.openxmlformats.org/markup-compatibility/2006" xmlns:aink="http://schemas.microsoft.com/office/drawing/2016/ink" xmlns:am3d="http://schemas.microsoft.com/office/drawing/2017/model3d" xmlns:o="urn:schemas-microsoft-com:office:office" xmlns:r="http://schemas.openxmlformats.org/officeDocument/2006/relationships" xmlns:m="http://schemas.openxmlformats.org/officeDocument/2006/math" xmlns:v="urn:schemas-microsoft-com:vml" xmlns:wp14="http://schemas.microsoft.com/office/word/2010/wordprocessingDrawing" xmlns:wp="http://schemas.openxmlformats.org/drawingml/2006/wordprocessingDrawing" xmlns:w10="urn:schemas-microsoft-com:office:word" xmlns:w="http://schemas.openxmlformats.org/wordprocessingml/2006/main" xmlns:w14="http://schemas.microsoft.com/office/word/2010/wordml" xmlns:w15="http://schemas.microsoft.com/office/word/2012/wordml" xmlns:w16cex="http://schemas.microsoft.com/office/word/2018/wordml/cex" xmlns:w16cid="http://schemas.microsoft.com/office/word/2016/wordml/cid" xmlns:w16="http://schemas.microsoft.com/office/word/2018/wordml" xmlns:w16sdtdh="http://schemas.microsoft.com/office/word/2020/wordml/sdtdatahash" xmlns:w16se="http://schemas.microsoft.com/office/word/2015/wordml/symex" xmlns:wpg="http://schemas.microsoft.com/office/word/2010/wordprocessingGroup" xmlns:wpi="http://schemas.microsoft.com/office/word/2010/wordprocessingInk" xmlns:wne="http://schemas.microsoft.com/office/word/2006/wordml" xmlns:wps="http://schemas.microsoft.com/office/word/2010/wordprocessingShape" mc:Ignorable="w14 w15 w16se w16cid w16 w16cex w16sdtdh wp14">
   <w:body>
     <w:p/>
+    <w:p>
+      <w:pPr>
+        <w:pStyle w:val="1"/>
+        <w:pageBreakBefore/>
+        <w:spacing w:line="240" w:lineRule="auto" w:before="0" w:after="360"/>
+        <w:ind w:left="0" w:right="0" w:firstLine="709"/>
+      </w:pPr>
+      <w:r>
+        <w:rPr>
+          <w:rFonts w:ascii="Times New Roman" w:hAnsi="Times New Roman"/>
+          <w:b/>
+          <w:i w:val="0"/>
+          <w:color w:val="000000"/>
+          <w:sz w:val="28"/>
+        </w:rPr>
+        <w:t>1 Новый заголовок</w:t>
+      </w:r>
+    </w:p>
+    <w:p>
+      <w:pPr>
+        <w:spacing w:line="240" w:lineRule="auto" w:before="280" w:after="0"/>
+        <w:ind w:left="0" w:right="0" w:firstLine="0"/>
+        <w:jc w:val="center"/>
+      </w:pPr>
+      <w:r>
+        <w:drawing>
+          <wp:inline xmlns:a="http://schemas.openxmlformats.org/drawingml/2006/main" xmlns:pic="http://schemas.openxmlformats.org/drawingml/2006/picture">
+            <wp:extent cx="1270000" cy="1270000"/>
+            <wp:docPr id="2" name="Picture 2"/>
+            <wp:cNvGraphicFramePr>
+              <a:graphicFrameLocks noChangeAspect="1"/>
+            </wp:cNvGraphicFramePr>
+            <a:graphic>
+              <a:graphicData uri="http://schemas.openxmlformats.org/drawingml/2006/picture">
+                <pic:pic>
+                  <pic:nvPicPr>
+                    <pic:cNvPr id="0" name="image.png"/>
+                    <pic:cNvPicPr/>
+                  </pic:nvPicPr>
+                  <pic:blipFill>
+                    <a:blip r:embed="rId6"/>
+                    <a:stretch>
+                      <a:fillRect/>
+                    </a:stretch>
+                  </pic:blipFill>
+                  <pic:spPr>
+                    <a:xfrm>
+                      <a:off x="0" y="0"/>
+                      <a:ext cx="1270000" cy="1270000"/>
+                    </a:xfrm>
+                    <a:prstGeom prst="rect"/>
+                  </pic:spPr>
+                </pic:pic>
+              </a:graphicData>
+            </a:graphic>
+          </wp:inline>
+        </w:drawing>
+      </w:r>
+    </w:p>
+    <w:p>
+      <w:pPr>
+        <w:spacing w:line="240" w:lineRule="auto" w:before="120" w:after="280"/>
+        <w:ind w:left="0" w:right="0" w:firstLine="0"/>
+        <w:jc w:val="center"/>
+      </w:pPr>
+      <w:r>
+        <w:rPr>
+          <w:rFonts w:ascii="Times New Roman" w:hAnsi="Times New Roman"/>
+          <w:b w:val="0"/>
+          <w:i w:val="0"/>
+          <w:color w:val="000000"/>
+          <w:sz w:val="28"/>
+        </w:rPr>
+        <w:t>Рисунок 1.1 – Новdsdasdое изображение</w:t>
+      </w:r>
+    </w:p>
+    <w:p>
+      <w:pPr>
+        <w:spacing w:line="240" w:lineRule="auto" w:before="280" w:after="0"/>
+        <w:ind w:left="0" w:right="0" w:firstLine="0"/>
+        <w:jc w:val="center"/>
+      </w:pPr>
+      <w:r>
+        <w:drawing>
+          <wp:inline xmlns:a="http://schemas.openxmlformats.org/drawingml/2006/main" xmlns:pic="http://schemas.openxmlformats.org/drawingml/2006/picture">
+            <wp:extent cx="1270000" cy="1270000"/>
+            <wp:docPr id="1" name="Picture 1"/>
+            <wp:cNvGraphicFramePr>
+              <a:graphicFrameLocks noChangeAspect="1"/>
+            </wp:cNvGraphicFramePr>
+            <a:graphic>
+              <a:graphicData uri="http://schemas.openxmlformats.org/drawingml/2006/picture">
+                <pic:pic>
+                  <pic:nvPicPr>
+                    <pic:cNvPr id="0" name="image.png"/>
+                    <pic:cNvPicPr/>
+                  </pic:nvPicPr>
+                  <pic:blipFill>
+                    <a:blip r:embed="rId6"/>
+                    <a:stretch>
+                      <a:fillRect/>
+                    </a:stretch>
+                  </pic:blipFill>
+                  <pic:spPr>
+                    <a:xfrm>
+                      <a:off x="0" y="0"/>
+                      <a:ext cx="1270000" cy="1270000"/>
+                    </a:xfrm>
+                    <a:prstGeom prst="rect"/>
+                  </pic:spPr>
+                </pic:pic>
+              </a:graphicData>
+            </a:graphic>
+          </wp:inline>
+        </w:drawing>
+      </w:r>
+    </w:p>
+    <w:p>
+      <w:pPr>
+        <w:spacing w:line="240" w:lineRule="auto" w:before="120" w:after="280"/>
+        <w:ind w:left="0" w:right="0" w:firstLine="0"/>
+        <w:jc w:val="center"/>
+      </w:pPr>
+      <w:r>
+        <w:rPr>
+          <w:rFonts w:ascii="Times New Roman" w:hAnsi="Times New Roman"/>
+          <w:b w:val="0"/>
+          <w:i w:val="0"/>
+          <w:color w:val="000000"/>
+          <w:sz w:val="28"/>
+        </w:rPr>
+        <w:t>Рисунок 1.2 – Новое изображение</w:t>
+      </w:r>
+    </w:p>
+    <w:p>
+      <w:pPr>
+        <w:spacing w:line="240" w:lineRule="auto" w:before="0" w:after="0"/>
+        <w:ind w:left="0" w:right="0" w:firstLine="709"/>
+        <w:jc w:val="both"/>
+      </w:pPr>
+      <w:r>
+        <w:rPr>
+          <w:rFonts w:ascii="Times New Roman" w:hAnsi="Times New Roman"/>
+          <w:b w:val="0"/>
+          <w:i w:val="0"/>
+          <w:color w:val="000000"/>
+          <w:sz w:val="28"/>
+        </w:rPr>
+        <w:t>dasda32132131231sd</w:t>
+      </w:r>
+    </w:p>
+    <w:p>
+      <w:pPr>
+        <w:spacing w:line="240" w:lineRule="auto" w:before="0" w:after="0"/>
+        <w:ind w:left="0" w:right="0" w:firstLine="709"/>
+        <w:jc w:val="both"/>
+      </w:pPr>
+      <w:r>
+        <w:rPr>
+          <w:rFonts w:ascii="Times New Roman" w:hAnsi="Times New Roman"/>
+          <w:b w:val="0"/>
+          <w:i w:val="0"/>
+          <w:color w:val="000000"/>
+          <w:sz w:val="28"/>
+        </w:rPr>
+        <w:t>dasdasd</w:t>
+      </w:r>
+    </w:p>
+    <w:p>
+      <w:pPr>
+        <w:pStyle w:val="2"/>
+        <w:spacing w:line="240" w:lineRule="auto" w:before="360" w:after="240"/>
+        <w:ind w:left="0" w:right="0" w:firstLine="709"/>
+      </w:pPr>
+      <w:r>
+        <w:rPr>
+          <w:rFonts w:ascii="Times New Roman" w:hAnsi="Times New Roman"/>
+          <w:b/>
+          <w:i w:val="0"/>
+          <w:color w:val="000000"/>
+          <w:sz w:val="28"/>
+        </w:rPr>
+        <w:t>1.1 Новый222 заголовок</w:t>
+      </w:r>
+    </w:p>
+    <w:p>
+      <w:pPr>
+        <w:spacing w:line="240" w:lineRule="auto" w:before="0" w:after="0"/>
+        <w:ind w:left="0" w:right="0" w:firstLine="709"/>
+        <w:jc w:val="both"/>
+      </w:pPr>
+      <w:r>
+        <w:rPr>
+          <w:rFonts w:ascii="Times New Roman" w:hAnsi="Times New Roman"/>
+          <w:b w:val="0"/>
+          <w:i w:val="0"/>
+          <w:color w:val="000000"/>
+          <w:sz w:val="28"/>
+        </w:rPr>
+        <w:t>2020220</w:t>
+      </w:r>
+    </w:p>
+    <w:p>
+      <w:pPr>
+        <w:spacing w:line="240" w:lineRule="auto" w:before="0" w:after="0"/>
+        <w:ind w:left="0" w:right="0" w:firstLine="709"/>
+        <w:jc w:val="both"/>
+      </w:pPr>
+      <w:r>
+        <w:rPr>
+          <w:rFonts w:ascii="Times New Roman" w:hAnsi="Times New Roman"/>
+          <w:b w:val="0"/>
+          <w:i w:val="0"/>
+          <w:color w:val="000000"/>
+          <w:sz w:val="28"/>
+        </w:rPr>
+        <w:t>2020220323232</w:t>
+      </w:r>
+    </w:p>
+    <w:p>
+      <w:pPr>
+        <w:pStyle w:val="3"/>
+        <w:spacing w:line="240" w:lineRule="auto" w:before="360" w:after="240"/>
+        <w:ind w:left="0" w:right="0" w:firstLine="709"/>
+      </w:pPr>
+      <w:r>
+        <w:rPr>
+          <w:rFonts w:ascii="Times New Roman" w:hAnsi="Times New Roman"/>
+          <w:b/>
+          <w:i w:val="0"/>
+          <w:color w:val="000000"/>
+          <w:sz w:val="28"/>
+        </w:rPr>
+        <w:t>1.1.1 ну я хитрееее тебя 333проверка го гого</w:t>
+      </w:r>
+    </w:p>
+    <w:p>
+      <w:pPr>
+        <w:spacing w:line="240" w:lineRule="auto" w:before="0" w:after="0"/>
+        <w:ind w:left="0" w:right="0" w:firstLine="709"/>
+        <w:jc w:val="both"/>
+      </w:pPr>
+      <w:r>
+        <w:rPr>
+          <w:rFonts w:ascii="Times New Roman" w:hAnsi="Times New Roman"/>
+          <w:b w:val="0"/>
+          <w:i w:val="0"/>
+          <w:color w:val="000000"/>
+          <w:sz w:val="28"/>
+        </w:rPr>
+        <w:t>[bnh эомент]</w:t>
+      </w:r>
+    </w:p>
+    <w:p>
+      <w:pPr>
+        <w:pStyle w:val="2"/>
+        <w:spacing w:line="240" w:lineRule="auto" w:before="360" w:after="240"/>
+        <w:ind w:left="0" w:right="0" w:firstLine="709"/>
+      </w:pPr>
+      <w:r>
+        <w:rPr>
+          <w:rFonts w:ascii="Times New Roman" w:hAnsi="Times New Roman"/>
+          <w:b/>
+          <w:i w:val="0"/>
+          <w:color w:val="000000"/>
+          <w:sz w:val="28"/>
+        </w:rPr>
+        <w:t>1.2 Ну если и это заголоовк мошны йто просто молчу</w:t>
+      </w:r>
+    </w:p>
+    <w:p>
+      <w:pPr>
+        <w:spacing w:line="240" w:lineRule="auto" w:before="0" w:after="0"/>
+        <w:ind w:left="0" w:right="0" w:firstLine="709"/>
+        <w:jc w:val="both"/>
+      </w:pPr>
+      <w:r>
+        <w:rPr>
+          <w:rFonts w:ascii="Times New Roman" w:hAnsi="Times New Roman"/>
+          <w:b w:val="0"/>
+          <w:i w:val="0"/>
+          <w:color w:val="000000"/>
+          <w:sz w:val="28"/>
+        </w:rPr>
+        <w:t>pusin</w:t>
+      </w:r>
+    </w:p>
+    <w:p>
+      <w:pPr>
+        <w:spacing w:line="240" w:lineRule="auto" w:before="0" w:after="0"/>
+        <w:ind w:left="0" w:right="0" w:firstLine="709"/>
+        <w:jc w:val="both"/>
+      </w:pPr>
+      <w:r>
+        <w:rPr>
+          <w:rFonts w:ascii="Times New Roman" w:hAnsi="Times New Roman"/>
+          <w:b w:val="0"/>
+          <w:i w:val="0"/>
+          <w:color w:val="000000"/>
+          <w:sz w:val="28"/>
+        </w:rPr>
+        <w:t>pusin3</w:t>
+      </w:r>
+    </w:p>
+    <w:p>
+      <w:pPr>
+        <w:spacing w:line="240" w:lineRule="auto" w:before="0" w:after="0"/>
+        <w:ind w:left="0" w:right="0" w:firstLine="709"/>
+        <w:jc w:val="both"/>
+      </w:pPr>
+      <w:r>
+        <w:rPr>
+          <w:rFonts w:ascii="Times New Roman" w:hAnsi="Times New Roman"/>
+          <w:b w:val="0"/>
+          <w:i w:val="0"/>
+          <w:color w:val="000000"/>
+          <w:sz w:val="28"/>
+        </w:rPr>
+        <w:t>pusin2</w:t>
+      </w:r>
+    </w:p>
+    <w:p>
+      <w:pPr>
+        <w:pStyle w:val="2"/>
+        <w:spacing w:line="240" w:lineRule="auto" w:before="120" w:after="240"/>
+        <w:ind w:left="0" w:right="0" w:firstLine="709"/>
+      </w:pPr>
+      <w:r>
+        <w:rPr>
+          <w:rFonts w:ascii="Times New Roman" w:hAnsi="Times New Roman"/>
+          <w:b/>
+          <w:i w:val="0"/>
+          <w:color w:val="000000"/>
+          <w:sz w:val="28"/>
+        </w:rPr>
+        <w:t>1.3 иди сюда заголовок 2</w:t>
+      </w:r>
+    </w:p>
+    <w:p>
+      <w:pPr>
+        <w:spacing w:line="240" w:lineRule="auto" w:before="280" w:after="0"/>
+        <w:ind w:left="0" w:right="0" w:firstLine="0"/>
+        <w:jc w:val="left"/>
+      </w:pPr>
+      <w:r>
+        <w:rPr>
+          <w:rFonts w:ascii="Times New Roman" w:hAnsi="Times New Roman"/>
+          <w:i w:val="0"/>
+          <w:color w:val="000000"/>
+          <w:sz w:val="28"/>
+        </w:rPr>
+        <w:t>Таблица 1.1 – Fracat32ion table</w:t>
+      </w:r>
+    </w:p>
+    <w:tbl>
+      <w:tblPr>
+        <w:tblW w:type="auto" w:w="0"/>
+        <w:tblLayout w:type="fixed"/>
+        <w:tblLook w:firstColumn="1" w:firstRow="1" w:lastColumn="0" w:lastRow="0" w:noHBand="0" w:noVBand="1" w:val="04A0"/>
+      </w:tblPr>
+      <w:tblGrid>
+        <w:gridCol w:w="4844"/>
+        <w:gridCol w:w="4844"/>
+      </w:tblGrid>
+      <w:tr>
+        <w:tc>
+          <w:tcPr>
+            <w:tcW w:type="dxa" w:w="4844"/>
+            <w:vAlign w:val="center"/>
+            <w:tcBorders>
+              <w:top w:val="single" w:sz="4" w:color="000000"/>
+              <w:left w:val="single" w:sz="4" w:color="000000"/>
+              <w:bottom w:val="single" w:sz="4" w:color="000000"/>
+              <w:right w:val="single" w:sz="4" w:color="000000"/>
+            </w:tcBorders>
+          </w:tcPr>
+          <w:p>
+            <w:pPr>
+              <w:spacing w:line="240" w:lineRule="auto" w:before="0" w:after="0"/>
+              <w:ind w:left="0" w:right="0" w:firstLine="0"/>
+              <w:jc w:val="center"/>
+            </w:pPr>
+            <w:r>
+              <w:rPr>
+                <w:rFonts w:ascii="Times New Roman" w:hAnsi="Times New Roman"/>
+                <w:i w:val="0"/>
+                <w:color w:val="000000"/>
+                <w:sz w:val="24"/>
+              </w:rPr>
+              <w:t>10</w:t>
+            </w:r>
+          </w:p>
+        </w:tc>
+        <w:tc>
+          <w:tcPr>
+            <w:tcW w:type="dxa" w:w="4844"/>
+            <w:vAlign w:val="center"/>
+            <w:tcBorders>
+              <w:top w:val="single" w:sz="4" w:color="000000"/>
+              <w:left w:val="single" w:sz="4" w:color="000000"/>
+              <w:bottom w:val="single" w:sz="4" w:color="000000"/>
+              <w:right w:val="single" w:sz="4" w:color="000000"/>
+            </w:tcBorders>
+          </w:tcPr>
+          <w:p>
+            <w:pPr>
+              <w:spacing w:line="240" w:lineRule="auto" w:before="0" w:after="0"/>
+              <w:ind w:left="0" w:right="0" w:firstLine="0"/>
+              <w:jc w:val="center"/>
+            </w:pPr>
+            <w:r>
+              <w:rPr>
+                <w:rFonts w:ascii="Times New Roman" w:hAnsi="Times New Roman"/>
+                <w:i w:val="0"/>
+                <w:color w:val="000000"/>
+                <w:sz w:val="24"/>
+              </w:rPr>
+              <w:t>20</w:t>
+            </w:r>
+          </w:p>
+        </w:tc>
+      </w:tr>
+      <w:tr>
+        <w:tc>
+          <w:tcPr>
+            <w:tcW w:type="dxa" w:w="4844"/>
+            <w:vAlign w:val="center"/>
+            <w:tcBorders>
+              <w:top w:val="single" w:sz="4" w:color="000000"/>
+              <w:left w:val="single" w:sz="4" w:color="000000"/>
+              <w:bottom w:val="single" w:sz="4" w:color="000000"/>
+              <w:right w:val="single" w:sz="4" w:color="000000"/>
+            </w:tcBorders>
+          </w:tcPr>
+          <w:p>
+            <w:pPr>
+              <w:spacing w:line="240" w:lineRule="auto" w:before="0" w:after="0"/>
+              <w:ind w:left="0" w:right="0" w:firstLine="0"/>
+              <w:jc w:val="center"/>
+            </w:pPr>
+            <w:r>
+              <w:rPr>
+                <w:rFonts w:ascii="Times New Roman" w:hAnsi="Times New Roman"/>
+                <w:i w:val="0"/>
+                <w:color w:val="000000"/>
+                <w:sz w:val="24"/>
+              </w:rPr>
+              <w:t>20</w:t>
+            </w:r>
+          </w:p>
+        </w:tc>
+        <w:tc>
+          <w:tcPr>
+            <w:tcW w:type="dxa" w:w="4844"/>
+            <w:vAlign w:val="center"/>
+            <w:tcBorders>
+              <w:top w:val="single" w:sz="4" w:color="000000"/>
+              <w:left w:val="single" w:sz="4" w:color="000000"/>
+              <w:bottom w:val="single" w:sz="4" w:color="000000"/>
+              <w:right w:val="single" w:sz="4" w:color="000000"/>
+            </w:tcBorders>
+          </w:tcPr>
+          <w:p>
+            <w:pPr>
+              <w:spacing w:line="240" w:lineRule="auto" w:before="0" w:after="0"/>
+              <w:ind w:left="0" w:right="0" w:firstLine="0"/>
+              <w:jc w:val="center"/>
+            </w:pPr>
+            <w:r>
+              <w:rPr>
+                <w:rFonts w:ascii="Times New Roman" w:hAnsi="Times New Roman"/>
+                <w:i w:val="0"/>
+                <w:color w:val="000000"/>
+                <w:sz w:val="24"/>
+              </w:rPr>
+              <w:t>2</w:t>
+            </w:r>
+          </w:p>
+        </w:tc>
+      </w:tr>
+      <w:tr>
+        <w:tc>
+          <w:tcPr>
+            <w:tcW w:type="dxa" w:w="4844"/>
+            <w:vAlign w:val="center"/>
+            <w:tcBorders>
+              <w:top w:val="single" w:sz="4" w:color="000000"/>
+              <w:left w:val="single" w:sz="4" w:color="000000"/>
+              <w:bottom w:val="single" w:sz="4" w:color="000000"/>
+              <w:right w:val="single" w:sz="4" w:color="000000"/>
+            </w:tcBorders>
+          </w:tcPr>
+          <w:p>
+            <w:pPr>
+              <w:spacing w:line="240" w:lineRule="auto" w:before="0" w:after="0"/>
+              <w:ind w:left="0" w:right="0" w:firstLine="0"/>
+              <w:jc w:val="center"/>
+            </w:pPr>
+            <w:r>
+              <w:rPr>
+                <w:rFonts w:ascii="Times New Roman" w:hAnsi="Times New Roman"/>
+                <w:i w:val="0"/>
+                <w:color w:val="000000"/>
+                <w:sz w:val="24"/>
+              </w:rPr>
+              <w:t>20</w:t>
+            </w:r>
+          </w:p>
+        </w:tc>
+        <w:tc>
+          <w:tcPr>
+            <w:tcW w:type="dxa" w:w="4844"/>
+            <w:vAlign w:val="center"/>
+            <w:tcBorders>
+              <w:top w:val="single" w:sz="4" w:color="000000"/>
+              <w:left w:val="single" w:sz="4" w:color="000000"/>
+              <w:bottom w:val="single" w:sz="4" w:color="000000"/>
+              <w:right w:val="single" w:sz="4" w:color="000000"/>
+            </w:tcBorders>
+          </w:tcPr>
+          <w:p>
+            <w:pPr>
+              <w:spacing w:line="240" w:lineRule="auto" w:before="0" w:after="0"/>
+              <w:ind w:left="0" w:right="0" w:firstLine="0"/>
+              <w:jc w:val="center"/>
+            </w:pPr>
+            <w:r>
+              <w:rPr>
+                <w:rFonts w:ascii="Times New Roman" w:hAnsi="Times New Roman"/>
+                <w:i w:val="0"/>
+                <w:color w:val="000000"/>
+                <w:sz w:val="24"/>
+              </w:rPr>
+              <w:t>3</w:t>
+            </w:r>
+          </w:p>
+        </w:tc>
+      </w:tr>
+    </w:tbl>
+    <w:p>
+      <w:pPr>
+        <w:spacing w:line="240" w:lineRule="auto" w:before="280" w:after="0"/>
+        <w:ind w:left="0" w:right="0" w:firstLine="709"/>
+        <w:jc w:val="both"/>
+      </w:pPr>
+      <w:r>
+        <w:rPr>
+          <w:rFonts w:ascii="Times New Roman" w:hAnsi="Times New Roman"/>
+          <w:b w:val="0"/>
+          <w:i w:val="0"/>
+          <w:color w:val="000000"/>
+          <w:sz w:val="28"/>
+        </w:rPr>
+        <w:t>susapusin3</w:t>
+      </w:r>
+    </w:p>
+    <w:p>
+      <w:pPr>
+        <w:spacing w:line="240" w:lineRule="auto" w:before="280" w:after="0"/>
+        <w:ind w:left="0" w:right="0" w:firstLine="0"/>
+        <w:jc w:val="left"/>
+      </w:pPr>
+      <w:r>
+        <w:rPr>
+          <w:rFonts w:ascii="Times New Roman" w:hAnsi="Times New Roman"/>
+          <w:i w:val="0"/>
+          <w:color w:val="000000"/>
+          <w:sz w:val="28"/>
+        </w:rPr>
+        <w:t>Таблица 1.2 – описани таблицы офо</w:t>
+      </w:r>
+    </w:p>
+    <w:tbl>
+      <w:tblPr>
+        <w:tblW w:type="auto" w:w="0"/>
+        <w:tblLayout w:type="fixed"/>
+        <w:tblLook w:firstColumn="1" w:firstRow="1" w:lastColumn="0" w:lastRow="0" w:noHBand="0" w:noVBand="1" w:val="04A0"/>
+      </w:tblPr>
+      <w:tblGrid>
+        <w:gridCol w:w="3230"/>
+        <w:gridCol w:w="3230"/>
+        <w:gridCol w:w="3230"/>
+      </w:tblGrid>
+      <w:tr>
+        <w:tc>
+          <w:tcPr>
+            <w:tcW w:type="dxa" w:w="3230"/>
+            <w:vAlign w:val="center"/>
+            <w:tcBorders>
+              <w:top w:val="single" w:sz="4" w:color="000000"/>
+              <w:left w:val="single" w:sz="4" w:color="000000"/>
+              <w:bottom w:val="single" w:sz="4" w:color="000000"/>
+              <w:right w:val="single" w:sz="4" w:color="000000"/>
+            </w:tcBorders>
+          </w:tcPr>
+          <w:p>
+            <w:pPr>
+              <w:spacing w:line="240" w:lineRule="auto" w:before="0" w:after="0"/>
+              <w:ind w:left="0" w:right="0" w:firstLine="0"/>
+              <w:jc w:val="center"/>
+            </w:pPr>
+            <w:r>
+              <w:rPr>
+                <w:rFonts w:ascii="Times New Roman" w:hAnsi="Times New Roman"/>
+                <w:i w:val="0"/>
+                <w:color w:val="000000"/>
+                <w:sz w:val="24"/>
+              </w:rPr>
+              <w:t>--3</w:t>
+            </w:r>
+          </w:p>
+        </w:tc>
+        <w:tc>
+          <w:tcPr>
+            <w:tcW w:type="dxa" w:w="3230"/>
+            <w:vAlign w:val="center"/>
+            <w:tcBorders>
+              <w:top w:val="single" w:sz="4" w:color="000000"/>
+              <w:left w:val="single" w:sz="4" w:color="000000"/>
+              <w:bottom w:val="single" w:sz="4" w:color="000000"/>
+              <w:right w:val="single" w:sz="4" w:color="000000"/>
+            </w:tcBorders>
+          </w:tcPr>
+          <w:p>
+            <w:pPr>
+              <w:spacing w:line="240" w:lineRule="auto" w:before="0" w:after="0"/>
+              <w:ind w:left="0" w:right="0" w:firstLine="0"/>
+              <w:jc w:val="center"/>
+            </w:pPr>
+            <w:r>
+              <w:rPr>
+                <w:rFonts w:ascii="Times New Roman" w:hAnsi="Times New Roman"/>
+                <w:i w:val="0"/>
+                <w:color w:val="000000"/>
+                <w:sz w:val="24"/>
+              </w:rPr>
+              <w:t>425</w:t>
+            </w:r>
+          </w:p>
+        </w:tc>
+        <w:tc>
+          <w:tcPr>
+            <w:tcW w:type="dxa" w:w="3230"/>
+            <w:vAlign w:val="center"/>
+            <w:tcBorders>
+              <w:top w:val="single" w:sz="4" w:color="000000"/>
+              <w:left w:val="single" w:sz="4" w:color="000000"/>
+              <w:bottom w:val="single" w:sz="4" w:color="000000"/>
+              <w:right w:val="single" w:sz="4" w:color="000000"/>
+            </w:tcBorders>
+          </w:tcPr>
+          <w:p>
+            <w:pPr>
+              <w:spacing w:line="240" w:lineRule="auto" w:before="0" w:after="0"/>
+              <w:ind w:left="0" w:right="0" w:firstLine="0"/>
+              <w:jc w:val="center"/>
+            </w:pPr>
+            <w:r>
+              <w:rPr>
+                <w:rFonts w:ascii="Times New Roman" w:hAnsi="Times New Roman"/>
+                <w:i w:val="0"/>
+                <w:color w:val="000000"/>
+                <w:sz w:val="24"/>
+              </w:rPr>
+              <w:t>652</w:t>
+            </w:r>
+          </w:p>
+        </w:tc>
+      </w:tr>
+      <w:tr>
+        <w:tc>
+          <w:tcPr>
+            <w:tcW w:type="dxa" w:w="3230"/>
+            <w:vAlign w:val="center"/>
+            <w:tcBorders>
+              <w:top w:val="single" w:sz="4" w:color="000000"/>
+              <w:left w:val="single" w:sz="4" w:color="000000"/>
+              <w:bottom w:val="single" w:sz="4" w:color="000000"/>
+              <w:right w:val="single" w:sz="4" w:color="000000"/>
+            </w:tcBorders>
+          </w:tcPr>
+          <w:p>
+            <w:pPr>
+              <w:spacing w:line="240" w:lineRule="auto" w:before="0" w:after="0"/>
+              <w:ind w:left="0" w:right="0" w:firstLine="0"/>
+              <w:jc w:val="center"/>
+            </w:pPr>
+            <w:r>
+              <w:rPr>
+                <w:rFonts w:ascii="Times New Roman" w:hAnsi="Times New Roman"/>
+                <w:i w:val="0"/>
+                <w:color w:val="000000"/>
+                <w:sz w:val="24"/>
+              </w:rPr>
+              <w:t>4</w:t>
+            </w:r>
+          </w:p>
+        </w:tc>
+        <w:tc>
+          <w:tcPr>
+            <w:tcW w:type="dxa" w:w="3230"/>
+            <w:vAlign w:val="center"/>
+            <w:tcBorders>
+              <w:top w:val="single" w:sz="4" w:color="000000"/>
+              <w:left w:val="single" w:sz="4" w:color="000000"/>
+              <w:bottom w:val="single" w:sz="4" w:color="000000"/>
+              <w:right w:val="single" w:sz="4" w:color="000000"/>
+            </w:tcBorders>
+          </w:tcPr>
+          <w:p>
+            <w:pPr>
+              <w:spacing w:line="240" w:lineRule="auto" w:before="0" w:after="0"/>
+              <w:ind w:left="0" w:right="0" w:firstLine="0"/>
+              <w:jc w:val="center"/>
+            </w:pPr>
+            <w:r>
+              <w:rPr>
+                <w:rFonts w:ascii="Times New Roman" w:hAnsi="Times New Roman"/>
+                <w:i w:val="0"/>
+                <w:color w:val="000000"/>
+                <w:sz w:val="24"/>
+              </w:rPr>
+              <w:t>5</w:t>
+            </w:r>
+          </w:p>
+        </w:tc>
+        <w:tc>
+          <w:tcPr>
+            <w:tcW w:type="dxa" w:w="3230"/>
+            <w:vAlign w:val="center"/>
+            <w:tcBorders>
+              <w:top w:val="single" w:sz="4" w:color="000000"/>
+              <w:left w:val="single" w:sz="4" w:color="000000"/>
+              <w:bottom w:val="single" w:sz="4" w:color="000000"/>
+              <w:right w:val="single" w:sz="4" w:color="000000"/>
+            </w:tcBorders>
+          </w:tcPr>
+          <w:p>
+            <w:pPr>
+              <w:spacing w:line="240" w:lineRule="auto" w:before="0" w:after="0"/>
+              <w:ind w:left="0" w:right="0" w:firstLine="0"/>
+              <w:jc w:val="center"/>
+            </w:pPr>
+            <w:r>
+              <w:rPr>
+                <w:rFonts w:ascii="Times New Roman" w:hAnsi="Times New Roman"/>
+                <w:i w:val="0"/>
+                <w:color w:val="000000"/>
+                <w:sz w:val="24"/>
+              </w:rPr>
+              <w:t>6</w:t>
+            </w:r>
+          </w:p>
+        </w:tc>
+      </w:tr>
+    </w:tbl>
+    <w:p>
+      <w:pPr>
+        <w:spacing w:line="240" w:lineRule="auto" w:before="280" w:after="0"/>
+        <w:ind w:left="0" w:right="0" w:firstLine="0"/>
+        <w:suppressAutoHyphens w:val="true"/>
+        <w:pBdr>
+          <w:top w:val="single" w:sz="4" w:space="4" w:color="000000"/>
+          <w:left w:val="single" w:sz="4" w:space="4" w:color="000000"/>
+          <w:bottom w:val="single" w:sz="4" w:space="4" w:color="000000"/>
+          <w:right w:val="single" w:sz="4" w:space="4" w:color="000000"/>
+        </w:pBdr>
+      </w:pPr>
+      <w:r>
+        <w:rPr>
+          <w:rFonts w:ascii="Courier New" w:hAnsi="Courier New"/>
+          <w:b w:val="0"/>
+          <w:i w:val="0"/>
+          <w:color w:val="000000"/>
+          <w:sz w:val="24"/>
+        </w:rPr>
+        <w:t>3213123 1321poso smskdmska dmsn dkasjndjkasjdnasjkdnjaksdnajnaskdjnasjkdn kdsna ksdnas poso smskdmska dmsn dkasjndjkasjdnasjkdnjaksdnajnaskdjnasjkdn kdsna ksdnas poso smskdmska dmsn dkasjndjkasjdnasjkdnjaksdnajnaskdjnasjkdn kdsna ksdnas poso smskdmska dmsn dkasjndjkasjdnasjkdnjaksdnajnaskdjnasjkdn kdsna ksdnasposo smskdmska dmsn dkasjndjkasjdnasjkdnjaksdnajnaskdjnasjkdn kdsna ksdnas</w:t>
+      </w:r>
+    </w:p>
+    <w:p>
+      <w:pPr>
+        <w:spacing w:line="240" w:lineRule="auto" w:before="120" w:after="280"/>
+        <w:ind w:left="0" w:right="0" w:firstLine="0"/>
+        <w:jc w:val="center"/>
+      </w:pPr>
+      <w:r>
+        <w:rPr>
+          <w:rFonts w:ascii="Times New Roman" w:hAnsi="Times New Roman"/>
+          <w:b w:val="0"/>
+          <w:i w:val="0"/>
+          <w:color w:val="000000"/>
+          <w:sz w:val="28"/>
+        </w:rPr>
+        <w:t>Листинг 1.1 – 32capton new one</w:t>
+      </w:r>
+    </w:p>
+    <w:p>
+      <w:pPr>
+        <w:spacing w:line="240" w:lineRule="auto" w:before="0" w:after="0"/>
+        <w:ind w:left="0" w:right="0" w:firstLine="709"/>
+        <w:jc w:val="both"/>
+      </w:pPr>
+      <w:r>
+        <w:rPr>
+          <w:rFonts w:ascii="Times New Roman" w:hAnsi="Times New Roman"/>
+          <w:b w:val="0"/>
+          <w:i w:val="0"/>
+          <w:color w:val="000000"/>
+          <w:sz w:val="28"/>
+        </w:rPr>
+        <w:t>after table?</w:t>
+      </w:r>
+    </w:p>
+    <w:p>
+      <w:pPr>
+        <w:spacing w:line="240" w:lineRule="auto" w:before="0" w:after="0"/>
+        <w:ind w:left="0" w:right="0" w:firstLine="709"/>
+        <w:jc w:val="both"/>
+      </w:pPr>
+      <w:r>
+        <w:rPr>
+          <w:rFonts w:ascii="Times New Roman" w:hAnsi="Times New Roman"/>
+          <w:b w:val="0"/>
+          <w:i w:val="0"/>
+          <w:color w:val="000000"/>
+          <w:sz w:val="28"/>
+        </w:rPr>
+        <w:t>но вот и все par updated</w:t>
+      </w:r>
+    </w:p>
+    <w:tbl>
+      <w:tblPr>
+        <w:tblW w:type="auto" w:w="0"/>
+        <w:tblLayout w:type="fixed"/>
+        <w:tblLook w:firstColumn="1" w:firstRow="1" w:lastColumn="0" w:lastRow="0" w:noHBand="0" w:noVBand="1" w:val="04A0"/>
+      </w:tblPr>
+      <w:tblGrid>
+        <w:gridCol w:w="3230"/>
+        <w:gridCol w:w="3230"/>
+        <w:gridCol w:w="3230"/>
+      </w:tblGrid>
+      <w:tr>
+        <w:tc>
+          <w:tcPr>
+            <w:tcW w:type="dxa" w:w="969"/>
+          </w:tcPr>
+          <w:p/>
+        </w:tc>
+        <w:tc>
+          <w:tcPr>
+            <w:tcW w:type="dxa" w:w="7751"/>
+            <w:vAlign w:val="center"/>
+          </w:tcPr>
+          <w:p>
+            <w:pPr>
+              <w:spacing w:line="240" w:lineRule="auto" w:before="240" w:after="240"/>
+              <w:ind w:left="0" w:right="0" w:firstLine="0"/>
+              <w:jc w:val="center"/>
+            </w:pPr>
+            <w:r>
+              <w:rPr>
+                <w:b w:val="0"/>
+                <w:i w:val="0"/>
+                <w:color w:val="000000"/>
+                <w:sz w:val="28"/>
+              </w:rPr>
+              <m:oMath xmlns:mml="http://www.w3.org/1998/Math/MathML">
+                <m:r>
+                  <m:t>E=2332m</m:t>
+                </m:r>
+                <m:sSup>
+                  <m:e>
+                    <m:r>
+                      <m:t>c</m:t>
+                    </m:r>
+                  </m:e>
+                  <m:sup>
+                    <m:r>
+                      <m:t>2</m:t>
+                    </m:r>
+                  </m:sup>
+                </m:sSup>
+              </m:oMath>
+              <m:oMath xmlns:mml="http://www.w3.org/1998/Math/MathML">
+                <m:f>
+                  <m:fPr>
+                    <m:type m:val="bar"/>
+                  </m:fPr>
+                  <m:num>
+                    <m:r>
+                      <m:t>1</m:t>
+                    </m:r>
+                  </m:num>
+                  <m:den>
+                    <m:r>
+                      <m:t>2</m:t>
+                    </m:r>
+                  </m:den>
+                </m:f>
+                <m:r>
+                  <m:t>−</m:t>
+                </m:r>
+                <m:f>
+                  <m:fPr>
+                    <m:type m:val="bar"/>
+                  </m:fPr>
+                  <m:num>
+                    <m:f>
+                      <m:fPr>
+                        <m:type m:val="bar"/>
+                      </m:fPr>
+                      <m:num>
+                        <m:r>
+                          <m:t>10</m:t>
+                        </m:r>
+                      </m:num>
+                      <m:den>
+                        <m:r>
+                          <m:t>20</m:t>
+                        </m:r>
+                      </m:den>
+                    </m:f>
+                    <m:r>
+                      <m:t>−</m:t>
+                    </m:r>
+                  </m:num>
+                  <m:den/>
+                </m:f>
+                <m:r>
+                  <m:t>=30[</m:t>
+                </m:r>
+                <m:m>
+                  <m:mPr>
+                    <m:baseJc m:val="center"/>
+                    <m:plcHide m:val="on"/>
+                    <m:mcs>
+                      <m:mc>
+                        <m:mcPr>
+                          <m:count m:val="3"/>
+                          <m:mcJc m:val="center"/>
+                        </m:mcPr>
+                      </m:mc>
+                    </m:mcs>
+                  </m:mPr>
+                  <m:mr>
+                    <m:e>
+                      <m:r>
+                        <m:t>1</m:t>
+                      </m:r>
+                    </m:e>
+                    <m:e>
+                      <m:r>
+                        <m:t>1</m:t>
+                      </m:r>
+                    </m:e>
+                    <m:e>
+                      <m:r>
+                        <m:t>11</m:t>
+                      </m:r>
+                    </m:e>
+                  </m:mr>
+                  <m:mr>
+                    <m:e>
+                      <m:r>
+                        <m:t>1</m:t>
+                      </m:r>
+                    </m:e>
+                    <m:e>
+                      <m:r>
+                        <m:t>1</m:t>
+                      </m:r>
+                    </m:e>
+                    <m:e>
+                      <m:r>
+                        <m:t>11</m:t>
+                      </m:r>
+                    </m:e>
+                  </m:mr>
+                  <m:mr>
+                    <m:e>
+                      <m:r>
+                        <m:t>1</m:t>
+                      </m:r>
+                    </m:e>
+                    <m:e>
+                      <m:r>
+                        <m:t>1</m:t>
+                      </m:r>
+                    </m:e>
+                    <m:e>
+                      <m:r>
+                        <m:t>11</m:t>
+                      </m:r>
+                    </m:e>
+                  </m:mr>
+                </m:m>
+                <m:r>
+                  <m:t>]</m:t>
+                </m:r>
+              </m:oMath>
+            </w:r>
+          </w:p>
+        </w:tc>
+        <w:tc>
+          <w:tcPr>
+            <w:tcW w:type="dxa" w:w="969"/>
+            <w:vAlign w:val="center"/>
+          </w:tcPr>
+          <w:p>
+            <w:pPr>
+              <w:spacing w:line="240" w:lineRule="auto" w:before="240" w:after="240"/>
+              <w:ind w:left="0" w:right="0" w:firstLine="0"/>
+              <w:jc w:val="right"/>
+            </w:pPr>
+            <w:r>
+              <w:rPr>
+                <w:rFonts w:ascii="Times New Roman" w:hAnsi="Times New Roman"/>
+                <w:b w:val="0"/>
+                <w:i w:val="0"/>
+                <w:color w:val="000000"/>
+                <w:sz w:val="28"/>
+              </w:rPr>
+              <w:t>(1.1)</w:t>
+            </w:r>
+          </w:p>
+        </w:tc>
+      </w:tr>
+    </w:tbl>
+    <w:p>
+      <w:pPr>
+        <w:spacing w:line="240" w:lineRule="auto" w:before="0" w:after="0"/>
+        <w:ind w:left="0" w:right="0" w:firstLine="709"/>
+        <w:jc w:val="both"/>
+      </w:pPr>
+      <w:r>
+        <w:rPr>
+          <w:rFonts w:ascii="Times New Roman" w:hAnsi="Times New Roman"/>
+          <w:b w:val="0"/>
+          <w:i w:val="0"/>
+          <w:color w:val="000000"/>
+          <w:sz w:val="28"/>
+        </w:rPr>
+        <w:t>dksamdkasmdkasmdk amdk smadks amdksa mdkas mdask dms dkas</w:t>
+      </w:r>
+    </w:p>
+    <w:p>
+      <w:pPr>
+        <w:spacing w:line="240" w:lineRule="auto" w:before="280" w:after="0"/>
+        <w:ind w:left="0" w:right="0" w:firstLine="0"/>
+        <w:jc w:val="center"/>
+      </w:pPr>
+      <w:r>
+        <w:drawing>
+          <wp:inline xmlns:a="http://schemas.openxmlformats.org/drawingml/2006/main" xmlns:pic="http://schemas.openxmlformats.org/drawingml/2006/picture">
+            <wp:extent cx="1270000" cy="1270000"/>
+            <wp:docPr id="3" name="Picture 3"/>
+            <wp:cNvGraphicFramePr>
+              <a:graphicFrameLocks noChangeAspect="1"/>
+            </wp:cNvGraphicFramePr>
+            <a:graphic>
+              <a:graphicData uri="http://schemas.openxmlformats.org/drawingml/2006/picture">
+                <pic:pic>
+                  <pic:nvPicPr>
+                    <pic:cNvPr id="0" name="image.png"/>
+                    <pic:cNvPicPr/>
+                  </pic:nvPicPr>
+                  <pic:blipFill>
+                    <a:blip r:embed="rId7"/>
+                    <a:stretch>
+                      <a:fillRect/>
+                    </a:stretch>
+                  </pic:blipFill>
+                  <pic:spPr>
+                    <a:xfrm>
+                      <a:off x="0" y="0"/>
+                      <a:ext cx="1270000" cy="1270000"/>
+                    </a:xfrm>
+                    <a:prstGeom prst="rect"/>
+                  </pic:spPr>
+                </pic:pic>
+              </a:graphicData>
+            </a:graphic>
+          </wp:inline>
+        </w:drawing>
+      </w:r>
+    </w:p>
+    <w:p>
+      <w:pPr>
+        <w:spacing w:line="240" w:lineRule="auto" w:before="120" w:after="280"/>
+        <w:ind w:left="0" w:right="0" w:firstLine="0"/>
+        <w:jc w:val="center"/>
+      </w:pPr>
+      <w:r>
+        <w:rPr>
+          <w:rFonts w:ascii="Times New Roman" w:hAnsi="Times New Roman"/>
+          <w:b w:val="0"/>
+          <w:i w:val="0"/>
+          <w:color w:val="000000"/>
+          <w:sz w:val="28"/>
+        </w:rPr>
+        <w:t>Рисунок 1.3 – red one Новое изображение</w:t>
+      </w:r>
+    </w:p>
+    <w:tbl>
+      <w:tblPr>
+        <w:tblW w:type="auto" w:w="0"/>
+        <w:tblLayout w:type="fixed"/>
+        <w:tblLook w:firstColumn="1" w:firstRow="1" w:lastColumn="0" w:lastRow="0" w:noHBand="0" w:noVBand="1" w:val="04A0"/>
+      </w:tblPr>
+      <w:tblGrid>
+        <w:gridCol w:w="3230"/>
+        <w:gridCol w:w="3230"/>
+        <w:gridCol w:w="3230"/>
+      </w:tblGrid>
+      <w:tr>
+        <w:tc>
+          <w:tcPr>
+            <w:tcW w:type="dxa" w:w="969"/>
+          </w:tcPr>
+          <w:p/>
+        </w:tc>
+        <w:tc>
+          <w:tcPr>
+            <w:tcW w:type="dxa" w:w="7751"/>
+            <w:vAlign w:val="center"/>
+          </w:tcPr>
+          <w:p>
+            <w:pPr>
+              <w:spacing w:line="240" w:lineRule="auto" w:before="240" w:after="240"/>
+              <w:ind w:left="0" w:right="0" w:firstLine="0"/>
+              <w:jc w:val="center"/>
+            </w:pPr>
+            <w:r>
+              <w:rPr>
+                <w:b w:val="0"/>
+                <w:i w:val="0"/>
+                <w:color w:val="000000"/>
+                <w:sz w:val="28"/>
+              </w:rPr>
+              <m:oMath xmlns:mml="http://www.w3.org/1998/Math/MathML">
+                <m:r>
+                  <m:t>E=233d2m</m:t>
+                </m:r>
+                <m:sSup>
+                  <m:e>
+                    <m:r>
+                      <m:t>c</m:t>
+                    </m:r>
+                  </m:e>
+                  <m:sup>
+                    <m:r>
+                      <m:t>2</m:t>
+                    </m:r>
+                  </m:sup>
+                </m:sSup>
+              </m:oMath>
+            </w:r>
+          </w:p>
+        </w:tc>
+        <w:tc>
+          <w:tcPr>
+            <w:tcW w:type="dxa" w:w="969"/>
+            <w:vAlign w:val="center"/>
+          </w:tcPr>
+          <w:p>
+            <w:pPr>
+              <w:spacing w:line="240" w:lineRule="auto" w:before="240" w:after="240"/>
+              <w:ind w:left="0" w:right="0" w:firstLine="0"/>
+              <w:jc w:val="right"/>
+            </w:pPr>
+            <w:r>
+              <w:rPr>
+                <w:rFonts w:ascii="Times New Roman" w:hAnsi="Times New Roman"/>
+                <w:b w:val="0"/>
+                <w:i w:val="0"/>
+                <w:color w:val="000000"/>
+                <w:sz w:val="28"/>
+              </w:rPr>
+              <w:t>(1.2)</w:t>
+            </w:r>
+          </w:p>
+        </w:tc>
+      </w:tr>
+    </w:tbl>
+    <w:p>
+      <w:pPr>
+        <w:pStyle w:val="3"/>
+        <w:spacing w:line="240" w:lineRule="auto" w:before="360" w:after="240"/>
+        <w:ind w:left="0" w:right="0" w:firstLine="709"/>
+      </w:pPr>
+      <w:r>
+        <w:rPr>
+          <w:rFonts w:ascii="Times New Roman" w:hAnsi="Times New Roman"/>
+          <w:b/>
+          <w:i w:val="0"/>
+          <w:color w:val="000000"/>
+          <w:sz w:val="28"/>
+        </w:rPr>
+        <w:t>1.3.1 toooto</w:t>
+      </w:r>
+    </w:p>
+    <w:p>
+      <w:pPr>
+        <w:spacing w:line="240" w:lineRule="auto" w:before="0" w:after="0"/>
+        <w:ind w:left="0" w:right="0" w:firstLine="709"/>
+        <w:jc w:val="both"/>
+      </w:pPr>
+      <w:r>
+        <w:rPr>
+          <w:rFonts w:ascii="Times New Roman" w:hAnsi="Times New Roman"/>
+          <w:b w:val="0"/>
+          <w:i w:val="0"/>
+          <w:color w:val="000000"/>
+          <w:sz w:val="28"/>
+        </w:rPr>
+        <w:t>dlasjd dk askdj lkasdно вот и все par updated</w:t>
+      </w:r>
+    </w:p>
+    <w:p>
+      <w:pPr>
+        <w:spacing w:line="240" w:lineRule="auto" w:before="0" w:after="0"/>
+        <w:ind w:left="0" w:right="0" w:firstLine="709"/>
+        <w:jc w:val="both"/>
+      </w:pPr>
+      <w:r>
+        <w:rPr>
+          <w:rFonts w:ascii="Times New Roman" w:hAnsi="Times New Roman"/>
+          <w:b w:val="0"/>
+          <w:i w:val="0"/>
+          <w:color w:val="000000"/>
+          <w:sz w:val="28"/>
+        </w:rPr>
+        <w:t>32131312412 412 4214но вот и все par updated</w:t>
+      </w:r>
+    </w:p>
+    <w:p>
+      <w:pPr>
+        <w:pStyle w:val="3"/>
+        <w:spacing w:line="240" w:lineRule="auto" w:before="360" w:after="240"/>
+        <w:ind w:left="0" w:right="0" w:firstLine="709"/>
+      </w:pPr>
+      <w:r>
+        <w:rPr>
+          <w:rFonts w:ascii="Times New Roman" w:hAnsi="Times New Roman"/>
+          <w:b/>
+          <w:i w:val="0"/>
+          <w:color w:val="000000"/>
+          <w:sz w:val="28"/>
+        </w:rPr>
+        <w:t>1.3.2 new_header105 che dks</w:t>
+      </w:r>
+    </w:p>
+    <w:p>
+      <w:pPr>
+        <w:spacing w:line="240" w:lineRule="auto" w:before="280" w:after="0"/>
+        <w:ind w:left="0" w:right="0" w:firstLine="0"/>
+        <w:suppressAutoHyphens w:val="true"/>
+        <w:pBdr>
+          <w:top w:val="single" w:sz="4" w:space="4" w:color="000000"/>
+          <w:left w:val="single" w:sz="4" w:space="4" w:color="000000"/>
+          <w:bottom w:val="single" w:sz="4" w:space="4" w:color="000000"/>
+          <w:right w:val="single" w:sz="4" w:space="4" w:color="000000"/>
+        </w:pBdr>
+      </w:pPr>
+      <w:r>
+        <w:rPr>
+          <w:rFonts w:ascii="Courier New" w:hAnsi="Courier New"/>
+          <w:b w:val="0"/>
+          <w:i w:val="0"/>
+          <w:color w:val="000000"/>
+          <w:sz w:val="24"/>
+        </w:rPr>
+        <w:t>def move_element_word(self, parent: Element, element: Element, after:Element =None):</w:t>
+        <w:br/>
+        <w:t xml:space="preserve">        if isinstance(element,Header):</w:t>
+        <w:br/>
+        <w:t xml:space="preserve">            self.numberer.adjust_header_levels(parent,element)</w:t>
+        <w:br/>
+        <w:t xml:space="preserve">        self.numberer.move_element(parent,element,after)</w:t>
+        <w:br/>
+        <w:t xml:space="preserve">        if not isinstance(element,Header) and not isinstance(parent,Header):</w:t>
+        <w:br/>
+        <w:t xml:space="preserve">            after=parent</w:t>
+        <w:br/>
+        <w:t xml:space="preserve">        if isinstance(element,Header):</w:t>
+        <w:br/>
+        <w:t xml:space="preserve">            self._sync_move_to_doc(element,parent,after,element,parent)</w:t>
+        <w:br/>
+        <w:t xml:space="preserve">        else:</w:t>
+        <w:br/>
+        <w:t xml:space="preserve">            self._sync_move_to_doc(element,parent,after,None,None)</w:t>
+      </w:r>
+    </w:p>
+    <w:p>
+      <w:pPr>
+        <w:spacing w:line="240" w:lineRule="auto" w:before="120" w:after="280"/>
+        <w:ind w:left="0" w:right="0" w:firstLine="0"/>
+        <w:jc w:val="center"/>
+      </w:pPr>
+      <w:r>
+        <w:rPr>
+          <w:rFonts w:ascii="Times New Roman" w:hAnsi="Times New Roman"/>
+          <w:b w:val="0"/>
+          <w:i w:val="0"/>
+          <w:color w:val="000000"/>
+          <w:sz w:val="28"/>
+        </w:rPr>
+        <w:t>Листинг 1.2 – cdasdapton new one</w:t>
+      </w:r>
+    </w:p>
+    <w:p>
+      <w:pPr>
+        <w:spacing w:line="240" w:lineRule="auto" w:before="0" w:after="0"/>
+        <w:ind w:left="0" w:right="0" w:firstLine="709"/>
+        <w:jc w:val="both"/>
+      </w:pPr>
+      <w:r>
+        <w:rPr>
+          <w:rFonts w:ascii="Times New Roman" w:hAnsi="Times New Roman"/>
+          <w:b w:val="0"/>
+          <w:i w:val="0"/>
+          <w:color w:val="000000"/>
+          <w:sz w:val="28"/>
+        </w:rPr>
+        <w:t>new_header105; j1nj2eeio12e2m21eio dk askdj lkasdно вот и все par updated</w:t>
+      </w:r>
+    </w:p>
+    <w:p>
+      <w:pPr>
+        <w:spacing w:line="240" w:lineRule="auto" w:before="0" w:after="0"/>
+        <w:ind w:left="0" w:right="0" w:firstLine="709"/>
+        <w:jc w:val="both"/>
+      </w:pPr>
+      <w:r>
+        <w:rPr>
+          <w:rFonts w:ascii="Times New Roman" w:hAnsi="Times New Roman"/>
+          <w:b w:val="0"/>
+          <w:i w:val="0"/>
+          <w:color w:val="000000"/>
+          <w:sz w:val="28"/>
+        </w:rPr>
+        <w:t>new_header105 knodskd skds;kdaskdkasd 412 4214но вот и все par updated</w:t>
+      </w:r>
+    </w:p>
+    <w:p>
+      <w:pPr>
+        <w:pStyle w:val="3"/>
+        <w:spacing w:line="240" w:lineRule="auto" w:before="360" w:after="240"/>
+        <w:ind w:left="0" w:right="0" w:firstLine="709"/>
+      </w:pPr>
+      <w:r>
+        <w:rPr>
+          <w:rFonts w:ascii="Times New Roman" w:hAnsi="Times New Roman"/>
+          <w:b/>
+          <w:i w:val="0"/>
+          <w:color w:val="000000"/>
+          <w:sz w:val="28"/>
+        </w:rPr>
+        <w:t>1.3.3 che dks</w:t>
+      </w:r>
+    </w:p>
+    <w:p>
+      <w:pPr>
+        <w:spacing w:line="240" w:lineRule="auto" w:before="0" w:after="0"/>
+        <w:ind w:left="0" w:right="0" w:firstLine="709"/>
+        <w:jc w:val="both"/>
+      </w:pPr>
+      <w:r>
+        <w:rPr>
+          <w:rFonts w:ascii="Times New Roman" w:hAnsi="Times New Roman"/>
+          <w:b w:val="0"/>
+          <w:i w:val="0"/>
+          <w:color w:val="000000"/>
+          <w:sz w:val="28"/>
+        </w:rPr>
+        <w:t>dasindm; j1nj2eeio12e2m21eio dk askdj lkasdно вот и все par updated dasdasddajsdn jasdnjasndj ansdjasn dasnddddddddddddddddddddddddddddddddddsnj ndjs ndj sndj asndjsj</w:t>
+      </w:r>
+    </w:p>
+    <w:p>
+      <w:pPr>
+        <w:spacing w:line="240" w:lineRule="auto" w:before="0" w:after="0"/>
+        <w:ind w:left="0" w:right="0" w:firstLine="709"/>
+        <w:jc w:val="both"/>
+      </w:pPr>
+      <w:r>
+        <w:rPr>
+          <w:rFonts w:ascii="Times New Roman" w:hAnsi="Times New Roman"/>
+          <w:b w:val="0"/>
+          <w:i w:val="0"/>
+          <w:color w:val="000000"/>
+          <w:sz w:val="28"/>
+        </w:rPr>
+        <w:t>IMage knodskd skds;kdaskdkasd dbhjdnsadnsajdksandksandasjn djsan djksadnasnkdjsajdndak 412 4214но вот и все par updated</w:t>
+      </w:r>
+    </w:p>
+    <w:p>
+      <w:pPr>
+        <w:pStyle w:val="2"/>
+        <w:spacing w:line="240" w:lineRule="auto" w:before="360" w:after="240"/>
+        <w:ind w:left="0" w:right="0" w:firstLine="709"/>
+      </w:pPr>
+      <w:r>
+        <w:rPr>
+          <w:rFonts w:ascii="Times New Roman" w:hAnsi="Times New Roman"/>
+          <w:b/>
+          <w:i w:val="0"/>
+          <w:color w:val="000000"/>
+          <w:sz w:val="28"/>
+        </w:rPr>
+        <w:t>1.4 d заголовок</w:t>
+      </w:r>
+    </w:p>
+    <w:p>
+      <w:pPr>
+        <w:spacing w:line="240" w:lineRule="auto" w:before="0" w:after="0"/>
+        <w:ind w:left="0" w:right="0" w:firstLine="709"/>
+        <w:jc w:val="both"/>
+      </w:pPr>
+      <w:r>
+        <w:rPr>
+          <w:rFonts w:ascii="Times New Roman" w:hAnsi="Times New Roman"/>
+          <w:b w:val="0"/>
+          <w:i w:val="0"/>
+          <w:color w:val="000000"/>
+          <w:sz w:val="28"/>
+        </w:rPr>
+        <w:t>321321321</w:t>
+      </w:r>
+    </w:p>
+    <w:tbl>
+      <w:tblPr>
+        <w:tblW w:type="auto" w:w="0"/>
+        <w:tblLayout w:type="fixed"/>
+        <w:tblLook w:firstColumn="1" w:firstRow="1" w:lastColumn="0" w:lastRow="0" w:noHBand="0" w:noVBand="1" w:val="04A0"/>
+      </w:tblPr>
+      <w:tblGrid>
+        <w:gridCol w:w="3230"/>
+        <w:gridCol w:w="3230"/>
+        <w:gridCol w:w="3230"/>
+      </w:tblGrid>
+      <w:tr>
+        <w:tc>
+          <w:tcPr>
+            <w:tcW w:type="dxa" w:w="969"/>
+          </w:tcPr>
+          <w:p/>
+        </w:tc>
+        <w:tc>
+          <w:tcPr>
+            <w:tcW w:type="dxa" w:w="7751"/>
+            <w:vAlign w:val="center"/>
+          </w:tcPr>
+          <w:p>
+            <w:pPr>
+              <w:spacing w:line="240" w:lineRule="auto" w:before="240" w:after="240"/>
+              <w:ind w:left="0" w:right="0" w:firstLine="0"/>
+              <w:jc w:val="center"/>
+            </w:pPr>
+            <w:r>
+              <w:rPr>
+                <w:b w:val="0"/>
+                <w:i w:val="0"/>
+                <w:color w:val="000000"/>
+                <w:sz w:val="28"/>
+              </w:rPr>
+              <m:oMath xmlns:mml="http://www.w3.org/1998/Math/MathML">
+                <m:r>
+                  <m:t>a−2=2</m:t>
+                </m:r>
+              </m:oMath>
+            </w:r>
+          </w:p>
+        </w:tc>
+        <w:tc>
+          <w:tcPr>
+            <w:tcW w:type="dxa" w:w="969"/>
+            <w:vAlign w:val="center"/>
+          </w:tcPr>
+          <w:p>
+            <w:pPr>
+              <w:spacing w:line="240" w:lineRule="auto" w:before="240" w:after="240"/>
+              <w:ind w:left="0" w:right="0" w:firstLine="0"/>
+              <w:jc w:val="right"/>
+            </w:pPr>
+            <w:r>
+              <w:rPr>
+                <w:rFonts w:ascii="Times New Roman" w:hAnsi="Times New Roman"/>
+                <w:b w:val="0"/>
+                <w:i w:val="0"/>
+                <w:color w:val="000000"/>
+                <w:sz w:val="28"/>
+              </w:rPr>
+              <w:t>(1.3)</w:t>
+            </w:r>
+          </w:p>
+        </w:tc>
+      </w:tr>
+    </w:tbl>
+    <w:p>
+      <w:pPr>
+        <w:pStyle w:val="1"/>
+        <w:pageBreakBefore/>
+        <w:spacing w:line="240" w:lineRule="auto" w:before="0" w:after="360"/>
+        <w:ind w:left="0" w:right="0" w:firstLine="709"/>
+      </w:pPr>
+      <w:r>
+        <w:rPr>
+          <w:rFonts w:ascii="Times New Roman" w:hAnsi="Times New Roman"/>
+          <w:b/>
+          <w:i w:val="0"/>
+          <w:color w:val="000000"/>
+          <w:sz w:val="28"/>
+        </w:rPr>
+        <w:t>2 проверка го гого</w:t>
+      </w:r>
+    </w:p>
+    <w:p>
+      <w:pPr>
+        <w:spacing w:line="240" w:lineRule="auto" w:before="0" w:after="0"/>
+        <w:ind w:left="0" w:right="0" w:firstLine="709"/>
+        <w:jc w:val="both"/>
+      </w:pPr>
+      <w:r>
+        <w:rPr>
+          <w:rFonts w:ascii="Times New Roman" w:hAnsi="Times New Roman"/>
+          <w:b w:val="0"/>
+          <w:i w:val="0"/>
+          <w:color w:val="000000"/>
+          <w:sz w:val="28"/>
+        </w:rPr>
+        <w:t xml:space="preserve"> ndskm</w:t>
+      </w:r>
+    </w:p>
+    <w:p>
+      <w:pPr>
+        <w:pStyle w:val="1"/>
+        <w:pageBreakBefore/>
+        <w:spacing w:line="240" w:lineRule="auto" w:before="0" w:after="120"/>
+        <w:ind w:left="0" w:right="0" w:firstLine="709"/>
+      </w:pPr>
+      <w:r>
+        <w:rPr>
+          <w:rFonts w:ascii="Times New Roman" w:hAnsi="Times New Roman"/>
+          <w:b/>
+          <w:i w:val="0"/>
+          <w:color w:val="000000"/>
+          <w:sz w:val="28"/>
+        </w:rPr>
+        <w:t>3 иди сюда заголовок</w:t>
+      </w:r>
+    </w:p>
+    <w:p>
+      <w:pPr>
+        <w:spacing w:line="240" w:lineRule="auto" w:before="280" w:after="0"/>
+        <w:ind w:left="0" w:right="0" w:firstLine="0"/>
+        <w:suppressAutoHyphens w:val="true"/>
+        <w:pBdr>
+          <w:top w:val="single" w:sz="4" w:space="4" w:color="000000"/>
+          <w:left w:val="single" w:sz="4" w:space="4" w:color="000000"/>
+          <w:bottom w:val="single" w:sz="4" w:space="4" w:color="000000"/>
+          <w:right w:val="single" w:sz="4" w:space="4" w:color="000000"/>
+        </w:pBdr>
+      </w:pPr>
+      <w:r>
+        <w:rPr>
+          <w:rFonts w:ascii="Courier New" w:hAnsi="Courier New"/>
+          <w:b w:val="0"/>
+          <w:i w:val="0"/>
+          <w:color w:val="000000"/>
+          <w:sz w:val="24"/>
+        </w:rPr>
+        <w:t>poso smskdmska dmsn dkasjndjkasjdnasjkdnjaksdnajnaskdjnasjkdn kdsna ksdnas</w:t>
+      </w:r>
+    </w:p>
+    <w:p>
+      <w:pPr>
+        <w:spacing w:line="240" w:lineRule="auto" w:before="120" w:after="280"/>
+        <w:ind w:left="0" w:right="0" w:firstLine="0"/>
+        <w:jc w:val="center"/>
+      </w:pPr>
+      <w:r>
+        <w:rPr>
+          <w:rFonts w:ascii="Times New Roman" w:hAnsi="Times New Roman"/>
+          <w:b w:val="0"/>
+          <w:i w:val="0"/>
+          <w:color w:val="000000"/>
+          <w:sz w:val="28"/>
+        </w:rPr>
+        <w:t>Листинг 3.1 – capton new one</w:t>
+      </w:r>
+    </w:p>
+    <w:p>
+      <w:pPr>
+        <w:spacing w:before="0" w:line="240" w:lineRule="auto" w:after="0"/>
+        <w:ind w:left="0" w:right="0" w:firstLine="709"/>
+        <w:jc w:val="both"/>
+      </w:pPr>
+      <w:r>
+        <w:rPr>
+          <w:rFonts w:ascii="Times New Roman" w:hAnsi="Times New Roman"/>
+          <w:b w:val="0"/>
+          <w:i w:val="0"/>
+          <w:color w:val="000000"/>
+          <w:sz w:val="28"/>
+        </w:rPr>
+        <w:t>– dsadasd;</w:t>
+      </w:r>
+    </w:p>
+    <w:p>
+      <w:pPr>
+        <w:spacing w:line="240" w:lineRule="auto" w:after="0"/>
+        <w:ind w:left="0" w:right="0" w:firstLine="709"/>
+        <w:jc w:val="both"/>
+      </w:pPr>
+      <w:r>
+        <w:rPr>
+          <w:rFonts w:ascii="Times New Roman" w:hAnsi="Times New Roman"/>
+          <w:b w:val="0"/>
+          <w:i w:val="0"/>
+          <w:color w:val="000000"/>
+          <w:sz w:val="28"/>
+        </w:rPr>
+        <w:t>– как-то так;</w:t>
+      </w:r>
+    </w:p>
+    <w:p>
+      <w:pPr>
+        <w:spacing w:before="0" w:line="240" w:lineRule="auto" w:after="0"/>
+        <w:ind w:left="0" w:right="0" w:firstLine="709"/>
+        <w:jc w:val="both"/>
+      </w:pPr>
+      <w:r>
+        <w:rPr>
+          <w:rFonts w:ascii="Times New Roman" w:hAnsi="Times New Roman"/>
+          <w:b w:val="0"/>
+          <w:i w:val="0"/>
+          <w:color w:val="000000"/>
+          <w:sz w:val="28"/>
+        </w:rPr>
+        <w:t>– пися231;</w:t>
+      </w:r>
+    </w:p>
+    <w:p>
+      <w:pPr>
+        <w:spacing w:before="0" w:line="240" w:lineRule="auto" w:after="0"/>
+        <w:ind w:left="0" w:right="0" w:firstLine="709"/>
+        <w:jc w:val="both"/>
+      </w:pPr>
+      <w:r>
+        <w:rPr>
+          <w:rFonts w:ascii="Times New Roman" w:hAnsi="Times New Roman"/>
+          <w:b w:val="0"/>
+          <w:i w:val="0"/>
+          <w:color w:val="000000"/>
+          <w:sz w:val="28"/>
+        </w:rPr>
+        <w:t>– ага.</w:t>
+      </w:r>
+    </w:p>
     <w:sectPr>
       <w:pgSz w:w="12240" w:h="15840"/>
       <w:pgMar w:top="1134" w:right="850" w:bottom="1134" w:left="1701" w:header="720" w:footer="720" w:gutter="0"/>

--- a/test.docx
+++ b/test.docx
@@ -1592,6 +1592,3324 @@
           <w:sz w:val="28"/>
         </w:rPr>
         <w:t>Листинг 3.1 – capton new one</w:t>
+      </w:r>
+    </w:p>
+    <w:p>
+      <w:pPr>
+        <w:spacing w:before="0" w:line="240" w:lineRule="auto" w:after="0"/>
+        <w:ind w:left="0" w:right="0" w:firstLine="709"/>
+        <w:jc w:val="both"/>
+      </w:pPr>
+      <w:r>
+        <w:rPr>
+          <w:rFonts w:ascii="Times New Roman" w:hAnsi="Times New Roman"/>
+          <w:b w:val="0"/>
+          <w:i w:val="0"/>
+          <w:color w:val="000000"/>
+          <w:sz w:val="28"/>
+        </w:rPr>
+        <w:t>– dsadasd;</w:t>
+      </w:r>
+    </w:p>
+    <w:p>
+      <w:pPr>
+        <w:spacing w:line="240" w:lineRule="auto" w:after="0"/>
+        <w:ind w:left="0" w:right="0" w:firstLine="709"/>
+        <w:jc w:val="both"/>
+      </w:pPr>
+      <w:r>
+        <w:rPr>
+          <w:rFonts w:ascii="Times New Roman" w:hAnsi="Times New Roman"/>
+          <w:b w:val="0"/>
+          <w:i w:val="0"/>
+          <w:color w:val="000000"/>
+          <w:sz w:val="28"/>
+        </w:rPr>
+        <w:t>– как-то так;</w:t>
+      </w:r>
+    </w:p>
+    <w:p>
+      <w:pPr>
+        <w:spacing w:before="0" w:line="240" w:lineRule="auto" w:after="0"/>
+        <w:ind w:left="0" w:right="0" w:firstLine="709"/>
+        <w:jc w:val="both"/>
+      </w:pPr>
+      <w:r>
+        <w:rPr>
+          <w:rFonts w:ascii="Times New Roman" w:hAnsi="Times New Roman"/>
+          <w:b w:val="0"/>
+          <w:i w:val="0"/>
+          <w:color w:val="000000"/>
+          <w:sz w:val="28"/>
+        </w:rPr>
+        <w:t>– пися231;</w:t>
+      </w:r>
+    </w:p>
+    <w:p>
+      <w:pPr>
+        <w:spacing w:before="0" w:line="240" w:lineRule="auto" w:after="0"/>
+        <w:ind w:left="0" w:right="0" w:firstLine="709"/>
+        <w:jc w:val="both"/>
+      </w:pPr>
+      <w:r>
+        <w:rPr>
+          <w:rFonts w:ascii="Times New Roman" w:hAnsi="Times New Roman"/>
+          <w:b w:val="0"/>
+          <w:i w:val="0"/>
+          <w:color w:val="000000"/>
+          <w:sz w:val="28"/>
+        </w:rPr>
+        <w:t>– ага.</w:t>
+      </w:r>
+    </w:p>
+    <w:p>
+      <w:pPr>
+        <w:pStyle w:val="1"/>
+        <w:pageBreakBefore/>
+        <w:spacing w:line="240" w:lineRule="auto" w:before="0" w:after="360"/>
+        <w:ind w:left="0" w:right="0" w:firstLine="709"/>
+      </w:pPr>
+      <w:r>
+        <w:rPr>
+          <w:rFonts w:ascii="Times New Roman" w:hAnsi="Times New Roman"/>
+          <w:b/>
+          <w:i w:val="0"/>
+          <w:color w:val="000000"/>
+          <w:sz w:val="28"/>
+        </w:rPr>
+        <w:t>4 Новый заголовок</w:t>
+      </w:r>
+    </w:p>
+    <w:p>
+      <w:pPr>
+        <w:spacing w:line="240" w:lineRule="auto" w:before="280" w:after="0"/>
+        <w:ind w:left="0" w:right="0" w:firstLine="0"/>
+        <w:jc w:val="center"/>
+      </w:pPr>
+      <w:r>
+        <w:drawing>
+          <wp:inline xmlns:a="http://schemas.openxmlformats.org/drawingml/2006/main" xmlns:pic="http://schemas.openxmlformats.org/drawingml/2006/picture">
+            <wp:extent cx="1270000" cy="1270000"/>
+            <wp:docPr id="5" name="Picture 5"/>
+            <wp:cNvGraphicFramePr>
+              <a:graphicFrameLocks noChangeAspect="1"/>
+            </wp:cNvGraphicFramePr>
+            <a:graphic>
+              <a:graphicData uri="http://schemas.openxmlformats.org/drawingml/2006/picture">
+                <pic:pic>
+                  <pic:nvPicPr>
+                    <pic:cNvPr id="0" name="image.png"/>
+                    <pic:cNvPicPr/>
+                  </pic:nvPicPr>
+                  <pic:blipFill>
+                    <a:blip r:embed="rId6"/>
+                    <a:stretch>
+                      <a:fillRect/>
+                    </a:stretch>
+                  </pic:blipFill>
+                  <pic:spPr>
+                    <a:xfrm>
+                      <a:off x="0" y="0"/>
+                      <a:ext cx="1270000" cy="1270000"/>
+                    </a:xfrm>
+                    <a:prstGeom prst="rect"/>
+                  </pic:spPr>
+                </pic:pic>
+              </a:graphicData>
+            </a:graphic>
+          </wp:inline>
+        </w:drawing>
+      </w:r>
+    </w:p>
+    <w:p>
+      <w:pPr>
+        <w:spacing w:line="240" w:lineRule="auto" w:before="120" w:after="280"/>
+        <w:ind w:left="0" w:right="0" w:firstLine="0"/>
+        <w:jc w:val="center"/>
+      </w:pPr>
+      <w:r>
+        <w:rPr>
+          <w:rFonts w:ascii="Times New Roman" w:hAnsi="Times New Roman"/>
+          <w:b w:val="0"/>
+          <w:i w:val="0"/>
+          <w:color w:val="000000"/>
+          <w:sz w:val="28"/>
+        </w:rPr>
+        <w:t>Рисунок 4.1 – Новdsdasdое изображение</w:t>
+      </w:r>
+    </w:p>
+    <w:p>
+      <w:pPr>
+        <w:spacing w:line="240" w:lineRule="auto" w:before="280" w:after="0"/>
+        <w:ind w:left="0" w:right="0" w:firstLine="0"/>
+        <w:jc w:val="center"/>
+      </w:pPr>
+      <w:r>
+        <w:drawing>
+          <wp:inline xmlns:a="http://schemas.openxmlformats.org/drawingml/2006/main" xmlns:pic="http://schemas.openxmlformats.org/drawingml/2006/picture">
+            <wp:extent cx="1270000" cy="1270000"/>
+            <wp:docPr id="4" name="Picture 4"/>
+            <wp:cNvGraphicFramePr>
+              <a:graphicFrameLocks noChangeAspect="1"/>
+            </wp:cNvGraphicFramePr>
+            <a:graphic>
+              <a:graphicData uri="http://schemas.openxmlformats.org/drawingml/2006/picture">
+                <pic:pic>
+                  <pic:nvPicPr>
+                    <pic:cNvPr id="0" name="image.png"/>
+                    <pic:cNvPicPr/>
+                  </pic:nvPicPr>
+                  <pic:blipFill>
+                    <a:blip r:embed="rId6"/>
+                    <a:stretch>
+                      <a:fillRect/>
+                    </a:stretch>
+                  </pic:blipFill>
+                  <pic:spPr>
+                    <a:xfrm>
+                      <a:off x="0" y="0"/>
+                      <a:ext cx="1270000" cy="1270000"/>
+                    </a:xfrm>
+                    <a:prstGeom prst="rect"/>
+                  </pic:spPr>
+                </pic:pic>
+              </a:graphicData>
+            </a:graphic>
+          </wp:inline>
+        </w:drawing>
+      </w:r>
+    </w:p>
+    <w:p>
+      <w:pPr>
+        <w:spacing w:line="240" w:lineRule="auto" w:before="120" w:after="280"/>
+        <w:ind w:left="0" w:right="0" w:firstLine="0"/>
+        <w:jc w:val="center"/>
+      </w:pPr>
+      <w:r>
+        <w:rPr>
+          <w:rFonts w:ascii="Times New Roman" w:hAnsi="Times New Roman"/>
+          <w:b w:val="0"/>
+          <w:i w:val="0"/>
+          <w:color w:val="000000"/>
+          <w:sz w:val="28"/>
+        </w:rPr>
+        <w:t>Рисунок 4.2 – Новое изображение</w:t>
+      </w:r>
+    </w:p>
+    <w:p>
+      <w:pPr>
+        <w:spacing w:line="240" w:lineRule="auto" w:before="0" w:after="0"/>
+        <w:ind w:left="0" w:right="0" w:firstLine="709"/>
+        <w:jc w:val="both"/>
+      </w:pPr>
+      <w:r>
+        <w:rPr>
+          <w:rFonts w:ascii="Times New Roman" w:hAnsi="Times New Roman"/>
+          <w:b w:val="0"/>
+          <w:i w:val="0"/>
+          <w:color w:val="000000"/>
+          <w:sz w:val="28"/>
+        </w:rPr>
+        <w:t>dasda32132131231sd</w:t>
+      </w:r>
+    </w:p>
+    <w:p>
+      <w:pPr>
+        <w:spacing w:line="240" w:lineRule="auto" w:before="0" w:after="0"/>
+        <w:ind w:left="0" w:right="0" w:firstLine="709"/>
+        <w:jc w:val="both"/>
+      </w:pPr>
+      <w:r>
+        <w:rPr>
+          <w:rFonts w:ascii="Times New Roman" w:hAnsi="Times New Roman"/>
+          <w:b w:val="0"/>
+          <w:i w:val="0"/>
+          <w:color w:val="000000"/>
+          <w:sz w:val="28"/>
+        </w:rPr>
+        <w:t>dasdasd</w:t>
+      </w:r>
+    </w:p>
+    <w:p>
+      <w:pPr>
+        <w:pStyle w:val="2"/>
+        <w:spacing w:line="240" w:lineRule="auto" w:before="360" w:after="240"/>
+        <w:ind w:left="0" w:right="0" w:firstLine="709"/>
+      </w:pPr>
+      <w:r>
+        <w:rPr>
+          <w:rFonts w:ascii="Times New Roman" w:hAnsi="Times New Roman"/>
+          <w:b/>
+          <w:i w:val="0"/>
+          <w:color w:val="000000"/>
+          <w:sz w:val="28"/>
+        </w:rPr>
+        <w:t>4.1 Новый222 заголовок</w:t>
+      </w:r>
+    </w:p>
+    <w:p>
+      <w:pPr>
+        <w:spacing w:line="240" w:lineRule="auto" w:before="0" w:after="0"/>
+        <w:ind w:left="0" w:right="0" w:firstLine="709"/>
+        <w:jc w:val="both"/>
+      </w:pPr>
+      <w:r>
+        <w:rPr>
+          <w:rFonts w:ascii="Times New Roman" w:hAnsi="Times New Roman"/>
+          <w:b w:val="0"/>
+          <w:i w:val="0"/>
+          <w:color w:val="000000"/>
+          <w:sz w:val="28"/>
+        </w:rPr>
+        <w:t>2020220</w:t>
+      </w:r>
+    </w:p>
+    <w:p>
+      <w:pPr>
+        <w:spacing w:line="240" w:lineRule="auto" w:before="0" w:after="0"/>
+        <w:ind w:left="0" w:right="0" w:firstLine="709"/>
+        <w:jc w:val="both"/>
+      </w:pPr>
+      <w:r>
+        <w:rPr>
+          <w:rFonts w:ascii="Times New Roman" w:hAnsi="Times New Roman"/>
+          <w:b w:val="0"/>
+          <w:i w:val="0"/>
+          <w:color w:val="000000"/>
+          <w:sz w:val="28"/>
+        </w:rPr>
+        <w:t>2020220323232</w:t>
+      </w:r>
+    </w:p>
+    <w:p>
+      <w:pPr>
+        <w:pStyle w:val="3"/>
+        <w:spacing w:line="240" w:lineRule="auto" w:before="360" w:after="240"/>
+        <w:ind w:left="0" w:right="0" w:firstLine="709"/>
+      </w:pPr>
+      <w:r>
+        <w:rPr>
+          <w:rFonts w:ascii="Times New Roman" w:hAnsi="Times New Roman"/>
+          <w:b/>
+          <w:i w:val="0"/>
+          <w:color w:val="000000"/>
+          <w:sz w:val="28"/>
+        </w:rPr>
+        <w:t>4.1.1 ну я хитрееее тебя 333проверка го гого</w:t>
+      </w:r>
+    </w:p>
+    <w:p>
+      <w:pPr>
+        <w:spacing w:line="240" w:lineRule="auto" w:before="0" w:after="0"/>
+        <w:ind w:left="0" w:right="0" w:firstLine="709"/>
+        <w:jc w:val="both"/>
+      </w:pPr>
+      <w:r>
+        <w:rPr>
+          <w:rFonts w:ascii="Times New Roman" w:hAnsi="Times New Roman"/>
+          <w:b w:val="0"/>
+          <w:i w:val="0"/>
+          <w:color w:val="000000"/>
+          <w:sz w:val="28"/>
+        </w:rPr>
+        <w:t>[bnh эомент]</w:t>
+      </w:r>
+    </w:p>
+    <w:p>
+      <w:pPr>
+        <w:pStyle w:val="2"/>
+        <w:spacing w:line="240" w:lineRule="auto" w:before="360" w:after="240"/>
+        <w:ind w:left="0" w:right="0" w:firstLine="709"/>
+      </w:pPr>
+      <w:r>
+        <w:rPr>
+          <w:rFonts w:ascii="Times New Roman" w:hAnsi="Times New Roman"/>
+          <w:b/>
+          <w:i w:val="0"/>
+          <w:color w:val="000000"/>
+          <w:sz w:val="28"/>
+        </w:rPr>
+        <w:t>4.2 Ну если и это заголоовк мошны йто просто молчу</w:t>
+      </w:r>
+    </w:p>
+    <w:p>
+      <w:pPr>
+        <w:spacing w:line="240" w:lineRule="auto" w:before="0" w:after="0"/>
+        <w:ind w:left="0" w:right="0" w:firstLine="709"/>
+        <w:jc w:val="both"/>
+      </w:pPr>
+      <w:r>
+        <w:rPr>
+          <w:rFonts w:ascii="Times New Roman" w:hAnsi="Times New Roman"/>
+          <w:b w:val="0"/>
+          <w:i w:val="0"/>
+          <w:color w:val="000000"/>
+          <w:sz w:val="28"/>
+        </w:rPr>
+        <w:t>pusin</w:t>
+      </w:r>
+    </w:p>
+    <w:p>
+      <w:pPr>
+        <w:spacing w:line="240" w:lineRule="auto" w:before="0" w:after="0"/>
+        <w:ind w:left="0" w:right="0" w:firstLine="709"/>
+        <w:jc w:val="both"/>
+      </w:pPr>
+      <w:r>
+        <w:rPr>
+          <w:rFonts w:ascii="Times New Roman" w:hAnsi="Times New Roman"/>
+          <w:b w:val="0"/>
+          <w:i w:val="0"/>
+          <w:color w:val="000000"/>
+          <w:sz w:val="28"/>
+        </w:rPr>
+        <w:t>pusin3</w:t>
+      </w:r>
+    </w:p>
+    <w:p>
+      <w:pPr>
+        <w:spacing w:line="240" w:lineRule="auto" w:before="0" w:after="0"/>
+        <w:ind w:left="0" w:right="0" w:firstLine="709"/>
+        <w:jc w:val="both"/>
+      </w:pPr>
+      <w:r>
+        <w:rPr>
+          <w:rFonts w:ascii="Times New Roman" w:hAnsi="Times New Roman"/>
+          <w:b w:val="0"/>
+          <w:i w:val="0"/>
+          <w:color w:val="000000"/>
+          <w:sz w:val="28"/>
+        </w:rPr>
+        <w:t>pusin2</w:t>
+      </w:r>
+    </w:p>
+    <w:p>
+      <w:pPr>
+        <w:pStyle w:val="2"/>
+        <w:spacing w:line="240" w:lineRule="auto" w:before="120" w:after="240"/>
+        <w:ind w:left="0" w:right="0" w:firstLine="709"/>
+      </w:pPr>
+      <w:r>
+        <w:rPr>
+          <w:rFonts w:ascii="Times New Roman" w:hAnsi="Times New Roman"/>
+          <w:b/>
+          <w:i w:val="0"/>
+          <w:color w:val="000000"/>
+          <w:sz w:val="28"/>
+        </w:rPr>
+        <w:t>4.3 иди сюда заголовок 2</w:t>
+      </w:r>
+    </w:p>
+    <w:p>
+      <w:pPr>
+        <w:spacing w:line="240" w:lineRule="auto" w:before="280" w:after="0"/>
+        <w:ind w:left="0" w:right="0" w:firstLine="0"/>
+        <w:jc w:val="left"/>
+      </w:pPr>
+      <w:r>
+        <w:rPr>
+          <w:rFonts w:ascii="Times New Roman" w:hAnsi="Times New Roman"/>
+          <w:i w:val="0"/>
+          <w:color w:val="000000"/>
+          <w:sz w:val="28"/>
+        </w:rPr>
+        <w:t>Таблица 4.1 – Fracat32ion table</w:t>
+      </w:r>
+    </w:p>
+    <w:tbl>
+      <w:tblPr>
+        <w:tblW w:type="auto" w:w="0"/>
+        <w:tblLayout w:type="fixed"/>
+        <w:tblLook w:firstColumn="1" w:firstRow="1" w:lastColumn="0" w:lastRow="0" w:noHBand="0" w:noVBand="1" w:val="04A0"/>
+      </w:tblPr>
+      <w:tblGrid>
+        <w:gridCol w:w="4844"/>
+        <w:gridCol w:w="4844"/>
+      </w:tblGrid>
+      <w:tr>
+        <w:tc>
+          <w:tcPr>
+            <w:tcW w:type="dxa" w:w="4844"/>
+            <w:vAlign w:val="center"/>
+            <w:tcBorders>
+              <w:top w:val="single" w:sz="4" w:color="000000"/>
+              <w:left w:val="single" w:sz="4" w:color="000000"/>
+              <w:bottom w:val="single" w:sz="4" w:color="000000"/>
+              <w:right w:val="single" w:sz="4" w:color="000000"/>
+            </w:tcBorders>
+          </w:tcPr>
+          <w:p>
+            <w:pPr>
+              <w:spacing w:line="240" w:lineRule="auto" w:before="0" w:after="0"/>
+              <w:ind w:left="0" w:right="0" w:firstLine="0"/>
+              <w:jc w:val="center"/>
+            </w:pPr>
+            <w:r>
+              <w:rPr>
+                <w:rFonts w:ascii="Times New Roman" w:hAnsi="Times New Roman"/>
+                <w:i w:val="0"/>
+                <w:color w:val="000000"/>
+                <w:sz w:val="24"/>
+              </w:rPr>
+              <w:t>10</w:t>
+            </w:r>
+          </w:p>
+        </w:tc>
+        <w:tc>
+          <w:tcPr>
+            <w:tcW w:type="dxa" w:w="4844"/>
+            <w:vAlign w:val="center"/>
+            <w:tcBorders>
+              <w:top w:val="single" w:sz="4" w:color="000000"/>
+              <w:left w:val="single" w:sz="4" w:color="000000"/>
+              <w:bottom w:val="single" w:sz="4" w:color="000000"/>
+              <w:right w:val="single" w:sz="4" w:color="000000"/>
+            </w:tcBorders>
+          </w:tcPr>
+          <w:p>
+            <w:pPr>
+              <w:spacing w:line="240" w:lineRule="auto" w:before="0" w:after="0"/>
+              <w:ind w:left="0" w:right="0" w:firstLine="0"/>
+              <w:jc w:val="center"/>
+            </w:pPr>
+            <w:r>
+              <w:rPr>
+                <w:rFonts w:ascii="Times New Roman" w:hAnsi="Times New Roman"/>
+                <w:i w:val="0"/>
+                <w:color w:val="000000"/>
+                <w:sz w:val="24"/>
+              </w:rPr>
+              <w:t>20</w:t>
+            </w:r>
+          </w:p>
+        </w:tc>
+      </w:tr>
+      <w:tr>
+        <w:tc>
+          <w:tcPr>
+            <w:tcW w:type="dxa" w:w="4844"/>
+            <w:vAlign w:val="center"/>
+            <w:tcBorders>
+              <w:top w:val="single" w:sz="4" w:color="000000"/>
+              <w:left w:val="single" w:sz="4" w:color="000000"/>
+              <w:bottom w:val="single" w:sz="4" w:color="000000"/>
+              <w:right w:val="single" w:sz="4" w:color="000000"/>
+            </w:tcBorders>
+          </w:tcPr>
+          <w:p>
+            <w:pPr>
+              <w:spacing w:line="240" w:lineRule="auto" w:before="0" w:after="0"/>
+              <w:ind w:left="0" w:right="0" w:firstLine="0"/>
+              <w:jc w:val="center"/>
+            </w:pPr>
+            <w:r>
+              <w:rPr>
+                <w:rFonts w:ascii="Times New Roman" w:hAnsi="Times New Roman"/>
+                <w:i w:val="0"/>
+                <w:color w:val="000000"/>
+                <w:sz w:val="24"/>
+              </w:rPr>
+              <w:t>20</w:t>
+            </w:r>
+          </w:p>
+        </w:tc>
+        <w:tc>
+          <w:tcPr>
+            <w:tcW w:type="dxa" w:w="4844"/>
+            <w:vAlign w:val="center"/>
+            <w:tcBorders>
+              <w:top w:val="single" w:sz="4" w:color="000000"/>
+              <w:left w:val="single" w:sz="4" w:color="000000"/>
+              <w:bottom w:val="single" w:sz="4" w:color="000000"/>
+              <w:right w:val="single" w:sz="4" w:color="000000"/>
+            </w:tcBorders>
+          </w:tcPr>
+          <w:p>
+            <w:pPr>
+              <w:spacing w:line="240" w:lineRule="auto" w:before="0" w:after="0"/>
+              <w:ind w:left="0" w:right="0" w:firstLine="0"/>
+              <w:jc w:val="center"/>
+            </w:pPr>
+            <w:r>
+              <w:rPr>
+                <w:rFonts w:ascii="Times New Roman" w:hAnsi="Times New Roman"/>
+                <w:i w:val="0"/>
+                <w:color w:val="000000"/>
+                <w:sz w:val="24"/>
+              </w:rPr>
+              <w:t>2</w:t>
+            </w:r>
+          </w:p>
+        </w:tc>
+      </w:tr>
+      <w:tr>
+        <w:tc>
+          <w:tcPr>
+            <w:tcW w:type="dxa" w:w="4844"/>
+            <w:vAlign w:val="center"/>
+            <w:tcBorders>
+              <w:top w:val="single" w:sz="4" w:color="000000"/>
+              <w:left w:val="single" w:sz="4" w:color="000000"/>
+              <w:bottom w:val="single" w:sz="4" w:color="000000"/>
+              <w:right w:val="single" w:sz="4" w:color="000000"/>
+            </w:tcBorders>
+          </w:tcPr>
+          <w:p>
+            <w:pPr>
+              <w:spacing w:line="240" w:lineRule="auto" w:before="0" w:after="0"/>
+              <w:ind w:left="0" w:right="0" w:firstLine="0"/>
+              <w:jc w:val="center"/>
+            </w:pPr>
+            <w:r>
+              <w:rPr>
+                <w:rFonts w:ascii="Times New Roman" w:hAnsi="Times New Roman"/>
+                <w:i w:val="0"/>
+                <w:color w:val="000000"/>
+                <w:sz w:val="24"/>
+              </w:rPr>
+              <w:t>20</w:t>
+            </w:r>
+          </w:p>
+        </w:tc>
+        <w:tc>
+          <w:tcPr>
+            <w:tcW w:type="dxa" w:w="4844"/>
+            <w:vAlign w:val="center"/>
+            <w:tcBorders>
+              <w:top w:val="single" w:sz="4" w:color="000000"/>
+              <w:left w:val="single" w:sz="4" w:color="000000"/>
+              <w:bottom w:val="single" w:sz="4" w:color="000000"/>
+              <w:right w:val="single" w:sz="4" w:color="000000"/>
+            </w:tcBorders>
+          </w:tcPr>
+          <w:p>
+            <w:pPr>
+              <w:spacing w:line="240" w:lineRule="auto" w:before="0" w:after="0"/>
+              <w:ind w:left="0" w:right="0" w:firstLine="0"/>
+              <w:jc w:val="center"/>
+            </w:pPr>
+            <w:r>
+              <w:rPr>
+                <w:rFonts w:ascii="Times New Roman" w:hAnsi="Times New Roman"/>
+                <w:i w:val="0"/>
+                <w:color w:val="000000"/>
+                <w:sz w:val="24"/>
+              </w:rPr>
+              <w:t>3</w:t>
+            </w:r>
+          </w:p>
+        </w:tc>
+      </w:tr>
+    </w:tbl>
+    <w:p>
+      <w:pPr>
+        <w:spacing w:line="240" w:lineRule="auto" w:before="280" w:after="0"/>
+        <w:ind w:left="0" w:right="0" w:firstLine="709"/>
+        <w:jc w:val="both"/>
+      </w:pPr>
+      <w:r>
+        <w:rPr>
+          <w:rFonts w:ascii="Times New Roman" w:hAnsi="Times New Roman"/>
+          <w:b w:val="0"/>
+          <w:i w:val="0"/>
+          <w:color w:val="000000"/>
+          <w:sz w:val="28"/>
+        </w:rPr>
+        <w:t>susapusin3</w:t>
+      </w:r>
+    </w:p>
+    <w:p>
+      <w:pPr>
+        <w:spacing w:line="240" w:lineRule="auto" w:before="280" w:after="0"/>
+        <w:ind w:left="0" w:right="0" w:firstLine="0"/>
+        <w:jc w:val="left"/>
+      </w:pPr>
+      <w:r>
+        <w:rPr>
+          <w:rFonts w:ascii="Times New Roman" w:hAnsi="Times New Roman"/>
+          <w:i w:val="0"/>
+          <w:color w:val="000000"/>
+          <w:sz w:val="28"/>
+        </w:rPr>
+        <w:t>Таблица 4.2 – описани таблицы офо</w:t>
+      </w:r>
+    </w:p>
+    <w:tbl>
+      <w:tblPr>
+        <w:tblW w:type="auto" w:w="0"/>
+        <w:tblLayout w:type="fixed"/>
+        <w:tblLook w:firstColumn="1" w:firstRow="1" w:lastColumn="0" w:lastRow="0" w:noHBand="0" w:noVBand="1" w:val="04A0"/>
+      </w:tblPr>
+      <w:tblGrid>
+        <w:gridCol w:w="3230"/>
+        <w:gridCol w:w="3230"/>
+        <w:gridCol w:w="3230"/>
+      </w:tblGrid>
+      <w:tr>
+        <w:tc>
+          <w:tcPr>
+            <w:tcW w:type="dxa" w:w="3230"/>
+            <w:vAlign w:val="center"/>
+            <w:tcBorders>
+              <w:top w:val="single" w:sz="4" w:color="000000"/>
+              <w:left w:val="single" w:sz="4" w:color="000000"/>
+              <w:bottom w:val="single" w:sz="4" w:color="000000"/>
+              <w:right w:val="single" w:sz="4" w:color="000000"/>
+            </w:tcBorders>
+          </w:tcPr>
+          <w:p>
+            <w:pPr>
+              <w:spacing w:line="240" w:lineRule="auto" w:before="0" w:after="0"/>
+              <w:ind w:left="0" w:right="0" w:firstLine="0"/>
+              <w:jc w:val="center"/>
+            </w:pPr>
+            <w:r>
+              <w:rPr>
+                <w:rFonts w:ascii="Times New Roman" w:hAnsi="Times New Roman"/>
+                <w:i w:val="0"/>
+                <w:color w:val="000000"/>
+                <w:sz w:val="24"/>
+              </w:rPr>
+              <w:t>--3</w:t>
+            </w:r>
+          </w:p>
+        </w:tc>
+        <w:tc>
+          <w:tcPr>
+            <w:tcW w:type="dxa" w:w="3230"/>
+            <w:vAlign w:val="center"/>
+            <w:tcBorders>
+              <w:top w:val="single" w:sz="4" w:color="000000"/>
+              <w:left w:val="single" w:sz="4" w:color="000000"/>
+              <w:bottom w:val="single" w:sz="4" w:color="000000"/>
+              <w:right w:val="single" w:sz="4" w:color="000000"/>
+            </w:tcBorders>
+          </w:tcPr>
+          <w:p>
+            <w:pPr>
+              <w:spacing w:line="240" w:lineRule="auto" w:before="0" w:after="0"/>
+              <w:ind w:left="0" w:right="0" w:firstLine="0"/>
+              <w:jc w:val="center"/>
+            </w:pPr>
+            <w:r>
+              <w:rPr>
+                <w:rFonts w:ascii="Times New Roman" w:hAnsi="Times New Roman"/>
+                <w:i w:val="0"/>
+                <w:color w:val="000000"/>
+                <w:sz w:val="24"/>
+              </w:rPr>
+              <w:t>425</w:t>
+            </w:r>
+          </w:p>
+        </w:tc>
+        <w:tc>
+          <w:tcPr>
+            <w:tcW w:type="dxa" w:w="3230"/>
+            <w:vAlign w:val="center"/>
+            <w:tcBorders>
+              <w:top w:val="single" w:sz="4" w:color="000000"/>
+              <w:left w:val="single" w:sz="4" w:color="000000"/>
+              <w:bottom w:val="single" w:sz="4" w:color="000000"/>
+              <w:right w:val="single" w:sz="4" w:color="000000"/>
+            </w:tcBorders>
+          </w:tcPr>
+          <w:p>
+            <w:pPr>
+              <w:spacing w:line="240" w:lineRule="auto" w:before="0" w:after="0"/>
+              <w:ind w:left="0" w:right="0" w:firstLine="0"/>
+              <w:jc w:val="center"/>
+            </w:pPr>
+            <w:r>
+              <w:rPr>
+                <w:rFonts w:ascii="Times New Roman" w:hAnsi="Times New Roman"/>
+                <w:i w:val="0"/>
+                <w:color w:val="000000"/>
+                <w:sz w:val="24"/>
+              </w:rPr>
+              <w:t>652</w:t>
+            </w:r>
+          </w:p>
+        </w:tc>
+      </w:tr>
+      <w:tr>
+        <w:tc>
+          <w:tcPr>
+            <w:tcW w:type="dxa" w:w="3230"/>
+            <w:vAlign w:val="center"/>
+            <w:tcBorders>
+              <w:top w:val="single" w:sz="4" w:color="000000"/>
+              <w:left w:val="single" w:sz="4" w:color="000000"/>
+              <w:bottom w:val="single" w:sz="4" w:color="000000"/>
+              <w:right w:val="single" w:sz="4" w:color="000000"/>
+            </w:tcBorders>
+          </w:tcPr>
+          <w:p>
+            <w:pPr>
+              <w:spacing w:line="240" w:lineRule="auto" w:before="0" w:after="0"/>
+              <w:ind w:left="0" w:right="0" w:firstLine="0"/>
+              <w:jc w:val="center"/>
+            </w:pPr>
+            <w:r>
+              <w:rPr>
+                <w:rFonts w:ascii="Times New Roman" w:hAnsi="Times New Roman"/>
+                <w:i w:val="0"/>
+                <w:color w:val="000000"/>
+                <w:sz w:val="24"/>
+              </w:rPr>
+              <w:t>4</w:t>
+            </w:r>
+          </w:p>
+        </w:tc>
+        <w:tc>
+          <w:tcPr>
+            <w:tcW w:type="dxa" w:w="3230"/>
+            <w:vAlign w:val="center"/>
+            <w:tcBorders>
+              <w:top w:val="single" w:sz="4" w:color="000000"/>
+              <w:left w:val="single" w:sz="4" w:color="000000"/>
+              <w:bottom w:val="single" w:sz="4" w:color="000000"/>
+              <w:right w:val="single" w:sz="4" w:color="000000"/>
+            </w:tcBorders>
+          </w:tcPr>
+          <w:p>
+            <w:pPr>
+              <w:spacing w:line="240" w:lineRule="auto" w:before="0" w:after="0"/>
+              <w:ind w:left="0" w:right="0" w:firstLine="0"/>
+              <w:jc w:val="center"/>
+            </w:pPr>
+            <w:r>
+              <w:rPr>
+                <w:rFonts w:ascii="Times New Roman" w:hAnsi="Times New Roman"/>
+                <w:i w:val="0"/>
+                <w:color w:val="000000"/>
+                <w:sz w:val="24"/>
+              </w:rPr>
+              <w:t>5</w:t>
+            </w:r>
+          </w:p>
+        </w:tc>
+        <w:tc>
+          <w:tcPr>
+            <w:tcW w:type="dxa" w:w="3230"/>
+            <w:vAlign w:val="center"/>
+            <w:tcBorders>
+              <w:top w:val="single" w:sz="4" w:color="000000"/>
+              <w:left w:val="single" w:sz="4" w:color="000000"/>
+              <w:bottom w:val="single" w:sz="4" w:color="000000"/>
+              <w:right w:val="single" w:sz="4" w:color="000000"/>
+            </w:tcBorders>
+          </w:tcPr>
+          <w:p>
+            <w:pPr>
+              <w:spacing w:line="240" w:lineRule="auto" w:before="0" w:after="0"/>
+              <w:ind w:left="0" w:right="0" w:firstLine="0"/>
+              <w:jc w:val="center"/>
+            </w:pPr>
+            <w:r>
+              <w:rPr>
+                <w:rFonts w:ascii="Times New Roman" w:hAnsi="Times New Roman"/>
+                <w:i w:val="0"/>
+                <w:color w:val="000000"/>
+                <w:sz w:val="24"/>
+              </w:rPr>
+              <w:t>6</w:t>
+            </w:r>
+          </w:p>
+        </w:tc>
+      </w:tr>
+    </w:tbl>
+    <w:p>
+      <w:pPr>
+        <w:spacing w:line="240" w:lineRule="auto" w:before="280" w:after="0"/>
+        <w:ind w:left="0" w:right="0" w:firstLine="0"/>
+        <w:suppressAutoHyphens w:val="true"/>
+        <w:pBdr>
+          <w:top w:val="single" w:sz="4" w:space="4" w:color="000000"/>
+          <w:left w:val="single" w:sz="4" w:space="4" w:color="000000"/>
+          <w:bottom w:val="single" w:sz="4" w:space="4" w:color="000000"/>
+          <w:right w:val="single" w:sz="4" w:space="4" w:color="000000"/>
+        </w:pBdr>
+      </w:pPr>
+      <w:r>
+        <w:rPr>
+          <w:rFonts w:ascii="Courier New" w:hAnsi="Courier New"/>
+          <w:b w:val="0"/>
+          <w:i w:val="0"/>
+          <w:color w:val="000000"/>
+          <w:sz w:val="24"/>
+        </w:rPr>
+        <w:t>3213123 1321poso smskdmska dmsn dkasjndjkasjdnasjkdnjaksdnajnaskdjnasjkdn kdsna ksdnas poso smskdmska dmsn dkasjndjkasjdnasjkdnjaksdnajnaskdjnasjkdn kdsna ksdnas poso smskdmska dmsn dkasjndjkasjdnasjkdnjaksdnajnaskdjnasjkdn kdsna ksdnas poso smskdmska dmsn dkasjndjkasjdnasjkdnjaksdnajnaskdjnasjkdn kdsna ksdnasposo smskdmska dmsn dkasjndjkasjdnasjkdnjaksdnajnaskdjnasjkdn kdsna ksdnas</w:t>
+      </w:r>
+    </w:p>
+    <w:p>
+      <w:pPr>
+        <w:spacing w:line="240" w:lineRule="auto" w:before="120" w:after="280"/>
+        <w:ind w:left="0" w:right="0" w:firstLine="0"/>
+        <w:jc w:val="center"/>
+      </w:pPr>
+      <w:r>
+        <w:rPr>
+          <w:rFonts w:ascii="Times New Roman" w:hAnsi="Times New Roman"/>
+          <w:b w:val="0"/>
+          <w:i w:val="0"/>
+          <w:color w:val="000000"/>
+          <w:sz w:val="28"/>
+        </w:rPr>
+        <w:t>Листинг 4.1 – 32capton new one</w:t>
+      </w:r>
+    </w:p>
+    <w:p>
+      <w:pPr>
+        <w:spacing w:line="240" w:lineRule="auto" w:before="0" w:after="0"/>
+        <w:ind w:left="0" w:right="0" w:firstLine="709"/>
+        <w:jc w:val="both"/>
+      </w:pPr>
+      <w:r>
+        <w:rPr>
+          <w:rFonts w:ascii="Times New Roman" w:hAnsi="Times New Roman"/>
+          <w:b w:val="0"/>
+          <w:i w:val="0"/>
+          <w:color w:val="000000"/>
+          <w:sz w:val="28"/>
+        </w:rPr>
+        <w:t>after table?</w:t>
+      </w:r>
+    </w:p>
+    <w:p>
+      <w:pPr>
+        <w:spacing w:line="240" w:lineRule="auto" w:before="0" w:after="0"/>
+        <w:ind w:left="0" w:right="0" w:firstLine="709"/>
+        <w:jc w:val="both"/>
+      </w:pPr>
+      <w:r>
+        <w:rPr>
+          <w:rFonts w:ascii="Times New Roman" w:hAnsi="Times New Roman"/>
+          <w:b w:val="0"/>
+          <w:i w:val="0"/>
+          <w:color w:val="000000"/>
+          <w:sz w:val="28"/>
+        </w:rPr>
+        <w:t>но вот и все par updated</w:t>
+      </w:r>
+    </w:p>
+    <w:tbl>
+      <w:tblPr>
+        <w:tblW w:type="auto" w:w="0"/>
+        <w:tblLayout w:type="fixed"/>
+        <w:tblLook w:firstColumn="1" w:firstRow="1" w:lastColumn="0" w:lastRow="0" w:noHBand="0" w:noVBand="1" w:val="04A0"/>
+      </w:tblPr>
+      <w:tblGrid>
+        <w:gridCol w:w="3230"/>
+        <w:gridCol w:w="3230"/>
+        <w:gridCol w:w="3230"/>
+      </w:tblGrid>
+      <w:tr>
+        <w:tc>
+          <w:tcPr>
+            <w:tcW w:type="dxa" w:w="969"/>
+          </w:tcPr>
+          <w:p/>
+        </w:tc>
+        <w:tc>
+          <w:tcPr>
+            <w:tcW w:type="dxa" w:w="7751"/>
+            <w:vAlign w:val="center"/>
+          </w:tcPr>
+          <w:p>
+            <w:pPr>
+              <w:spacing w:line="240" w:lineRule="auto" w:before="240" w:after="240"/>
+              <w:ind w:left="0" w:right="0" w:firstLine="0"/>
+              <w:jc w:val="center"/>
+            </w:pPr>
+            <w:r>
+              <w:rPr>
+                <w:b w:val="0"/>
+                <w:i w:val="0"/>
+                <w:color w:val="000000"/>
+                <w:sz w:val="28"/>
+              </w:rPr>
+              <m:oMath xmlns:mml="http://www.w3.org/1998/Math/MathML">
+                <m:r>
+                  <m:t>E=2332m</m:t>
+                </m:r>
+                <m:sSup>
+                  <m:e>
+                    <m:r>
+                      <m:t>c</m:t>
+                    </m:r>
+                  </m:e>
+                  <m:sup>
+                    <m:r>
+                      <m:t>2</m:t>
+                    </m:r>
+                  </m:sup>
+                </m:sSup>
+              </m:oMath>
+              <m:oMath xmlns:mml="http://www.w3.org/1998/Math/MathML">
+                <m:f>
+                  <m:fPr>
+                    <m:type m:val="bar"/>
+                  </m:fPr>
+                  <m:num>
+                    <m:r>
+                      <m:t>1</m:t>
+                    </m:r>
+                  </m:num>
+                  <m:den>
+                    <m:r>
+                      <m:t>2</m:t>
+                    </m:r>
+                  </m:den>
+                </m:f>
+                <m:r>
+                  <m:t>−</m:t>
+                </m:r>
+                <m:f>
+                  <m:fPr>
+                    <m:type m:val="bar"/>
+                  </m:fPr>
+                  <m:num>
+                    <m:f>
+                      <m:fPr>
+                        <m:type m:val="bar"/>
+                      </m:fPr>
+                      <m:num>
+                        <m:r>
+                          <m:t>10</m:t>
+                        </m:r>
+                      </m:num>
+                      <m:den>
+                        <m:r>
+                          <m:t>20</m:t>
+                        </m:r>
+                      </m:den>
+                    </m:f>
+                    <m:r>
+                      <m:t>−</m:t>
+                    </m:r>
+                  </m:num>
+                  <m:den/>
+                </m:f>
+                <m:r>
+                  <m:t>=30[</m:t>
+                </m:r>
+                <m:m>
+                  <m:mPr>
+                    <m:baseJc m:val="center"/>
+                    <m:plcHide m:val="on"/>
+                    <m:mcs>
+                      <m:mc>
+                        <m:mcPr>
+                          <m:count m:val="3"/>
+                          <m:mcJc m:val="center"/>
+                        </m:mcPr>
+                      </m:mc>
+                    </m:mcs>
+                  </m:mPr>
+                  <m:mr>
+                    <m:e>
+                      <m:r>
+                        <m:t>1</m:t>
+                      </m:r>
+                    </m:e>
+                    <m:e>
+                      <m:r>
+                        <m:t>1</m:t>
+                      </m:r>
+                    </m:e>
+                    <m:e>
+                      <m:r>
+                        <m:t>11</m:t>
+                      </m:r>
+                    </m:e>
+                  </m:mr>
+                  <m:mr>
+                    <m:e>
+                      <m:r>
+                        <m:t>1</m:t>
+                      </m:r>
+                    </m:e>
+                    <m:e>
+                      <m:r>
+                        <m:t>1</m:t>
+                      </m:r>
+                    </m:e>
+                    <m:e>
+                      <m:r>
+                        <m:t>11</m:t>
+                      </m:r>
+                    </m:e>
+                  </m:mr>
+                  <m:mr>
+                    <m:e>
+                      <m:r>
+                        <m:t>1</m:t>
+                      </m:r>
+                    </m:e>
+                    <m:e>
+                      <m:r>
+                        <m:t>1</m:t>
+                      </m:r>
+                    </m:e>
+                    <m:e>
+                      <m:r>
+                        <m:t>11</m:t>
+                      </m:r>
+                    </m:e>
+                  </m:mr>
+                </m:m>
+                <m:r>
+                  <m:t>]</m:t>
+                </m:r>
+              </m:oMath>
+            </w:r>
+          </w:p>
+        </w:tc>
+        <w:tc>
+          <w:tcPr>
+            <w:tcW w:type="dxa" w:w="969"/>
+            <w:vAlign w:val="center"/>
+          </w:tcPr>
+          <w:p>
+            <w:pPr>
+              <w:spacing w:line="240" w:lineRule="auto" w:before="240" w:after="240"/>
+              <w:ind w:left="0" w:right="0" w:firstLine="0"/>
+              <w:jc w:val="right"/>
+            </w:pPr>
+            <w:r>
+              <w:rPr>
+                <w:rFonts w:ascii="Times New Roman" w:hAnsi="Times New Roman"/>
+                <w:b w:val="0"/>
+                <w:i w:val="0"/>
+                <w:color w:val="000000"/>
+                <w:sz w:val="28"/>
+              </w:rPr>
+              <w:t>(4.1)</w:t>
+            </w:r>
+          </w:p>
+        </w:tc>
+      </w:tr>
+    </w:tbl>
+    <w:p>
+      <w:pPr>
+        <w:spacing w:line="240" w:lineRule="auto" w:before="0" w:after="0"/>
+        <w:ind w:left="0" w:right="0" w:firstLine="709"/>
+        <w:jc w:val="both"/>
+      </w:pPr>
+      <w:r>
+        <w:rPr>
+          <w:rFonts w:ascii="Times New Roman" w:hAnsi="Times New Roman"/>
+          <w:b w:val="0"/>
+          <w:i w:val="0"/>
+          <w:color w:val="000000"/>
+          <w:sz w:val="28"/>
+        </w:rPr>
+        <w:t>dksamdkasmdkasmdk amdk smadks amdksa mdkas mdask dms dkas</w:t>
+      </w:r>
+    </w:p>
+    <w:p>
+      <w:pPr>
+        <w:spacing w:line="240" w:lineRule="auto" w:before="280" w:after="0"/>
+        <w:ind w:left="0" w:right="0" w:firstLine="0"/>
+        <w:jc w:val="center"/>
+      </w:pPr>
+      <w:r>
+        <w:drawing>
+          <wp:inline xmlns:a="http://schemas.openxmlformats.org/drawingml/2006/main" xmlns:pic="http://schemas.openxmlformats.org/drawingml/2006/picture">
+            <wp:extent cx="1270000" cy="1270000"/>
+            <wp:docPr id="6" name="Picture 6"/>
+            <wp:cNvGraphicFramePr>
+              <a:graphicFrameLocks noChangeAspect="1"/>
+            </wp:cNvGraphicFramePr>
+            <a:graphic>
+              <a:graphicData uri="http://schemas.openxmlformats.org/drawingml/2006/picture">
+                <pic:pic>
+                  <pic:nvPicPr>
+                    <pic:cNvPr id="0" name="image.png"/>
+                    <pic:cNvPicPr/>
+                  </pic:nvPicPr>
+                  <pic:blipFill>
+                    <a:blip r:embed="rId7"/>
+                    <a:stretch>
+                      <a:fillRect/>
+                    </a:stretch>
+                  </pic:blipFill>
+                  <pic:spPr>
+                    <a:xfrm>
+                      <a:off x="0" y="0"/>
+                      <a:ext cx="1270000" cy="1270000"/>
+                    </a:xfrm>
+                    <a:prstGeom prst="rect"/>
+                  </pic:spPr>
+                </pic:pic>
+              </a:graphicData>
+            </a:graphic>
+          </wp:inline>
+        </w:drawing>
+      </w:r>
+    </w:p>
+    <w:p>
+      <w:pPr>
+        <w:spacing w:line="240" w:lineRule="auto" w:before="120" w:after="280"/>
+        <w:ind w:left="0" w:right="0" w:firstLine="0"/>
+        <w:jc w:val="center"/>
+      </w:pPr>
+      <w:r>
+        <w:rPr>
+          <w:rFonts w:ascii="Times New Roman" w:hAnsi="Times New Roman"/>
+          <w:b w:val="0"/>
+          <w:i w:val="0"/>
+          <w:color w:val="000000"/>
+          <w:sz w:val="28"/>
+        </w:rPr>
+        <w:t>Рисунок 4.3 – red one Новое изображение</w:t>
+      </w:r>
+    </w:p>
+    <w:tbl>
+      <w:tblPr>
+        <w:tblW w:type="auto" w:w="0"/>
+        <w:tblLayout w:type="fixed"/>
+        <w:tblLook w:firstColumn="1" w:firstRow="1" w:lastColumn="0" w:lastRow="0" w:noHBand="0" w:noVBand="1" w:val="04A0"/>
+      </w:tblPr>
+      <w:tblGrid>
+        <w:gridCol w:w="3230"/>
+        <w:gridCol w:w="3230"/>
+        <w:gridCol w:w="3230"/>
+      </w:tblGrid>
+      <w:tr>
+        <w:tc>
+          <w:tcPr>
+            <w:tcW w:type="dxa" w:w="969"/>
+          </w:tcPr>
+          <w:p/>
+        </w:tc>
+        <w:tc>
+          <w:tcPr>
+            <w:tcW w:type="dxa" w:w="7751"/>
+            <w:vAlign w:val="center"/>
+          </w:tcPr>
+          <w:p>
+            <w:pPr>
+              <w:spacing w:line="240" w:lineRule="auto" w:before="240" w:after="240"/>
+              <w:ind w:left="0" w:right="0" w:firstLine="0"/>
+              <w:jc w:val="center"/>
+            </w:pPr>
+            <w:r>
+              <w:rPr>
+                <w:b w:val="0"/>
+                <w:i w:val="0"/>
+                <w:color w:val="000000"/>
+                <w:sz w:val="28"/>
+              </w:rPr>
+              <m:oMath xmlns:mml="http://www.w3.org/1998/Math/MathML">
+                <m:r>
+                  <m:t>E=233d2m</m:t>
+                </m:r>
+                <m:sSup>
+                  <m:e>
+                    <m:r>
+                      <m:t>c</m:t>
+                    </m:r>
+                  </m:e>
+                  <m:sup>
+                    <m:r>
+                      <m:t>2</m:t>
+                    </m:r>
+                  </m:sup>
+                </m:sSup>
+              </m:oMath>
+            </w:r>
+          </w:p>
+        </w:tc>
+        <w:tc>
+          <w:tcPr>
+            <w:tcW w:type="dxa" w:w="969"/>
+            <w:vAlign w:val="center"/>
+          </w:tcPr>
+          <w:p>
+            <w:pPr>
+              <w:spacing w:line="240" w:lineRule="auto" w:before="240" w:after="240"/>
+              <w:ind w:left="0" w:right="0" w:firstLine="0"/>
+              <w:jc w:val="right"/>
+            </w:pPr>
+            <w:r>
+              <w:rPr>
+                <w:rFonts w:ascii="Times New Roman" w:hAnsi="Times New Roman"/>
+                <w:b w:val="0"/>
+                <w:i w:val="0"/>
+                <w:color w:val="000000"/>
+                <w:sz w:val="28"/>
+              </w:rPr>
+              <w:t>(4.2)</w:t>
+            </w:r>
+          </w:p>
+        </w:tc>
+      </w:tr>
+    </w:tbl>
+    <w:p>
+      <w:pPr>
+        <w:pStyle w:val="3"/>
+        <w:spacing w:line="240" w:lineRule="auto" w:before="360" w:after="240"/>
+        <w:ind w:left="0" w:right="0" w:firstLine="709"/>
+      </w:pPr>
+      <w:r>
+        <w:rPr>
+          <w:rFonts w:ascii="Times New Roman" w:hAnsi="Times New Roman"/>
+          <w:b/>
+          <w:i w:val="0"/>
+          <w:color w:val="000000"/>
+          <w:sz w:val="28"/>
+        </w:rPr>
+        <w:t>4.3.1 toooto</w:t>
+      </w:r>
+    </w:p>
+    <w:p>
+      <w:pPr>
+        <w:spacing w:line="240" w:lineRule="auto" w:before="0" w:after="0"/>
+        <w:ind w:left="0" w:right="0" w:firstLine="709"/>
+        <w:jc w:val="both"/>
+      </w:pPr>
+      <w:r>
+        <w:rPr>
+          <w:rFonts w:ascii="Times New Roman" w:hAnsi="Times New Roman"/>
+          <w:b w:val="0"/>
+          <w:i w:val="0"/>
+          <w:color w:val="000000"/>
+          <w:sz w:val="28"/>
+        </w:rPr>
+        <w:t>dlasjd dk askdj lkasdно вот и все par updated</w:t>
+      </w:r>
+    </w:p>
+    <w:p>
+      <w:pPr>
+        <w:spacing w:line="240" w:lineRule="auto" w:before="0" w:after="0"/>
+        <w:ind w:left="0" w:right="0" w:firstLine="709"/>
+        <w:jc w:val="both"/>
+      </w:pPr>
+      <w:r>
+        <w:rPr>
+          <w:rFonts w:ascii="Times New Roman" w:hAnsi="Times New Roman"/>
+          <w:b w:val="0"/>
+          <w:i w:val="0"/>
+          <w:color w:val="000000"/>
+          <w:sz w:val="28"/>
+        </w:rPr>
+        <w:t>32131312412 412 4214но вот и все par updated</w:t>
+      </w:r>
+    </w:p>
+    <w:p>
+      <w:pPr>
+        <w:pStyle w:val="3"/>
+        <w:spacing w:line="240" w:lineRule="auto" w:before="360" w:after="240"/>
+        <w:ind w:left="0" w:right="0" w:firstLine="709"/>
+      </w:pPr>
+      <w:r>
+        <w:rPr>
+          <w:rFonts w:ascii="Times New Roman" w:hAnsi="Times New Roman"/>
+          <w:b/>
+          <w:i w:val="0"/>
+          <w:color w:val="000000"/>
+          <w:sz w:val="28"/>
+        </w:rPr>
+        <w:t>4.3.2 new_header105 che dks</w:t>
+      </w:r>
+    </w:p>
+    <w:p>
+      <w:pPr>
+        <w:spacing w:line="240" w:lineRule="auto" w:before="280" w:after="0"/>
+        <w:ind w:left="0" w:right="0" w:firstLine="0"/>
+        <w:suppressAutoHyphens w:val="true"/>
+        <w:pBdr>
+          <w:top w:val="single" w:sz="4" w:space="4" w:color="000000"/>
+          <w:left w:val="single" w:sz="4" w:space="4" w:color="000000"/>
+          <w:bottom w:val="single" w:sz="4" w:space="4" w:color="000000"/>
+          <w:right w:val="single" w:sz="4" w:space="4" w:color="000000"/>
+        </w:pBdr>
+      </w:pPr>
+      <w:r>
+        <w:rPr>
+          <w:rFonts w:ascii="Courier New" w:hAnsi="Courier New"/>
+          <w:b w:val="0"/>
+          <w:i w:val="0"/>
+          <w:color w:val="000000"/>
+          <w:sz w:val="24"/>
+        </w:rPr>
+        <w:t>def move_element_word(self, parent: Element, element: Element, after:Element =None):</w:t>
+        <w:br/>
+        <w:t xml:space="preserve">        if isinstance(element,Header):</w:t>
+        <w:br/>
+        <w:t xml:space="preserve">            self.numberer.adjust_header_levels(parent,element)</w:t>
+        <w:br/>
+        <w:t xml:space="preserve">        self.numberer.move_element(parent,element,after)</w:t>
+        <w:br/>
+        <w:t xml:space="preserve">        if not isinstance(element,Header) and not isinstance(parent,Header):</w:t>
+        <w:br/>
+        <w:t xml:space="preserve">            after=parent</w:t>
+        <w:br/>
+        <w:t xml:space="preserve">        if isinstance(element,Header):</w:t>
+        <w:br/>
+        <w:t xml:space="preserve">            self._sync_move_to_doc(element,parent,after,element,parent)</w:t>
+        <w:br/>
+        <w:t xml:space="preserve">        else:</w:t>
+        <w:br/>
+        <w:t xml:space="preserve">            self._sync_move_to_doc(element,parent,after,None,None)</w:t>
+      </w:r>
+    </w:p>
+    <w:p>
+      <w:pPr>
+        <w:spacing w:line="240" w:lineRule="auto" w:before="120" w:after="280"/>
+        <w:ind w:left="0" w:right="0" w:firstLine="0"/>
+        <w:jc w:val="center"/>
+      </w:pPr>
+      <w:r>
+        <w:rPr>
+          <w:rFonts w:ascii="Times New Roman" w:hAnsi="Times New Roman"/>
+          <w:b w:val="0"/>
+          <w:i w:val="0"/>
+          <w:color w:val="000000"/>
+          <w:sz w:val="28"/>
+        </w:rPr>
+        <w:t>Листинг 4.2 – cdasdapton new one</w:t>
+      </w:r>
+    </w:p>
+    <w:p>
+      <w:pPr>
+        <w:spacing w:line="240" w:lineRule="auto" w:before="0" w:after="0"/>
+        <w:ind w:left="0" w:right="0" w:firstLine="709"/>
+        <w:jc w:val="both"/>
+      </w:pPr>
+      <w:r>
+        <w:rPr>
+          <w:rFonts w:ascii="Times New Roman" w:hAnsi="Times New Roman"/>
+          <w:b w:val="0"/>
+          <w:i w:val="0"/>
+          <w:color w:val="000000"/>
+          <w:sz w:val="28"/>
+        </w:rPr>
+        <w:t>new_header105; j1nj2eeio12e2m21eio dk askdj lkasdно вот и все par updated</w:t>
+      </w:r>
+    </w:p>
+    <w:p>
+      <w:pPr>
+        <w:spacing w:line="240" w:lineRule="auto" w:before="0" w:after="0"/>
+        <w:ind w:left="0" w:right="0" w:firstLine="709"/>
+        <w:jc w:val="both"/>
+      </w:pPr>
+      <w:r>
+        <w:rPr>
+          <w:rFonts w:ascii="Times New Roman" w:hAnsi="Times New Roman"/>
+          <w:b w:val="0"/>
+          <w:i w:val="0"/>
+          <w:color w:val="000000"/>
+          <w:sz w:val="28"/>
+        </w:rPr>
+        <w:t>new_header105 knodskd skds;kdaskdkasd 412 4214но вот и все par updated</w:t>
+      </w:r>
+    </w:p>
+    <w:p>
+      <w:pPr>
+        <w:pStyle w:val="3"/>
+        <w:spacing w:line="240" w:lineRule="auto" w:before="360" w:after="240"/>
+        <w:ind w:left="0" w:right="0" w:firstLine="709"/>
+      </w:pPr>
+      <w:r>
+        <w:rPr>
+          <w:rFonts w:ascii="Times New Roman" w:hAnsi="Times New Roman"/>
+          <w:b/>
+          <w:i w:val="0"/>
+          <w:color w:val="000000"/>
+          <w:sz w:val="28"/>
+        </w:rPr>
+        <w:t>4.3.3 che dks</w:t>
+      </w:r>
+    </w:p>
+    <w:p>
+      <w:pPr>
+        <w:spacing w:line="240" w:lineRule="auto" w:before="0" w:after="0"/>
+        <w:ind w:left="0" w:right="0" w:firstLine="709"/>
+        <w:jc w:val="both"/>
+      </w:pPr>
+      <w:r>
+        <w:rPr>
+          <w:rFonts w:ascii="Times New Roman" w:hAnsi="Times New Roman"/>
+          <w:b w:val="0"/>
+          <w:i w:val="0"/>
+          <w:color w:val="000000"/>
+          <w:sz w:val="28"/>
+        </w:rPr>
+        <w:t>dasindm; j1nj2eeio12e2m21eio dk askdj lkasdно вот и все par updated dasdasddajsdn jasdnjasndj ansdjasn dasnddddddddddddddddddddddddddddddddddsnj ndjs ndj sndj asndjsj</w:t>
+      </w:r>
+    </w:p>
+    <w:p>
+      <w:pPr>
+        <w:spacing w:line="240" w:lineRule="auto" w:before="0" w:after="0"/>
+        <w:ind w:left="0" w:right="0" w:firstLine="709"/>
+        <w:jc w:val="both"/>
+      </w:pPr>
+      <w:r>
+        <w:rPr>
+          <w:rFonts w:ascii="Times New Roman" w:hAnsi="Times New Roman"/>
+          <w:b w:val="0"/>
+          <w:i w:val="0"/>
+          <w:color w:val="000000"/>
+          <w:sz w:val="28"/>
+        </w:rPr>
+        <w:t>IMage knodskd skds;kdaskdkasd dbhjdnsadnsajdksandksandasjn djsan djksadnasnkdjsajdndak 412 4214но вот и все par updated</w:t>
+      </w:r>
+    </w:p>
+    <w:p>
+      <w:pPr>
+        <w:pStyle w:val="2"/>
+        <w:spacing w:line="240" w:lineRule="auto" w:before="360" w:after="240"/>
+        <w:ind w:left="0" w:right="0" w:firstLine="709"/>
+      </w:pPr>
+      <w:r>
+        <w:rPr>
+          <w:rFonts w:ascii="Times New Roman" w:hAnsi="Times New Roman"/>
+          <w:b/>
+          <w:i w:val="0"/>
+          <w:color w:val="000000"/>
+          <w:sz w:val="28"/>
+        </w:rPr>
+        <w:t>4.4 d заголовок</w:t>
+      </w:r>
+    </w:p>
+    <w:p>
+      <w:pPr>
+        <w:spacing w:line="240" w:lineRule="auto" w:before="0" w:after="0"/>
+        <w:ind w:left="0" w:right="0" w:firstLine="709"/>
+        <w:jc w:val="both"/>
+      </w:pPr>
+      <w:r>
+        <w:rPr>
+          <w:rFonts w:ascii="Times New Roman" w:hAnsi="Times New Roman"/>
+          <w:b w:val="0"/>
+          <w:i w:val="0"/>
+          <w:color w:val="000000"/>
+          <w:sz w:val="28"/>
+        </w:rPr>
+        <w:t>321321321</w:t>
+      </w:r>
+    </w:p>
+    <w:tbl>
+      <w:tblPr>
+        <w:tblW w:type="auto" w:w="0"/>
+        <w:tblLayout w:type="fixed"/>
+        <w:tblLook w:firstColumn="1" w:firstRow="1" w:lastColumn="0" w:lastRow="0" w:noHBand="0" w:noVBand="1" w:val="04A0"/>
+      </w:tblPr>
+      <w:tblGrid>
+        <w:gridCol w:w="3230"/>
+        <w:gridCol w:w="3230"/>
+        <w:gridCol w:w="3230"/>
+      </w:tblGrid>
+      <w:tr>
+        <w:tc>
+          <w:tcPr>
+            <w:tcW w:type="dxa" w:w="969"/>
+          </w:tcPr>
+          <w:p/>
+        </w:tc>
+        <w:tc>
+          <w:tcPr>
+            <w:tcW w:type="dxa" w:w="7751"/>
+            <w:vAlign w:val="center"/>
+          </w:tcPr>
+          <w:p>
+            <w:pPr>
+              <w:spacing w:line="240" w:lineRule="auto" w:before="240" w:after="240"/>
+              <w:ind w:left="0" w:right="0" w:firstLine="0"/>
+              <w:jc w:val="center"/>
+            </w:pPr>
+            <w:r>
+              <w:rPr>
+                <w:b w:val="0"/>
+                <w:i w:val="0"/>
+                <w:color w:val="000000"/>
+                <w:sz w:val="28"/>
+              </w:rPr>
+              <m:oMath xmlns:mml="http://www.w3.org/1998/Math/MathML">
+                <m:r>
+                  <m:t>a−2=2</m:t>
+                </m:r>
+              </m:oMath>
+            </w:r>
+          </w:p>
+        </w:tc>
+        <w:tc>
+          <w:tcPr>
+            <w:tcW w:type="dxa" w:w="969"/>
+            <w:vAlign w:val="center"/>
+          </w:tcPr>
+          <w:p>
+            <w:pPr>
+              <w:spacing w:line="240" w:lineRule="auto" w:before="240" w:after="240"/>
+              <w:ind w:left="0" w:right="0" w:firstLine="0"/>
+              <w:jc w:val="right"/>
+            </w:pPr>
+            <w:r>
+              <w:rPr>
+                <w:rFonts w:ascii="Times New Roman" w:hAnsi="Times New Roman"/>
+                <w:b w:val="0"/>
+                <w:i w:val="0"/>
+                <w:color w:val="000000"/>
+                <w:sz w:val="28"/>
+              </w:rPr>
+              <w:t>(4.3)</w:t>
+            </w:r>
+          </w:p>
+        </w:tc>
+      </w:tr>
+    </w:tbl>
+    <w:p>
+      <w:pPr>
+        <w:pStyle w:val="1"/>
+        <w:pageBreakBefore/>
+        <w:spacing w:line="240" w:lineRule="auto" w:before="0" w:after="360"/>
+        <w:ind w:left="0" w:right="0" w:firstLine="709"/>
+      </w:pPr>
+      <w:r>
+        <w:rPr>
+          <w:rFonts w:ascii="Times New Roman" w:hAnsi="Times New Roman"/>
+          <w:b/>
+          <w:i w:val="0"/>
+          <w:color w:val="000000"/>
+          <w:sz w:val="28"/>
+        </w:rPr>
+        <w:t>5 проверка го гого</w:t>
+      </w:r>
+    </w:p>
+    <w:p>
+      <w:pPr>
+        <w:spacing w:line="240" w:lineRule="auto" w:before="0" w:after="0"/>
+        <w:ind w:left="0" w:right="0" w:firstLine="709"/>
+        <w:jc w:val="both"/>
+      </w:pPr>
+      <w:r>
+        <w:rPr>
+          <w:rFonts w:ascii="Times New Roman" w:hAnsi="Times New Roman"/>
+          <w:b w:val="0"/>
+          <w:i w:val="0"/>
+          <w:color w:val="000000"/>
+          <w:sz w:val="28"/>
+        </w:rPr>
+        <w:t xml:space="preserve"> ndskm</w:t>
+      </w:r>
+    </w:p>
+    <w:p>
+      <w:pPr>
+        <w:pStyle w:val="1"/>
+        <w:pageBreakBefore/>
+        <w:spacing w:line="240" w:lineRule="auto" w:before="0" w:after="120"/>
+        <w:ind w:left="0" w:right="0" w:firstLine="709"/>
+      </w:pPr>
+      <w:r>
+        <w:rPr>
+          <w:rFonts w:ascii="Times New Roman" w:hAnsi="Times New Roman"/>
+          <w:b/>
+          <w:i w:val="0"/>
+          <w:color w:val="000000"/>
+          <w:sz w:val="28"/>
+        </w:rPr>
+        <w:t>6 иди сюда заголовок</w:t>
+      </w:r>
+    </w:p>
+    <w:p>
+      <w:pPr>
+        <w:spacing w:line="240" w:lineRule="auto" w:before="280" w:after="0"/>
+        <w:ind w:left="0" w:right="0" w:firstLine="0"/>
+        <w:suppressAutoHyphens w:val="true"/>
+        <w:pBdr>
+          <w:top w:val="single" w:sz="4" w:space="4" w:color="000000"/>
+          <w:left w:val="single" w:sz="4" w:space="4" w:color="000000"/>
+          <w:bottom w:val="single" w:sz="4" w:space="4" w:color="000000"/>
+          <w:right w:val="single" w:sz="4" w:space="4" w:color="000000"/>
+        </w:pBdr>
+      </w:pPr>
+      <w:r>
+        <w:rPr>
+          <w:rFonts w:ascii="Courier New" w:hAnsi="Courier New"/>
+          <w:b w:val="0"/>
+          <w:i w:val="0"/>
+          <w:color w:val="000000"/>
+          <w:sz w:val="24"/>
+        </w:rPr>
+        <w:t>poso smskdmska dmsn dkasjndjkasjdnasjkdnjaksdnajnaskdjnasjkdn kdsna ksdnas</w:t>
+      </w:r>
+    </w:p>
+    <w:p>
+      <w:pPr>
+        <w:spacing w:line="240" w:lineRule="auto" w:before="120" w:after="280"/>
+        <w:ind w:left="0" w:right="0" w:firstLine="0"/>
+        <w:jc w:val="center"/>
+      </w:pPr>
+      <w:r>
+        <w:rPr>
+          <w:rFonts w:ascii="Times New Roman" w:hAnsi="Times New Roman"/>
+          <w:b w:val="0"/>
+          <w:i w:val="0"/>
+          <w:color w:val="000000"/>
+          <w:sz w:val="28"/>
+        </w:rPr>
+        <w:t>Листинг 6.1 – capton new one</w:t>
+      </w:r>
+    </w:p>
+    <w:p>
+      <w:pPr>
+        <w:spacing w:before="0" w:line="240" w:lineRule="auto" w:after="0"/>
+        <w:ind w:left="0" w:right="0" w:firstLine="709"/>
+        <w:jc w:val="both"/>
+      </w:pPr>
+      <w:r>
+        <w:rPr>
+          <w:rFonts w:ascii="Times New Roman" w:hAnsi="Times New Roman"/>
+          <w:b w:val="0"/>
+          <w:i w:val="0"/>
+          <w:color w:val="000000"/>
+          <w:sz w:val="28"/>
+        </w:rPr>
+        <w:t>– dsadasd;</w:t>
+      </w:r>
+    </w:p>
+    <w:p>
+      <w:pPr>
+        <w:spacing w:line="240" w:lineRule="auto" w:after="0"/>
+        <w:ind w:left="0" w:right="0" w:firstLine="709"/>
+        <w:jc w:val="both"/>
+      </w:pPr>
+      <w:r>
+        <w:rPr>
+          <w:rFonts w:ascii="Times New Roman" w:hAnsi="Times New Roman"/>
+          <w:b w:val="0"/>
+          <w:i w:val="0"/>
+          <w:color w:val="000000"/>
+          <w:sz w:val="28"/>
+        </w:rPr>
+        <w:t>– как-то так;</w:t>
+      </w:r>
+    </w:p>
+    <w:p>
+      <w:pPr>
+        <w:spacing w:before="0" w:line="240" w:lineRule="auto" w:after="0"/>
+        <w:ind w:left="0" w:right="0" w:firstLine="709"/>
+        <w:jc w:val="both"/>
+      </w:pPr>
+      <w:r>
+        <w:rPr>
+          <w:rFonts w:ascii="Times New Roman" w:hAnsi="Times New Roman"/>
+          <w:b w:val="0"/>
+          <w:i w:val="0"/>
+          <w:color w:val="000000"/>
+          <w:sz w:val="28"/>
+        </w:rPr>
+        <w:t>– пися231;</w:t>
+      </w:r>
+    </w:p>
+    <w:p>
+      <w:pPr>
+        <w:spacing w:before="0" w:line="240" w:lineRule="auto" w:after="0"/>
+        <w:ind w:left="0" w:right="0" w:firstLine="709"/>
+        <w:jc w:val="both"/>
+      </w:pPr>
+      <w:r>
+        <w:rPr>
+          <w:rFonts w:ascii="Times New Roman" w:hAnsi="Times New Roman"/>
+          <w:b w:val="0"/>
+          <w:i w:val="0"/>
+          <w:color w:val="000000"/>
+          <w:sz w:val="28"/>
+        </w:rPr>
+        <w:t>– ага.</w:t>
+      </w:r>
+    </w:p>
+    <w:p>
+      <w:pPr>
+        <w:pStyle w:val="1"/>
+        <w:pageBreakBefore/>
+        <w:spacing w:line="240" w:lineRule="auto" w:before="0" w:after="360"/>
+        <w:ind w:left="0" w:right="0" w:firstLine="709"/>
+      </w:pPr>
+      <w:r>
+        <w:rPr>
+          <w:rFonts w:ascii="Times New Roman" w:hAnsi="Times New Roman"/>
+          <w:b/>
+          <w:i w:val="0"/>
+          <w:color w:val="000000"/>
+          <w:sz w:val="28"/>
+        </w:rPr>
+        <w:t>7 Новый заголовок</w:t>
+      </w:r>
+    </w:p>
+    <w:p>
+      <w:pPr>
+        <w:spacing w:line="240" w:lineRule="auto" w:before="280" w:after="0"/>
+        <w:ind w:left="0" w:right="0" w:firstLine="0"/>
+        <w:jc w:val="center"/>
+      </w:pPr>
+      <w:r>
+        <w:drawing>
+          <wp:inline xmlns:a="http://schemas.openxmlformats.org/drawingml/2006/main" xmlns:pic="http://schemas.openxmlformats.org/drawingml/2006/picture">
+            <wp:extent cx="1270000" cy="1270000"/>
+            <wp:docPr id="8" name="Picture 8"/>
+            <wp:cNvGraphicFramePr>
+              <a:graphicFrameLocks noChangeAspect="1"/>
+            </wp:cNvGraphicFramePr>
+            <a:graphic>
+              <a:graphicData uri="http://schemas.openxmlformats.org/drawingml/2006/picture">
+                <pic:pic>
+                  <pic:nvPicPr>
+                    <pic:cNvPr id="0" name="image.png"/>
+                    <pic:cNvPicPr/>
+                  </pic:nvPicPr>
+                  <pic:blipFill>
+                    <a:blip r:embed="rId6"/>
+                    <a:stretch>
+                      <a:fillRect/>
+                    </a:stretch>
+                  </pic:blipFill>
+                  <pic:spPr>
+                    <a:xfrm>
+                      <a:off x="0" y="0"/>
+                      <a:ext cx="1270000" cy="1270000"/>
+                    </a:xfrm>
+                    <a:prstGeom prst="rect"/>
+                  </pic:spPr>
+                </pic:pic>
+              </a:graphicData>
+            </a:graphic>
+          </wp:inline>
+        </w:drawing>
+      </w:r>
+    </w:p>
+    <w:p>
+      <w:pPr>
+        <w:spacing w:line="240" w:lineRule="auto" w:before="120" w:after="280"/>
+        <w:ind w:left="0" w:right="0" w:firstLine="0"/>
+        <w:jc w:val="center"/>
+      </w:pPr>
+      <w:r>
+        <w:rPr>
+          <w:rFonts w:ascii="Times New Roman" w:hAnsi="Times New Roman"/>
+          <w:b w:val="0"/>
+          <w:i w:val="0"/>
+          <w:color w:val="000000"/>
+          <w:sz w:val="28"/>
+        </w:rPr>
+        <w:t>Рисунок 7.1 – Новdsdasdое изображение</w:t>
+      </w:r>
+    </w:p>
+    <w:p>
+      <w:pPr>
+        <w:spacing w:line="240" w:lineRule="auto" w:before="280" w:after="0"/>
+        <w:ind w:left="0" w:right="0" w:firstLine="0"/>
+        <w:jc w:val="center"/>
+      </w:pPr>
+      <w:r>
+        <w:drawing>
+          <wp:inline xmlns:a="http://schemas.openxmlformats.org/drawingml/2006/main" xmlns:pic="http://schemas.openxmlformats.org/drawingml/2006/picture">
+            <wp:extent cx="1270000" cy="1270000"/>
+            <wp:docPr id="7" name="Picture 7"/>
+            <wp:cNvGraphicFramePr>
+              <a:graphicFrameLocks noChangeAspect="1"/>
+            </wp:cNvGraphicFramePr>
+            <a:graphic>
+              <a:graphicData uri="http://schemas.openxmlformats.org/drawingml/2006/picture">
+                <pic:pic>
+                  <pic:nvPicPr>
+                    <pic:cNvPr id="0" name="image.png"/>
+                    <pic:cNvPicPr/>
+                  </pic:nvPicPr>
+                  <pic:blipFill>
+                    <a:blip r:embed="rId6"/>
+                    <a:stretch>
+                      <a:fillRect/>
+                    </a:stretch>
+                  </pic:blipFill>
+                  <pic:spPr>
+                    <a:xfrm>
+                      <a:off x="0" y="0"/>
+                      <a:ext cx="1270000" cy="1270000"/>
+                    </a:xfrm>
+                    <a:prstGeom prst="rect"/>
+                  </pic:spPr>
+                </pic:pic>
+              </a:graphicData>
+            </a:graphic>
+          </wp:inline>
+        </w:drawing>
+      </w:r>
+    </w:p>
+    <w:p>
+      <w:pPr>
+        <w:spacing w:line="240" w:lineRule="auto" w:before="120" w:after="280"/>
+        <w:ind w:left="0" w:right="0" w:firstLine="0"/>
+        <w:jc w:val="center"/>
+      </w:pPr>
+      <w:r>
+        <w:rPr>
+          <w:rFonts w:ascii="Times New Roman" w:hAnsi="Times New Roman"/>
+          <w:b w:val="0"/>
+          <w:i w:val="0"/>
+          <w:color w:val="000000"/>
+          <w:sz w:val="28"/>
+        </w:rPr>
+        <w:t>Рисунок 7.2 – Новое изображение</w:t>
+      </w:r>
+    </w:p>
+    <w:p>
+      <w:pPr>
+        <w:spacing w:line="240" w:lineRule="auto" w:before="0" w:after="0"/>
+        <w:ind w:left="0" w:right="0" w:firstLine="709"/>
+        <w:jc w:val="both"/>
+      </w:pPr>
+      <w:r>
+        <w:rPr>
+          <w:rFonts w:ascii="Times New Roman" w:hAnsi="Times New Roman"/>
+          <w:b w:val="0"/>
+          <w:i w:val="0"/>
+          <w:color w:val="000000"/>
+          <w:sz w:val="28"/>
+        </w:rPr>
+        <w:t>dasda32132131231sd</w:t>
+      </w:r>
+    </w:p>
+    <w:p>
+      <w:pPr>
+        <w:spacing w:line="240" w:lineRule="auto" w:before="0" w:after="0"/>
+        <w:ind w:left="0" w:right="0" w:firstLine="709"/>
+        <w:jc w:val="both"/>
+      </w:pPr>
+      <w:r>
+        <w:rPr>
+          <w:rFonts w:ascii="Times New Roman" w:hAnsi="Times New Roman"/>
+          <w:b w:val="0"/>
+          <w:i w:val="0"/>
+          <w:color w:val="000000"/>
+          <w:sz w:val="28"/>
+        </w:rPr>
+        <w:t>dasdasd</w:t>
+      </w:r>
+    </w:p>
+    <w:p>
+      <w:pPr>
+        <w:pStyle w:val="2"/>
+        <w:spacing w:line="240" w:lineRule="auto" w:before="360" w:after="240"/>
+        <w:ind w:left="0" w:right="0" w:firstLine="709"/>
+      </w:pPr>
+      <w:r>
+        <w:rPr>
+          <w:rFonts w:ascii="Times New Roman" w:hAnsi="Times New Roman"/>
+          <w:b/>
+          <w:i w:val="0"/>
+          <w:color w:val="000000"/>
+          <w:sz w:val="28"/>
+        </w:rPr>
+        <w:t>7.1 Новый222 заголовок</w:t>
+      </w:r>
+    </w:p>
+    <w:p>
+      <w:pPr>
+        <w:spacing w:line="240" w:lineRule="auto" w:before="0" w:after="0"/>
+        <w:ind w:left="0" w:right="0" w:firstLine="709"/>
+        <w:jc w:val="both"/>
+      </w:pPr>
+      <w:r>
+        <w:rPr>
+          <w:rFonts w:ascii="Times New Roman" w:hAnsi="Times New Roman"/>
+          <w:b w:val="0"/>
+          <w:i w:val="0"/>
+          <w:color w:val="000000"/>
+          <w:sz w:val="28"/>
+        </w:rPr>
+        <w:t>2020220</w:t>
+      </w:r>
+    </w:p>
+    <w:p>
+      <w:pPr>
+        <w:spacing w:line="240" w:lineRule="auto" w:before="0" w:after="0"/>
+        <w:ind w:left="0" w:right="0" w:firstLine="709"/>
+        <w:jc w:val="both"/>
+      </w:pPr>
+      <w:r>
+        <w:rPr>
+          <w:rFonts w:ascii="Times New Roman" w:hAnsi="Times New Roman"/>
+          <w:b w:val="0"/>
+          <w:i w:val="0"/>
+          <w:color w:val="000000"/>
+          <w:sz w:val="28"/>
+        </w:rPr>
+        <w:t>2020220323232</w:t>
+      </w:r>
+    </w:p>
+    <w:p>
+      <w:pPr>
+        <w:pStyle w:val="3"/>
+        <w:spacing w:line="240" w:lineRule="auto" w:before="360" w:after="240"/>
+        <w:ind w:left="0" w:right="0" w:firstLine="709"/>
+      </w:pPr>
+      <w:r>
+        <w:rPr>
+          <w:rFonts w:ascii="Times New Roman" w:hAnsi="Times New Roman"/>
+          <w:b/>
+          <w:i w:val="0"/>
+          <w:color w:val="000000"/>
+          <w:sz w:val="28"/>
+        </w:rPr>
+        <w:t>7.1.1 ну я хитрееее тебя 333проверка го гого</w:t>
+      </w:r>
+    </w:p>
+    <w:p>
+      <w:pPr>
+        <w:spacing w:line="240" w:lineRule="auto" w:before="0" w:after="0"/>
+        <w:ind w:left="0" w:right="0" w:firstLine="709"/>
+        <w:jc w:val="both"/>
+      </w:pPr>
+      <w:r>
+        <w:rPr>
+          <w:rFonts w:ascii="Times New Roman" w:hAnsi="Times New Roman"/>
+          <w:b w:val="0"/>
+          <w:i w:val="0"/>
+          <w:color w:val="000000"/>
+          <w:sz w:val="28"/>
+        </w:rPr>
+        <w:t>[bnh эомент]</w:t>
+      </w:r>
+    </w:p>
+    <w:p>
+      <w:pPr>
+        <w:pStyle w:val="2"/>
+        <w:spacing w:line="240" w:lineRule="auto" w:before="360" w:after="240"/>
+        <w:ind w:left="0" w:right="0" w:firstLine="709"/>
+      </w:pPr>
+      <w:r>
+        <w:rPr>
+          <w:rFonts w:ascii="Times New Roman" w:hAnsi="Times New Roman"/>
+          <w:b/>
+          <w:i w:val="0"/>
+          <w:color w:val="000000"/>
+          <w:sz w:val="28"/>
+        </w:rPr>
+        <w:t>7.2 Ну если и это заголоовк мошны йто просто молчу</w:t>
+      </w:r>
+    </w:p>
+    <w:p>
+      <w:pPr>
+        <w:spacing w:line="240" w:lineRule="auto" w:before="0" w:after="0"/>
+        <w:ind w:left="0" w:right="0" w:firstLine="709"/>
+        <w:jc w:val="both"/>
+      </w:pPr>
+      <w:r>
+        <w:rPr>
+          <w:rFonts w:ascii="Times New Roman" w:hAnsi="Times New Roman"/>
+          <w:b w:val="0"/>
+          <w:i w:val="0"/>
+          <w:color w:val="000000"/>
+          <w:sz w:val="28"/>
+        </w:rPr>
+        <w:t>pusin</w:t>
+      </w:r>
+    </w:p>
+    <w:p>
+      <w:pPr>
+        <w:spacing w:line="240" w:lineRule="auto" w:before="0" w:after="0"/>
+        <w:ind w:left="0" w:right="0" w:firstLine="709"/>
+        <w:jc w:val="both"/>
+      </w:pPr>
+      <w:r>
+        <w:rPr>
+          <w:rFonts w:ascii="Times New Roman" w:hAnsi="Times New Roman"/>
+          <w:b w:val="0"/>
+          <w:i w:val="0"/>
+          <w:color w:val="000000"/>
+          <w:sz w:val="28"/>
+        </w:rPr>
+        <w:t>pusin3</w:t>
+      </w:r>
+    </w:p>
+    <w:p>
+      <w:pPr>
+        <w:spacing w:line="240" w:lineRule="auto" w:before="0" w:after="0"/>
+        <w:ind w:left="0" w:right="0" w:firstLine="709"/>
+        <w:jc w:val="both"/>
+      </w:pPr>
+      <w:r>
+        <w:rPr>
+          <w:rFonts w:ascii="Times New Roman" w:hAnsi="Times New Roman"/>
+          <w:b w:val="0"/>
+          <w:i w:val="0"/>
+          <w:color w:val="000000"/>
+          <w:sz w:val="28"/>
+        </w:rPr>
+        <w:t>pusin2</w:t>
+      </w:r>
+    </w:p>
+    <w:p>
+      <w:pPr>
+        <w:pStyle w:val="2"/>
+        <w:spacing w:line="240" w:lineRule="auto" w:before="120" w:after="240"/>
+        <w:ind w:left="0" w:right="0" w:firstLine="709"/>
+      </w:pPr>
+      <w:r>
+        <w:rPr>
+          <w:rFonts w:ascii="Times New Roman" w:hAnsi="Times New Roman"/>
+          <w:b/>
+          <w:i w:val="0"/>
+          <w:color w:val="000000"/>
+          <w:sz w:val="28"/>
+        </w:rPr>
+        <w:t>7.3 иди сюда заголовок 2</w:t>
+      </w:r>
+    </w:p>
+    <w:p>
+      <w:pPr>
+        <w:spacing w:line="240" w:lineRule="auto" w:before="280" w:after="0"/>
+        <w:ind w:left="0" w:right="0" w:firstLine="0"/>
+        <w:jc w:val="left"/>
+      </w:pPr>
+      <w:r>
+        <w:rPr>
+          <w:rFonts w:ascii="Times New Roman" w:hAnsi="Times New Roman"/>
+          <w:i w:val="0"/>
+          <w:color w:val="000000"/>
+          <w:sz w:val="28"/>
+        </w:rPr>
+        <w:t>Таблица 7.1 – Fracat32ion table</w:t>
+      </w:r>
+    </w:p>
+    <w:tbl>
+      <w:tblPr>
+        <w:tblW w:type="auto" w:w="0"/>
+        <w:tblLayout w:type="fixed"/>
+        <w:tblLook w:firstColumn="1" w:firstRow="1" w:lastColumn="0" w:lastRow="0" w:noHBand="0" w:noVBand="1" w:val="04A0"/>
+      </w:tblPr>
+      <w:tblGrid>
+        <w:gridCol w:w="4844"/>
+        <w:gridCol w:w="4844"/>
+      </w:tblGrid>
+      <w:tr>
+        <w:tc>
+          <w:tcPr>
+            <w:tcW w:type="dxa" w:w="4844"/>
+            <w:vAlign w:val="center"/>
+            <w:tcBorders>
+              <w:top w:val="single" w:sz="4" w:color="000000"/>
+              <w:left w:val="single" w:sz="4" w:color="000000"/>
+              <w:bottom w:val="single" w:sz="4" w:color="000000"/>
+              <w:right w:val="single" w:sz="4" w:color="000000"/>
+            </w:tcBorders>
+          </w:tcPr>
+          <w:p>
+            <w:pPr>
+              <w:spacing w:line="240" w:lineRule="auto" w:before="0" w:after="0"/>
+              <w:ind w:left="0" w:right="0" w:firstLine="0"/>
+              <w:jc w:val="center"/>
+            </w:pPr>
+            <w:r>
+              <w:rPr>
+                <w:rFonts w:ascii="Times New Roman" w:hAnsi="Times New Roman"/>
+                <w:i w:val="0"/>
+                <w:color w:val="000000"/>
+                <w:sz w:val="24"/>
+              </w:rPr>
+              <w:t>10</w:t>
+            </w:r>
+          </w:p>
+        </w:tc>
+        <w:tc>
+          <w:tcPr>
+            <w:tcW w:type="dxa" w:w="4844"/>
+            <w:vAlign w:val="center"/>
+            <w:tcBorders>
+              <w:top w:val="single" w:sz="4" w:color="000000"/>
+              <w:left w:val="single" w:sz="4" w:color="000000"/>
+              <w:bottom w:val="single" w:sz="4" w:color="000000"/>
+              <w:right w:val="single" w:sz="4" w:color="000000"/>
+            </w:tcBorders>
+          </w:tcPr>
+          <w:p>
+            <w:pPr>
+              <w:spacing w:line="240" w:lineRule="auto" w:before="0" w:after="0"/>
+              <w:ind w:left="0" w:right="0" w:firstLine="0"/>
+              <w:jc w:val="center"/>
+            </w:pPr>
+            <w:r>
+              <w:rPr>
+                <w:rFonts w:ascii="Times New Roman" w:hAnsi="Times New Roman"/>
+                <w:i w:val="0"/>
+                <w:color w:val="000000"/>
+                <w:sz w:val="24"/>
+              </w:rPr>
+              <w:t>20</w:t>
+            </w:r>
+          </w:p>
+        </w:tc>
+      </w:tr>
+      <w:tr>
+        <w:tc>
+          <w:tcPr>
+            <w:tcW w:type="dxa" w:w="4844"/>
+            <w:vAlign w:val="center"/>
+            <w:tcBorders>
+              <w:top w:val="single" w:sz="4" w:color="000000"/>
+              <w:left w:val="single" w:sz="4" w:color="000000"/>
+              <w:bottom w:val="single" w:sz="4" w:color="000000"/>
+              <w:right w:val="single" w:sz="4" w:color="000000"/>
+            </w:tcBorders>
+          </w:tcPr>
+          <w:p>
+            <w:pPr>
+              <w:spacing w:line="240" w:lineRule="auto" w:before="0" w:after="0"/>
+              <w:ind w:left="0" w:right="0" w:firstLine="0"/>
+              <w:jc w:val="center"/>
+            </w:pPr>
+            <w:r>
+              <w:rPr>
+                <w:rFonts w:ascii="Times New Roman" w:hAnsi="Times New Roman"/>
+                <w:i w:val="0"/>
+                <w:color w:val="000000"/>
+                <w:sz w:val="24"/>
+              </w:rPr>
+              <w:t>20</w:t>
+            </w:r>
+          </w:p>
+        </w:tc>
+        <w:tc>
+          <w:tcPr>
+            <w:tcW w:type="dxa" w:w="4844"/>
+            <w:vAlign w:val="center"/>
+            <w:tcBorders>
+              <w:top w:val="single" w:sz="4" w:color="000000"/>
+              <w:left w:val="single" w:sz="4" w:color="000000"/>
+              <w:bottom w:val="single" w:sz="4" w:color="000000"/>
+              <w:right w:val="single" w:sz="4" w:color="000000"/>
+            </w:tcBorders>
+          </w:tcPr>
+          <w:p>
+            <w:pPr>
+              <w:spacing w:line="240" w:lineRule="auto" w:before="0" w:after="0"/>
+              <w:ind w:left="0" w:right="0" w:firstLine="0"/>
+              <w:jc w:val="center"/>
+            </w:pPr>
+            <w:r>
+              <w:rPr>
+                <w:rFonts w:ascii="Times New Roman" w:hAnsi="Times New Roman"/>
+                <w:i w:val="0"/>
+                <w:color w:val="000000"/>
+                <w:sz w:val="24"/>
+              </w:rPr>
+              <w:t>2</w:t>
+            </w:r>
+          </w:p>
+        </w:tc>
+      </w:tr>
+      <w:tr>
+        <w:tc>
+          <w:tcPr>
+            <w:tcW w:type="dxa" w:w="4844"/>
+            <w:vAlign w:val="center"/>
+            <w:tcBorders>
+              <w:top w:val="single" w:sz="4" w:color="000000"/>
+              <w:left w:val="single" w:sz="4" w:color="000000"/>
+              <w:bottom w:val="single" w:sz="4" w:color="000000"/>
+              <w:right w:val="single" w:sz="4" w:color="000000"/>
+            </w:tcBorders>
+          </w:tcPr>
+          <w:p>
+            <w:pPr>
+              <w:spacing w:line="240" w:lineRule="auto" w:before="0" w:after="0"/>
+              <w:ind w:left="0" w:right="0" w:firstLine="0"/>
+              <w:jc w:val="center"/>
+            </w:pPr>
+            <w:r>
+              <w:rPr>
+                <w:rFonts w:ascii="Times New Roman" w:hAnsi="Times New Roman"/>
+                <w:i w:val="0"/>
+                <w:color w:val="000000"/>
+                <w:sz w:val="24"/>
+              </w:rPr>
+              <w:t>20</w:t>
+            </w:r>
+          </w:p>
+        </w:tc>
+        <w:tc>
+          <w:tcPr>
+            <w:tcW w:type="dxa" w:w="4844"/>
+            <w:vAlign w:val="center"/>
+            <w:tcBorders>
+              <w:top w:val="single" w:sz="4" w:color="000000"/>
+              <w:left w:val="single" w:sz="4" w:color="000000"/>
+              <w:bottom w:val="single" w:sz="4" w:color="000000"/>
+              <w:right w:val="single" w:sz="4" w:color="000000"/>
+            </w:tcBorders>
+          </w:tcPr>
+          <w:p>
+            <w:pPr>
+              <w:spacing w:line="240" w:lineRule="auto" w:before="0" w:after="0"/>
+              <w:ind w:left="0" w:right="0" w:firstLine="0"/>
+              <w:jc w:val="center"/>
+            </w:pPr>
+            <w:r>
+              <w:rPr>
+                <w:rFonts w:ascii="Times New Roman" w:hAnsi="Times New Roman"/>
+                <w:i w:val="0"/>
+                <w:color w:val="000000"/>
+                <w:sz w:val="24"/>
+              </w:rPr>
+              <w:t>3</w:t>
+            </w:r>
+          </w:p>
+        </w:tc>
+      </w:tr>
+    </w:tbl>
+    <w:p>
+      <w:pPr>
+        <w:spacing w:line="240" w:lineRule="auto" w:before="280" w:after="0"/>
+        <w:ind w:left="0" w:right="0" w:firstLine="709"/>
+        <w:jc w:val="both"/>
+      </w:pPr>
+      <w:r>
+        <w:rPr>
+          <w:rFonts w:ascii="Times New Roman" w:hAnsi="Times New Roman"/>
+          <w:b w:val="0"/>
+          <w:i w:val="0"/>
+          <w:color w:val="000000"/>
+          <w:sz w:val="28"/>
+        </w:rPr>
+        <w:t>susapusin3</w:t>
+      </w:r>
+    </w:p>
+    <w:p>
+      <w:pPr>
+        <w:spacing w:line="240" w:lineRule="auto" w:before="280" w:after="0"/>
+        <w:ind w:left="0" w:right="0" w:firstLine="0"/>
+        <w:jc w:val="left"/>
+      </w:pPr>
+      <w:r>
+        <w:rPr>
+          <w:rFonts w:ascii="Times New Roman" w:hAnsi="Times New Roman"/>
+          <w:i w:val="0"/>
+          <w:color w:val="000000"/>
+          <w:sz w:val="28"/>
+        </w:rPr>
+        <w:t>Таблица 7.2 – описани таблицы офо</w:t>
+      </w:r>
+    </w:p>
+    <w:tbl>
+      <w:tblPr>
+        <w:tblW w:type="auto" w:w="0"/>
+        <w:tblLayout w:type="fixed"/>
+        <w:tblLook w:firstColumn="1" w:firstRow="1" w:lastColumn="0" w:lastRow="0" w:noHBand="0" w:noVBand="1" w:val="04A0"/>
+      </w:tblPr>
+      <w:tblGrid>
+        <w:gridCol w:w="3230"/>
+        <w:gridCol w:w="3230"/>
+        <w:gridCol w:w="3230"/>
+      </w:tblGrid>
+      <w:tr>
+        <w:tc>
+          <w:tcPr>
+            <w:tcW w:type="dxa" w:w="3230"/>
+            <w:vAlign w:val="center"/>
+            <w:tcBorders>
+              <w:top w:val="single" w:sz="4" w:color="000000"/>
+              <w:left w:val="single" w:sz="4" w:color="000000"/>
+              <w:bottom w:val="single" w:sz="4" w:color="000000"/>
+              <w:right w:val="single" w:sz="4" w:color="000000"/>
+            </w:tcBorders>
+          </w:tcPr>
+          <w:p>
+            <w:pPr>
+              <w:spacing w:line="240" w:lineRule="auto" w:before="0" w:after="0"/>
+              <w:ind w:left="0" w:right="0" w:firstLine="0"/>
+              <w:jc w:val="center"/>
+            </w:pPr>
+            <w:r>
+              <w:rPr>
+                <w:rFonts w:ascii="Times New Roman" w:hAnsi="Times New Roman"/>
+                <w:i w:val="0"/>
+                <w:color w:val="000000"/>
+                <w:sz w:val="24"/>
+              </w:rPr>
+              <w:t>--3</w:t>
+            </w:r>
+          </w:p>
+        </w:tc>
+        <w:tc>
+          <w:tcPr>
+            <w:tcW w:type="dxa" w:w="3230"/>
+            <w:vAlign w:val="center"/>
+            <w:tcBorders>
+              <w:top w:val="single" w:sz="4" w:color="000000"/>
+              <w:left w:val="single" w:sz="4" w:color="000000"/>
+              <w:bottom w:val="single" w:sz="4" w:color="000000"/>
+              <w:right w:val="single" w:sz="4" w:color="000000"/>
+            </w:tcBorders>
+          </w:tcPr>
+          <w:p>
+            <w:pPr>
+              <w:spacing w:line="240" w:lineRule="auto" w:before="0" w:after="0"/>
+              <w:ind w:left="0" w:right="0" w:firstLine="0"/>
+              <w:jc w:val="center"/>
+            </w:pPr>
+            <w:r>
+              <w:rPr>
+                <w:rFonts w:ascii="Times New Roman" w:hAnsi="Times New Roman"/>
+                <w:i w:val="0"/>
+                <w:color w:val="000000"/>
+                <w:sz w:val="24"/>
+              </w:rPr>
+              <w:t>425</w:t>
+            </w:r>
+          </w:p>
+        </w:tc>
+        <w:tc>
+          <w:tcPr>
+            <w:tcW w:type="dxa" w:w="3230"/>
+            <w:vAlign w:val="center"/>
+            <w:tcBorders>
+              <w:top w:val="single" w:sz="4" w:color="000000"/>
+              <w:left w:val="single" w:sz="4" w:color="000000"/>
+              <w:bottom w:val="single" w:sz="4" w:color="000000"/>
+              <w:right w:val="single" w:sz="4" w:color="000000"/>
+            </w:tcBorders>
+          </w:tcPr>
+          <w:p>
+            <w:pPr>
+              <w:spacing w:line="240" w:lineRule="auto" w:before="0" w:after="0"/>
+              <w:ind w:left="0" w:right="0" w:firstLine="0"/>
+              <w:jc w:val="center"/>
+            </w:pPr>
+            <w:r>
+              <w:rPr>
+                <w:rFonts w:ascii="Times New Roman" w:hAnsi="Times New Roman"/>
+                <w:i w:val="0"/>
+                <w:color w:val="000000"/>
+                <w:sz w:val="24"/>
+              </w:rPr>
+              <w:t>652</w:t>
+            </w:r>
+          </w:p>
+        </w:tc>
+      </w:tr>
+      <w:tr>
+        <w:tc>
+          <w:tcPr>
+            <w:tcW w:type="dxa" w:w="3230"/>
+            <w:vAlign w:val="center"/>
+            <w:tcBorders>
+              <w:top w:val="single" w:sz="4" w:color="000000"/>
+              <w:left w:val="single" w:sz="4" w:color="000000"/>
+              <w:bottom w:val="single" w:sz="4" w:color="000000"/>
+              <w:right w:val="single" w:sz="4" w:color="000000"/>
+            </w:tcBorders>
+          </w:tcPr>
+          <w:p>
+            <w:pPr>
+              <w:spacing w:line="240" w:lineRule="auto" w:before="0" w:after="0"/>
+              <w:ind w:left="0" w:right="0" w:firstLine="0"/>
+              <w:jc w:val="center"/>
+            </w:pPr>
+            <w:r>
+              <w:rPr>
+                <w:rFonts w:ascii="Times New Roman" w:hAnsi="Times New Roman"/>
+                <w:i w:val="0"/>
+                <w:color w:val="000000"/>
+                <w:sz w:val="24"/>
+              </w:rPr>
+              <w:t>4</w:t>
+            </w:r>
+          </w:p>
+        </w:tc>
+        <w:tc>
+          <w:tcPr>
+            <w:tcW w:type="dxa" w:w="3230"/>
+            <w:vAlign w:val="center"/>
+            <w:tcBorders>
+              <w:top w:val="single" w:sz="4" w:color="000000"/>
+              <w:left w:val="single" w:sz="4" w:color="000000"/>
+              <w:bottom w:val="single" w:sz="4" w:color="000000"/>
+              <w:right w:val="single" w:sz="4" w:color="000000"/>
+            </w:tcBorders>
+          </w:tcPr>
+          <w:p>
+            <w:pPr>
+              <w:spacing w:line="240" w:lineRule="auto" w:before="0" w:after="0"/>
+              <w:ind w:left="0" w:right="0" w:firstLine="0"/>
+              <w:jc w:val="center"/>
+            </w:pPr>
+            <w:r>
+              <w:rPr>
+                <w:rFonts w:ascii="Times New Roman" w:hAnsi="Times New Roman"/>
+                <w:i w:val="0"/>
+                <w:color w:val="000000"/>
+                <w:sz w:val="24"/>
+              </w:rPr>
+              <w:t>5</w:t>
+            </w:r>
+          </w:p>
+        </w:tc>
+        <w:tc>
+          <w:tcPr>
+            <w:tcW w:type="dxa" w:w="3230"/>
+            <w:vAlign w:val="center"/>
+            <w:tcBorders>
+              <w:top w:val="single" w:sz="4" w:color="000000"/>
+              <w:left w:val="single" w:sz="4" w:color="000000"/>
+              <w:bottom w:val="single" w:sz="4" w:color="000000"/>
+              <w:right w:val="single" w:sz="4" w:color="000000"/>
+            </w:tcBorders>
+          </w:tcPr>
+          <w:p>
+            <w:pPr>
+              <w:spacing w:line="240" w:lineRule="auto" w:before="0" w:after="0"/>
+              <w:ind w:left="0" w:right="0" w:firstLine="0"/>
+              <w:jc w:val="center"/>
+            </w:pPr>
+            <w:r>
+              <w:rPr>
+                <w:rFonts w:ascii="Times New Roman" w:hAnsi="Times New Roman"/>
+                <w:i w:val="0"/>
+                <w:color w:val="000000"/>
+                <w:sz w:val="24"/>
+              </w:rPr>
+              <w:t>6</w:t>
+            </w:r>
+          </w:p>
+        </w:tc>
+      </w:tr>
+    </w:tbl>
+    <w:p>
+      <w:pPr>
+        <w:spacing w:line="240" w:lineRule="auto" w:before="280" w:after="0"/>
+        <w:ind w:left="0" w:right="0" w:firstLine="0"/>
+        <w:suppressAutoHyphens w:val="true"/>
+        <w:pBdr>
+          <w:top w:val="single" w:sz="4" w:space="4" w:color="000000"/>
+          <w:left w:val="single" w:sz="4" w:space="4" w:color="000000"/>
+          <w:bottom w:val="single" w:sz="4" w:space="4" w:color="000000"/>
+          <w:right w:val="single" w:sz="4" w:space="4" w:color="000000"/>
+        </w:pBdr>
+      </w:pPr>
+      <w:r>
+        <w:rPr>
+          <w:rFonts w:ascii="Courier New" w:hAnsi="Courier New"/>
+          <w:b w:val="0"/>
+          <w:i w:val="0"/>
+          <w:color w:val="000000"/>
+          <w:sz w:val="24"/>
+        </w:rPr>
+        <w:t>3213123 1321poso smskdmska dmsn dkasjndjkasjdnasjkdnjaksdnajnaskdjnasjkdn kdsna ksdnas poso smskdmska dmsn dkasjndjkasjdnasjkdnjaksdnajnaskdjnasjkdn kdsna ksdnas poso smskdmska dmsn dkasjndjkasjdnasjkdnjaksdnajnaskdjnasjkdn kdsna ksdnas poso smskdmska dmsn dkasjndjkasjdnasjkdnjaksdnajnaskdjnasjkdn kdsna ksdnasposo smskdmska dmsn dkasjndjkasjdnasjkdnjaksdnajnaskdjnasjkdn kdsna ksdnas</w:t>
+      </w:r>
+    </w:p>
+    <w:p>
+      <w:pPr>
+        <w:spacing w:line="240" w:lineRule="auto" w:before="120" w:after="280"/>
+        <w:ind w:left="0" w:right="0" w:firstLine="0"/>
+        <w:jc w:val="center"/>
+      </w:pPr>
+      <w:r>
+        <w:rPr>
+          <w:rFonts w:ascii="Times New Roman" w:hAnsi="Times New Roman"/>
+          <w:b w:val="0"/>
+          <w:i w:val="0"/>
+          <w:color w:val="000000"/>
+          <w:sz w:val="28"/>
+        </w:rPr>
+        <w:t>Листинг 7.1 – 32capton new one</w:t>
+      </w:r>
+    </w:p>
+    <w:p>
+      <w:pPr>
+        <w:spacing w:line="240" w:lineRule="auto" w:before="0" w:after="0"/>
+        <w:ind w:left="0" w:right="0" w:firstLine="709"/>
+        <w:jc w:val="both"/>
+      </w:pPr>
+      <w:r>
+        <w:rPr>
+          <w:rFonts w:ascii="Times New Roman" w:hAnsi="Times New Roman"/>
+          <w:b w:val="0"/>
+          <w:i w:val="0"/>
+          <w:color w:val="000000"/>
+          <w:sz w:val="28"/>
+        </w:rPr>
+        <w:t>after table?</w:t>
+      </w:r>
+    </w:p>
+    <w:p>
+      <w:pPr>
+        <w:spacing w:line="240" w:lineRule="auto" w:before="0" w:after="0"/>
+        <w:ind w:left="0" w:right="0" w:firstLine="709"/>
+        <w:jc w:val="both"/>
+      </w:pPr>
+      <w:r>
+        <w:rPr>
+          <w:rFonts w:ascii="Times New Roman" w:hAnsi="Times New Roman"/>
+          <w:b w:val="0"/>
+          <w:i w:val="0"/>
+          <w:color w:val="000000"/>
+          <w:sz w:val="28"/>
+        </w:rPr>
+        <w:t>но вот и все par updated</w:t>
+      </w:r>
+    </w:p>
+    <w:tbl>
+      <w:tblPr>
+        <w:tblW w:type="auto" w:w="0"/>
+        <w:tblLayout w:type="fixed"/>
+        <w:tblLook w:firstColumn="1" w:firstRow="1" w:lastColumn="0" w:lastRow="0" w:noHBand="0" w:noVBand="1" w:val="04A0"/>
+      </w:tblPr>
+      <w:tblGrid>
+        <w:gridCol w:w="3230"/>
+        <w:gridCol w:w="3230"/>
+        <w:gridCol w:w="3230"/>
+      </w:tblGrid>
+      <w:tr>
+        <w:tc>
+          <w:tcPr>
+            <w:tcW w:type="dxa" w:w="969"/>
+          </w:tcPr>
+          <w:p/>
+        </w:tc>
+        <w:tc>
+          <w:tcPr>
+            <w:tcW w:type="dxa" w:w="7751"/>
+            <w:vAlign w:val="center"/>
+          </w:tcPr>
+          <w:p>
+            <w:pPr>
+              <w:spacing w:line="240" w:lineRule="auto" w:before="240" w:after="240"/>
+              <w:ind w:left="0" w:right="0" w:firstLine="0"/>
+              <w:jc w:val="center"/>
+            </w:pPr>
+            <w:r>
+              <w:rPr>
+                <w:b w:val="0"/>
+                <w:i w:val="0"/>
+                <w:color w:val="000000"/>
+                <w:sz w:val="28"/>
+              </w:rPr>
+              <m:oMath xmlns:mml="http://www.w3.org/1998/Math/MathML">
+                <m:r>
+                  <m:t>E=2332m</m:t>
+                </m:r>
+                <m:sSup>
+                  <m:e>
+                    <m:r>
+                      <m:t>c</m:t>
+                    </m:r>
+                  </m:e>
+                  <m:sup>
+                    <m:r>
+                      <m:t>2</m:t>
+                    </m:r>
+                  </m:sup>
+                </m:sSup>
+              </m:oMath>
+              <m:oMath xmlns:mml="http://www.w3.org/1998/Math/MathML">
+                <m:f>
+                  <m:fPr>
+                    <m:type m:val="bar"/>
+                  </m:fPr>
+                  <m:num>
+                    <m:r>
+                      <m:t>1</m:t>
+                    </m:r>
+                  </m:num>
+                  <m:den>
+                    <m:r>
+                      <m:t>2</m:t>
+                    </m:r>
+                  </m:den>
+                </m:f>
+                <m:r>
+                  <m:t>−</m:t>
+                </m:r>
+                <m:f>
+                  <m:fPr>
+                    <m:type m:val="bar"/>
+                  </m:fPr>
+                  <m:num>
+                    <m:f>
+                      <m:fPr>
+                        <m:type m:val="bar"/>
+                      </m:fPr>
+                      <m:num>
+                        <m:r>
+                          <m:t>10</m:t>
+                        </m:r>
+                      </m:num>
+                      <m:den>
+                        <m:r>
+                          <m:t>20</m:t>
+                        </m:r>
+                      </m:den>
+                    </m:f>
+                    <m:r>
+                      <m:t>−</m:t>
+                    </m:r>
+                  </m:num>
+                  <m:den/>
+                </m:f>
+                <m:r>
+                  <m:t>=30[</m:t>
+                </m:r>
+                <m:m>
+                  <m:mPr>
+                    <m:baseJc m:val="center"/>
+                    <m:plcHide m:val="on"/>
+                    <m:mcs>
+                      <m:mc>
+                        <m:mcPr>
+                          <m:count m:val="3"/>
+                          <m:mcJc m:val="center"/>
+                        </m:mcPr>
+                      </m:mc>
+                    </m:mcs>
+                  </m:mPr>
+                  <m:mr>
+                    <m:e>
+                      <m:r>
+                        <m:t>1</m:t>
+                      </m:r>
+                    </m:e>
+                    <m:e>
+                      <m:r>
+                        <m:t>1</m:t>
+                      </m:r>
+                    </m:e>
+                    <m:e>
+                      <m:r>
+                        <m:t>11</m:t>
+                      </m:r>
+                    </m:e>
+                  </m:mr>
+                  <m:mr>
+                    <m:e>
+                      <m:r>
+                        <m:t>1</m:t>
+                      </m:r>
+                    </m:e>
+                    <m:e>
+                      <m:r>
+                        <m:t>1</m:t>
+                      </m:r>
+                    </m:e>
+                    <m:e>
+                      <m:r>
+                        <m:t>11</m:t>
+                      </m:r>
+                    </m:e>
+                  </m:mr>
+                  <m:mr>
+                    <m:e>
+                      <m:r>
+                        <m:t>1</m:t>
+                      </m:r>
+                    </m:e>
+                    <m:e>
+                      <m:r>
+                        <m:t>1</m:t>
+                      </m:r>
+                    </m:e>
+                    <m:e>
+                      <m:r>
+                        <m:t>11</m:t>
+                      </m:r>
+                    </m:e>
+                  </m:mr>
+                </m:m>
+                <m:r>
+                  <m:t>]</m:t>
+                </m:r>
+              </m:oMath>
+            </w:r>
+          </w:p>
+        </w:tc>
+        <w:tc>
+          <w:tcPr>
+            <w:tcW w:type="dxa" w:w="969"/>
+            <w:vAlign w:val="center"/>
+          </w:tcPr>
+          <w:p>
+            <w:pPr>
+              <w:spacing w:line="240" w:lineRule="auto" w:before="240" w:after="240"/>
+              <w:ind w:left="0" w:right="0" w:firstLine="0"/>
+              <w:jc w:val="right"/>
+            </w:pPr>
+            <w:r>
+              <w:rPr>
+                <w:rFonts w:ascii="Times New Roman" w:hAnsi="Times New Roman"/>
+                <w:b w:val="0"/>
+                <w:i w:val="0"/>
+                <w:color w:val="000000"/>
+                <w:sz w:val="28"/>
+              </w:rPr>
+              <w:t>(7.1)</w:t>
+            </w:r>
+          </w:p>
+        </w:tc>
+      </w:tr>
+    </w:tbl>
+    <w:p>
+      <w:pPr>
+        <w:spacing w:line="240" w:lineRule="auto" w:before="0" w:after="0"/>
+        <w:ind w:left="0" w:right="0" w:firstLine="709"/>
+        <w:jc w:val="both"/>
+      </w:pPr>
+      <w:r>
+        <w:rPr>
+          <w:rFonts w:ascii="Times New Roman" w:hAnsi="Times New Roman"/>
+          <w:b w:val="0"/>
+          <w:i w:val="0"/>
+          <w:color w:val="000000"/>
+          <w:sz w:val="28"/>
+        </w:rPr>
+        <w:t>dksamdkasmdkasmdk amdk smadks amdksa mdkas mdask dms dkas</w:t>
+      </w:r>
+    </w:p>
+    <w:p>
+      <w:pPr>
+        <w:spacing w:line="240" w:lineRule="auto" w:before="280" w:after="0"/>
+        <w:ind w:left="0" w:right="0" w:firstLine="0"/>
+        <w:jc w:val="center"/>
+      </w:pPr>
+      <w:r>
+        <w:drawing>
+          <wp:inline xmlns:a="http://schemas.openxmlformats.org/drawingml/2006/main" xmlns:pic="http://schemas.openxmlformats.org/drawingml/2006/picture">
+            <wp:extent cx="1270000" cy="1270000"/>
+            <wp:docPr id="9" name="Picture 9"/>
+            <wp:cNvGraphicFramePr>
+              <a:graphicFrameLocks noChangeAspect="1"/>
+            </wp:cNvGraphicFramePr>
+            <a:graphic>
+              <a:graphicData uri="http://schemas.openxmlformats.org/drawingml/2006/picture">
+                <pic:pic>
+                  <pic:nvPicPr>
+                    <pic:cNvPr id="0" name="image.png"/>
+                    <pic:cNvPicPr/>
+                  </pic:nvPicPr>
+                  <pic:blipFill>
+                    <a:blip r:embed="rId7"/>
+                    <a:stretch>
+                      <a:fillRect/>
+                    </a:stretch>
+                  </pic:blipFill>
+                  <pic:spPr>
+                    <a:xfrm>
+                      <a:off x="0" y="0"/>
+                      <a:ext cx="1270000" cy="1270000"/>
+                    </a:xfrm>
+                    <a:prstGeom prst="rect"/>
+                  </pic:spPr>
+                </pic:pic>
+              </a:graphicData>
+            </a:graphic>
+          </wp:inline>
+        </w:drawing>
+      </w:r>
+    </w:p>
+    <w:p>
+      <w:pPr>
+        <w:spacing w:line="240" w:lineRule="auto" w:before="120" w:after="280"/>
+        <w:ind w:left="0" w:right="0" w:firstLine="0"/>
+        <w:jc w:val="center"/>
+      </w:pPr>
+      <w:r>
+        <w:rPr>
+          <w:rFonts w:ascii="Times New Roman" w:hAnsi="Times New Roman"/>
+          <w:b w:val="0"/>
+          <w:i w:val="0"/>
+          <w:color w:val="000000"/>
+          <w:sz w:val="28"/>
+        </w:rPr>
+        <w:t>Рисунок 7.3 – red one Новое изображение</w:t>
+      </w:r>
+    </w:p>
+    <w:tbl>
+      <w:tblPr>
+        <w:tblW w:type="auto" w:w="0"/>
+        <w:tblLayout w:type="fixed"/>
+        <w:tblLook w:firstColumn="1" w:firstRow="1" w:lastColumn="0" w:lastRow="0" w:noHBand="0" w:noVBand="1" w:val="04A0"/>
+      </w:tblPr>
+      <w:tblGrid>
+        <w:gridCol w:w="3230"/>
+        <w:gridCol w:w="3230"/>
+        <w:gridCol w:w="3230"/>
+      </w:tblGrid>
+      <w:tr>
+        <w:tc>
+          <w:tcPr>
+            <w:tcW w:type="dxa" w:w="969"/>
+          </w:tcPr>
+          <w:p/>
+        </w:tc>
+        <w:tc>
+          <w:tcPr>
+            <w:tcW w:type="dxa" w:w="7751"/>
+            <w:vAlign w:val="center"/>
+          </w:tcPr>
+          <w:p>
+            <w:pPr>
+              <w:spacing w:line="240" w:lineRule="auto" w:before="240" w:after="240"/>
+              <w:ind w:left="0" w:right="0" w:firstLine="0"/>
+              <w:jc w:val="center"/>
+            </w:pPr>
+            <w:r>
+              <w:rPr>
+                <w:b w:val="0"/>
+                <w:i w:val="0"/>
+                <w:color w:val="000000"/>
+                <w:sz w:val="28"/>
+              </w:rPr>
+              <m:oMath xmlns:mml="http://www.w3.org/1998/Math/MathML">
+                <m:r>
+                  <m:t>E=233d2m</m:t>
+                </m:r>
+                <m:sSup>
+                  <m:e>
+                    <m:r>
+                      <m:t>c</m:t>
+                    </m:r>
+                  </m:e>
+                  <m:sup>
+                    <m:r>
+                      <m:t>2</m:t>
+                    </m:r>
+                  </m:sup>
+                </m:sSup>
+              </m:oMath>
+            </w:r>
+          </w:p>
+        </w:tc>
+        <w:tc>
+          <w:tcPr>
+            <w:tcW w:type="dxa" w:w="969"/>
+            <w:vAlign w:val="center"/>
+          </w:tcPr>
+          <w:p>
+            <w:pPr>
+              <w:spacing w:line="240" w:lineRule="auto" w:before="240" w:after="240"/>
+              <w:ind w:left="0" w:right="0" w:firstLine="0"/>
+              <w:jc w:val="right"/>
+            </w:pPr>
+            <w:r>
+              <w:rPr>
+                <w:rFonts w:ascii="Times New Roman" w:hAnsi="Times New Roman"/>
+                <w:b w:val="0"/>
+                <w:i w:val="0"/>
+                <w:color w:val="000000"/>
+                <w:sz w:val="28"/>
+              </w:rPr>
+              <w:t>(7.2)</w:t>
+            </w:r>
+          </w:p>
+        </w:tc>
+      </w:tr>
+    </w:tbl>
+    <w:p>
+      <w:pPr>
+        <w:pStyle w:val="3"/>
+        <w:spacing w:line="240" w:lineRule="auto" w:before="360" w:after="240"/>
+        <w:ind w:left="0" w:right="0" w:firstLine="709"/>
+      </w:pPr>
+      <w:r>
+        <w:rPr>
+          <w:rFonts w:ascii="Times New Roman" w:hAnsi="Times New Roman"/>
+          <w:b/>
+          <w:i w:val="0"/>
+          <w:color w:val="000000"/>
+          <w:sz w:val="28"/>
+        </w:rPr>
+        <w:t>7.3.1 toooto</w:t>
+      </w:r>
+    </w:p>
+    <w:p>
+      <w:pPr>
+        <w:spacing w:line="240" w:lineRule="auto" w:before="0" w:after="0"/>
+        <w:ind w:left="0" w:right="0" w:firstLine="709"/>
+        <w:jc w:val="both"/>
+      </w:pPr>
+      <w:r>
+        <w:rPr>
+          <w:rFonts w:ascii="Times New Roman" w:hAnsi="Times New Roman"/>
+          <w:b w:val="0"/>
+          <w:i w:val="0"/>
+          <w:color w:val="000000"/>
+          <w:sz w:val="28"/>
+        </w:rPr>
+        <w:t>dlasjd dk askdj lkasdно вот и все par updated</w:t>
+      </w:r>
+    </w:p>
+    <w:p>
+      <w:pPr>
+        <w:spacing w:line="240" w:lineRule="auto" w:before="0" w:after="0"/>
+        <w:ind w:left="0" w:right="0" w:firstLine="709"/>
+        <w:jc w:val="both"/>
+      </w:pPr>
+      <w:r>
+        <w:rPr>
+          <w:rFonts w:ascii="Times New Roman" w:hAnsi="Times New Roman"/>
+          <w:b w:val="0"/>
+          <w:i w:val="0"/>
+          <w:color w:val="000000"/>
+          <w:sz w:val="28"/>
+        </w:rPr>
+        <w:t>32131312412 412 4214но вот и все par updated</w:t>
+      </w:r>
+    </w:p>
+    <w:p>
+      <w:pPr>
+        <w:pStyle w:val="3"/>
+        <w:spacing w:line="240" w:lineRule="auto" w:before="360" w:after="240"/>
+        <w:ind w:left="0" w:right="0" w:firstLine="709"/>
+      </w:pPr>
+      <w:r>
+        <w:rPr>
+          <w:rFonts w:ascii="Times New Roman" w:hAnsi="Times New Roman"/>
+          <w:b/>
+          <w:i w:val="0"/>
+          <w:color w:val="000000"/>
+          <w:sz w:val="28"/>
+        </w:rPr>
+        <w:t>7.3.2 new_header105 che dks</w:t>
+      </w:r>
+    </w:p>
+    <w:p>
+      <w:pPr>
+        <w:spacing w:line="240" w:lineRule="auto" w:before="280" w:after="0"/>
+        <w:ind w:left="0" w:right="0" w:firstLine="0"/>
+        <w:suppressAutoHyphens w:val="true"/>
+        <w:pBdr>
+          <w:top w:val="single" w:sz="4" w:space="4" w:color="000000"/>
+          <w:left w:val="single" w:sz="4" w:space="4" w:color="000000"/>
+          <w:bottom w:val="single" w:sz="4" w:space="4" w:color="000000"/>
+          <w:right w:val="single" w:sz="4" w:space="4" w:color="000000"/>
+        </w:pBdr>
+      </w:pPr>
+      <w:r>
+        <w:rPr>
+          <w:rFonts w:ascii="Courier New" w:hAnsi="Courier New"/>
+          <w:b w:val="0"/>
+          <w:i w:val="0"/>
+          <w:color w:val="000000"/>
+          <w:sz w:val="24"/>
+        </w:rPr>
+        <w:t>def move_element_word(self, parent: Element, element: Element, after:Element =None):</w:t>
+        <w:br/>
+        <w:t xml:space="preserve">        if isinstance(element,Header):</w:t>
+        <w:br/>
+        <w:t xml:space="preserve">            self.numberer.adjust_header_levels(parent,element)</w:t>
+        <w:br/>
+        <w:t xml:space="preserve">        self.numberer.move_element(parent,element,after)</w:t>
+        <w:br/>
+        <w:t xml:space="preserve">        if not isinstance(element,Header) and not isinstance(parent,Header):</w:t>
+        <w:br/>
+        <w:t xml:space="preserve">            after=parent</w:t>
+        <w:br/>
+        <w:t xml:space="preserve">        if isinstance(element,Header):</w:t>
+        <w:br/>
+        <w:t xml:space="preserve">            self._sync_move_to_doc(element,parent,after,element,parent)</w:t>
+        <w:br/>
+        <w:t xml:space="preserve">        else:</w:t>
+        <w:br/>
+        <w:t xml:space="preserve">            self._sync_move_to_doc(element,parent,after,None,None)</w:t>
+      </w:r>
+    </w:p>
+    <w:p>
+      <w:pPr>
+        <w:spacing w:line="240" w:lineRule="auto" w:before="120" w:after="280"/>
+        <w:ind w:left="0" w:right="0" w:firstLine="0"/>
+        <w:jc w:val="center"/>
+      </w:pPr>
+      <w:r>
+        <w:rPr>
+          <w:rFonts w:ascii="Times New Roman" w:hAnsi="Times New Roman"/>
+          <w:b w:val="0"/>
+          <w:i w:val="0"/>
+          <w:color w:val="000000"/>
+          <w:sz w:val="28"/>
+        </w:rPr>
+        <w:t>Листинг 7.2 – cdasdapton new one</w:t>
+      </w:r>
+    </w:p>
+    <w:p>
+      <w:pPr>
+        <w:spacing w:line="240" w:lineRule="auto" w:before="0" w:after="0"/>
+        <w:ind w:left="0" w:right="0" w:firstLine="709"/>
+        <w:jc w:val="both"/>
+      </w:pPr>
+      <w:r>
+        <w:rPr>
+          <w:rFonts w:ascii="Times New Roman" w:hAnsi="Times New Roman"/>
+          <w:b w:val="0"/>
+          <w:i w:val="0"/>
+          <w:color w:val="000000"/>
+          <w:sz w:val="28"/>
+        </w:rPr>
+        <w:t>new_header105; j1nj2eeio12e2m21eio dk askdj lkasdно вот и все par updated</w:t>
+      </w:r>
+    </w:p>
+    <w:p>
+      <w:pPr>
+        <w:spacing w:line="240" w:lineRule="auto" w:before="0" w:after="0"/>
+        <w:ind w:left="0" w:right="0" w:firstLine="709"/>
+        <w:jc w:val="both"/>
+      </w:pPr>
+      <w:r>
+        <w:rPr>
+          <w:rFonts w:ascii="Times New Roman" w:hAnsi="Times New Roman"/>
+          <w:b w:val="0"/>
+          <w:i w:val="0"/>
+          <w:color w:val="000000"/>
+          <w:sz w:val="28"/>
+        </w:rPr>
+        <w:t>new_header105 knodskd skds;kdaskdkasd 412 4214но вот и все par updated</w:t>
+      </w:r>
+    </w:p>
+    <w:p>
+      <w:pPr>
+        <w:pStyle w:val="3"/>
+        <w:spacing w:line="240" w:lineRule="auto" w:before="360" w:after="240"/>
+        <w:ind w:left="0" w:right="0" w:firstLine="709"/>
+      </w:pPr>
+      <w:r>
+        <w:rPr>
+          <w:rFonts w:ascii="Times New Roman" w:hAnsi="Times New Roman"/>
+          <w:b/>
+          <w:i w:val="0"/>
+          <w:color w:val="000000"/>
+          <w:sz w:val="28"/>
+        </w:rPr>
+        <w:t>7.3.3 che dks</w:t>
+      </w:r>
+    </w:p>
+    <w:p>
+      <w:pPr>
+        <w:spacing w:line="240" w:lineRule="auto" w:before="0" w:after="0"/>
+        <w:ind w:left="0" w:right="0" w:firstLine="709"/>
+        <w:jc w:val="both"/>
+      </w:pPr>
+      <w:r>
+        <w:rPr>
+          <w:rFonts w:ascii="Times New Roman" w:hAnsi="Times New Roman"/>
+          <w:b w:val="0"/>
+          <w:i w:val="0"/>
+          <w:color w:val="000000"/>
+          <w:sz w:val="28"/>
+        </w:rPr>
+        <w:t>dasindm; j1nj2eeio12e2m21eio dk askdj lkasdно вот и все par updated dasdasddajsdn jasdnjasndj ansdjasn dasnddddddddddddddddddddddddddddddddddsnj ndjs ndj sndj asndjsj</w:t>
+      </w:r>
+    </w:p>
+    <w:p>
+      <w:pPr>
+        <w:spacing w:line="240" w:lineRule="auto" w:before="0" w:after="0"/>
+        <w:ind w:left="0" w:right="0" w:firstLine="709"/>
+        <w:jc w:val="both"/>
+      </w:pPr>
+      <w:r>
+        <w:rPr>
+          <w:rFonts w:ascii="Times New Roman" w:hAnsi="Times New Roman"/>
+          <w:b w:val="0"/>
+          <w:i w:val="0"/>
+          <w:color w:val="000000"/>
+          <w:sz w:val="28"/>
+        </w:rPr>
+        <w:t>IMage knodskd skds;kdaskdkasd dbhjdnsadnsajdksandksandasjn djsan djksadnasnkdjsajdndak 412 4214но вот и все par updated</w:t>
+      </w:r>
+    </w:p>
+    <w:p>
+      <w:pPr>
+        <w:pStyle w:val="2"/>
+        <w:spacing w:line="240" w:lineRule="auto" w:before="360" w:after="240"/>
+        <w:ind w:left="0" w:right="0" w:firstLine="709"/>
+      </w:pPr>
+      <w:r>
+        <w:rPr>
+          <w:rFonts w:ascii="Times New Roman" w:hAnsi="Times New Roman"/>
+          <w:b/>
+          <w:i w:val="0"/>
+          <w:color w:val="000000"/>
+          <w:sz w:val="28"/>
+        </w:rPr>
+        <w:t>7.4 d заголовок</w:t>
+      </w:r>
+    </w:p>
+    <w:p>
+      <w:pPr>
+        <w:spacing w:line="240" w:lineRule="auto" w:before="0" w:after="0"/>
+        <w:ind w:left="0" w:right="0" w:firstLine="709"/>
+        <w:jc w:val="both"/>
+      </w:pPr>
+      <w:r>
+        <w:rPr>
+          <w:rFonts w:ascii="Times New Roman" w:hAnsi="Times New Roman"/>
+          <w:b w:val="0"/>
+          <w:i w:val="0"/>
+          <w:color w:val="000000"/>
+          <w:sz w:val="28"/>
+        </w:rPr>
+        <w:t>321321321</w:t>
+      </w:r>
+    </w:p>
+    <w:tbl>
+      <w:tblPr>
+        <w:tblW w:type="auto" w:w="0"/>
+        <w:tblLayout w:type="fixed"/>
+        <w:tblLook w:firstColumn="1" w:firstRow="1" w:lastColumn="0" w:lastRow="0" w:noHBand="0" w:noVBand="1" w:val="04A0"/>
+      </w:tblPr>
+      <w:tblGrid>
+        <w:gridCol w:w="3230"/>
+        <w:gridCol w:w="3230"/>
+        <w:gridCol w:w="3230"/>
+      </w:tblGrid>
+      <w:tr>
+        <w:tc>
+          <w:tcPr>
+            <w:tcW w:type="dxa" w:w="969"/>
+          </w:tcPr>
+          <w:p/>
+        </w:tc>
+        <w:tc>
+          <w:tcPr>
+            <w:tcW w:type="dxa" w:w="7751"/>
+            <w:vAlign w:val="center"/>
+          </w:tcPr>
+          <w:p>
+            <w:pPr>
+              <w:spacing w:line="240" w:lineRule="auto" w:before="240" w:after="240"/>
+              <w:ind w:left="0" w:right="0" w:firstLine="0"/>
+              <w:jc w:val="center"/>
+            </w:pPr>
+            <w:r>
+              <w:rPr>
+                <w:b w:val="0"/>
+                <w:i w:val="0"/>
+                <w:color w:val="000000"/>
+                <w:sz w:val="28"/>
+              </w:rPr>
+              <m:oMath xmlns:mml="http://www.w3.org/1998/Math/MathML">
+                <m:r>
+                  <m:t>a−2=2</m:t>
+                </m:r>
+              </m:oMath>
+            </w:r>
+          </w:p>
+        </w:tc>
+        <w:tc>
+          <w:tcPr>
+            <w:tcW w:type="dxa" w:w="969"/>
+            <w:vAlign w:val="center"/>
+          </w:tcPr>
+          <w:p>
+            <w:pPr>
+              <w:spacing w:line="240" w:lineRule="auto" w:before="240" w:after="240"/>
+              <w:ind w:left="0" w:right="0" w:firstLine="0"/>
+              <w:jc w:val="right"/>
+            </w:pPr>
+            <w:r>
+              <w:rPr>
+                <w:rFonts w:ascii="Times New Roman" w:hAnsi="Times New Roman"/>
+                <w:b w:val="0"/>
+                <w:i w:val="0"/>
+                <w:color w:val="000000"/>
+                <w:sz w:val="28"/>
+              </w:rPr>
+              <w:t>(7.3)</w:t>
+            </w:r>
+          </w:p>
+        </w:tc>
+      </w:tr>
+    </w:tbl>
+    <w:p>
+      <w:pPr>
+        <w:pStyle w:val="1"/>
+        <w:pageBreakBefore/>
+        <w:spacing w:line="240" w:lineRule="auto" w:before="0" w:after="360"/>
+        <w:ind w:left="0" w:right="0" w:firstLine="709"/>
+      </w:pPr>
+      <w:r>
+        <w:rPr>
+          <w:rFonts w:ascii="Times New Roman" w:hAnsi="Times New Roman"/>
+          <w:b/>
+          <w:i w:val="0"/>
+          <w:color w:val="000000"/>
+          <w:sz w:val="28"/>
+        </w:rPr>
+        <w:t>8 проверка го гого</w:t>
+      </w:r>
+    </w:p>
+    <w:p>
+      <w:pPr>
+        <w:spacing w:line="240" w:lineRule="auto" w:before="0" w:after="0"/>
+        <w:ind w:left="0" w:right="0" w:firstLine="709"/>
+        <w:jc w:val="both"/>
+      </w:pPr>
+      <w:r>
+        <w:rPr>
+          <w:rFonts w:ascii="Times New Roman" w:hAnsi="Times New Roman"/>
+          <w:b w:val="0"/>
+          <w:i w:val="0"/>
+          <w:color w:val="000000"/>
+          <w:sz w:val="28"/>
+        </w:rPr>
+        <w:t xml:space="preserve"> ndskm</w:t>
+      </w:r>
+    </w:p>
+    <w:p>
+      <w:pPr>
+        <w:pStyle w:val="1"/>
+        <w:pageBreakBefore/>
+        <w:spacing w:line="240" w:lineRule="auto" w:before="0" w:after="120"/>
+        <w:ind w:left="0" w:right="0" w:firstLine="709"/>
+      </w:pPr>
+      <w:r>
+        <w:rPr>
+          <w:rFonts w:ascii="Times New Roman" w:hAnsi="Times New Roman"/>
+          <w:b/>
+          <w:i w:val="0"/>
+          <w:color w:val="000000"/>
+          <w:sz w:val="28"/>
+        </w:rPr>
+        <w:t>9 иди сюда заголовок</w:t>
+      </w:r>
+    </w:p>
+    <w:p>
+      <w:pPr>
+        <w:spacing w:line="240" w:lineRule="auto" w:before="280" w:after="0"/>
+        <w:ind w:left="0" w:right="0" w:firstLine="0"/>
+        <w:suppressAutoHyphens w:val="true"/>
+        <w:pBdr>
+          <w:top w:val="single" w:sz="4" w:space="4" w:color="000000"/>
+          <w:left w:val="single" w:sz="4" w:space="4" w:color="000000"/>
+          <w:bottom w:val="single" w:sz="4" w:space="4" w:color="000000"/>
+          <w:right w:val="single" w:sz="4" w:space="4" w:color="000000"/>
+        </w:pBdr>
+      </w:pPr>
+      <w:r>
+        <w:rPr>
+          <w:rFonts w:ascii="Courier New" w:hAnsi="Courier New"/>
+          <w:b w:val="0"/>
+          <w:i w:val="0"/>
+          <w:color w:val="000000"/>
+          <w:sz w:val="24"/>
+        </w:rPr>
+        <w:t>poso smskdmska dmsn dkasjndjkasjdnasjkdnjaksdnajnaskdjnasjkdn kdsna ksdnas</w:t>
+      </w:r>
+    </w:p>
+    <w:p>
+      <w:pPr>
+        <w:spacing w:line="240" w:lineRule="auto" w:before="120" w:after="280"/>
+        <w:ind w:left="0" w:right="0" w:firstLine="0"/>
+        <w:jc w:val="center"/>
+      </w:pPr>
+      <w:r>
+        <w:rPr>
+          <w:rFonts w:ascii="Times New Roman" w:hAnsi="Times New Roman"/>
+          <w:b w:val="0"/>
+          <w:i w:val="0"/>
+          <w:color w:val="000000"/>
+          <w:sz w:val="28"/>
+        </w:rPr>
+        <w:t>Листинг 9.1 – capton new one</w:t>
       </w:r>
     </w:p>
     <w:p>

--- a/test.docx
+++ b/test.docx
@@ -4910,6 +4910,1665 @@
           <w:sz w:val="28"/>
         </w:rPr>
         <w:t>Листинг 9.1 – capton new one</w:t>
+      </w:r>
+    </w:p>
+    <w:p>
+      <w:pPr>
+        <w:spacing w:before="0" w:line="240" w:lineRule="auto" w:after="0"/>
+        <w:ind w:left="0" w:right="0" w:firstLine="709"/>
+        <w:jc w:val="both"/>
+      </w:pPr>
+      <w:r>
+        <w:rPr>
+          <w:rFonts w:ascii="Times New Roman" w:hAnsi="Times New Roman"/>
+          <w:b w:val="0"/>
+          <w:i w:val="0"/>
+          <w:color w:val="000000"/>
+          <w:sz w:val="28"/>
+        </w:rPr>
+        <w:t>– dsadasd;</w:t>
+      </w:r>
+    </w:p>
+    <w:p>
+      <w:pPr>
+        <w:spacing w:line="240" w:lineRule="auto" w:after="0"/>
+        <w:ind w:left="0" w:right="0" w:firstLine="709"/>
+        <w:jc w:val="both"/>
+      </w:pPr>
+      <w:r>
+        <w:rPr>
+          <w:rFonts w:ascii="Times New Roman" w:hAnsi="Times New Roman"/>
+          <w:b w:val="0"/>
+          <w:i w:val="0"/>
+          <w:color w:val="000000"/>
+          <w:sz w:val="28"/>
+        </w:rPr>
+        <w:t>– как-то так;</w:t>
+      </w:r>
+    </w:p>
+    <w:p>
+      <w:pPr>
+        <w:spacing w:before="0" w:line="240" w:lineRule="auto" w:after="0"/>
+        <w:ind w:left="0" w:right="0" w:firstLine="709"/>
+        <w:jc w:val="both"/>
+      </w:pPr>
+      <w:r>
+        <w:rPr>
+          <w:rFonts w:ascii="Times New Roman" w:hAnsi="Times New Roman"/>
+          <w:b w:val="0"/>
+          <w:i w:val="0"/>
+          <w:color w:val="000000"/>
+          <w:sz w:val="28"/>
+        </w:rPr>
+        <w:t>– пися231;</w:t>
+      </w:r>
+    </w:p>
+    <w:p>
+      <w:pPr>
+        <w:spacing w:before="0" w:line="240" w:lineRule="auto" w:after="0"/>
+        <w:ind w:left="0" w:right="0" w:firstLine="709"/>
+        <w:jc w:val="both"/>
+      </w:pPr>
+      <w:r>
+        <w:rPr>
+          <w:rFonts w:ascii="Times New Roman" w:hAnsi="Times New Roman"/>
+          <w:b w:val="0"/>
+          <w:i w:val="0"/>
+          <w:color w:val="000000"/>
+          <w:sz w:val="28"/>
+        </w:rPr>
+        <w:t>– ага.</w:t>
+      </w:r>
+    </w:p>
+    <w:p>
+      <w:pPr>
+        <w:pStyle w:val="1"/>
+        <w:pageBreakBefore/>
+        <w:spacing w:line="240" w:lineRule="auto" w:before="0" w:after="360"/>
+        <w:ind w:left="0" w:right="0" w:firstLine="709"/>
+      </w:pPr>
+      <w:r>
+        <w:rPr>
+          <w:rFonts w:ascii="Times New Roman" w:hAnsi="Times New Roman"/>
+          <w:b/>
+          <w:i w:val="0"/>
+          <w:color w:val="000000"/>
+          <w:sz w:val="28"/>
+        </w:rPr>
+        <w:t>10 Новый заголовок</w:t>
+      </w:r>
+    </w:p>
+    <w:p>
+      <w:pPr>
+        <w:spacing w:line="240" w:lineRule="auto" w:before="280" w:after="0"/>
+        <w:ind w:left="0" w:right="0" w:firstLine="0"/>
+        <w:jc w:val="center"/>
+      </w:pPr>
+      <w:r>
+        <w:drawing>
+          <wp:inline xmlns:a="http://schemas.openxmlformats.org/drawingml/2006/main" xmlns:pic="http://schemas.openxmlformats.org/drawingml/2006/picture">
+            <wp:extent cx="1270000" cy="1270000"/>
+            <wp:docPr id="11" name="Picture 11"/>
+            <wp:cNvGraphicFramePr>
+              <a:graphicFrameLocks noChangeAspect="1"/>
+            </wp:cNvGraphicFramePr>
+            <a:graphic>
+              <a:graphicData uri="http://schemas.openxmlformats.org/drawingml/2006/picture">
+                <pic:pic>
+                  <pic:nvPicPr>
+                    <pic:cNvPr id="0" name="image.png"/>
+                    <pic:cNvPicPr/>
+                  </pic:nvPicPr>
+                  <pic:blipFill>
+                    <a:blip r:embed="rId6"/>
+                    <a:stretch>
+                      <a:fillRect/>
+                    </a:stretch>
+                  </pic:blipFill>
+                  <pic:spPr>
+                    <a:xfrm>
+                      <a:off x="0" y="0"/>
+                      <a:ext cx="1270000" cy="1270000"/>
+                    </a:xfrm>
+                    <a:prstGeom prst="rect"/>
+                  </pic:spPr>
+                </pic:pic>
+              </a:graphicData>
+            </a:graphic>
+          </wp:inline>
+        </w:drawing>
+      </w:r>
+    </w:p>
+    <w:p>
+      <w:pPr>
+        <w:spacing w:line="240" w:lineRule="auto" w:before="120" w:after="280"/>
+        <w:ind w:left="0" w:right="0" w:firstLine="0"/>
+        <w:jc w:val="center"/>
+      </w:pPr>
+      <w:r>
+        <w:rPr>
+          <w:rFonts w:ascii="Times New Roman" w:hAnsi="Times New Roman"/>
+          <w:b w:val="0"/>
+          <w:i w:val="0"/>
+          <w:color w:val="000000"/>
+          <w:sz w:val="28"/>
+        </w:rPr>
+        <w:t>Рисунок 10.1 – Новdsdasdое изображение</w:t>
+      </w:r>
+    </w:p>
+    <w:p>
+      <w:pPr>
+        <w:spacing w:line="240" w:lineRule="auto" w:before="280" w:after="0"/>
+        <w:ind w:left="0" w:right="0" w:firstLine="0"/>
+        <w:jc w:val="center"/>
+      </w:pPr>
+      <w:r>
+        <w:drawing>
+          <wp:inline xmlns:a="http://schemas.openxmlformats.org/drawingml/2006/main" xmlns:pic="http://schemas.openxmlformats.org/drawingml/2006/picture">
+            <wp:extent cx="1270000" cy="1270000"/>
+            <wp:docPr id="10" name="Picture 10"/>
+            <wp:cNvGraphicFramePr>
+              <a:graphicFrameLocks noChangeAspect="1"/>
+            </wp:cNvGraphicFramePr>
+            <a:graphic>
+              <a:graphicData uri="http://schemas.openxmlformats.org/drawingml/2006/picture">
+                <pic:pic>
+                  <pic:nvPicPr>
+                    <pic:cNvPr id="0" name="image.png"/>
+                    <pic:cNvPicPr/>
+                  </pic:nvPicPr>
+                  <pic:blipFill>
+                    <a:blip r:embed="rId6"/>
+                    <a:stretch>
+                      <a:fillRect/>
+                    </a:stretch>
+                  </pic:blipFill>
+                  <pic:spPr>
+                    <a:xfrm>
+                      <a:off x="0" y="0"/>
+                      <a:ext cx="1270000" cy="1270000"/>
+                    </a:xfrm>
+                    <a:prstGeom prst="rect"/>
+                  </pic:spPr>
+                </pic:pic>
+              </a:graphicData>
+            </a:graphic>
+          </wp:inline>
+        </w:drawing>
+      </w:r>
+    </w:p>
+    <w:p>
+      <w:pPr>
+        <w:spacing w:line="240" w:lineRule="auto" w:before="120" w:after="280"/>
+        <w:ind w:left="0" w:right="0" w:firstLine="0"/>
+        <w:jc w:val="center"/>
+      </w:pPr>
+      <w:r>
+        <w:rPr>
+          <w:rFonts w:ascii="Times New Roman" w:hAnsi="Times New Roman"/>
+          <w:b w:val="0"/>
+          <w:i w:val="0"/>
+          <w:color w:val="000000"/>
+          <w:sz w:val="28"/>
+        </w:rPr>
+        <w:t>Рисунок 10.2 – Новое изображение</w:t>
+      </w:r>
+    </w:p>
+    <w:p>
+      <w:pPr>
+        <w:spacing w:line="240" w:lineRule="auto" w:before="0" w:after="0"/>
+        <w:ind w:left="0" w:right="0" w:firstLine="709"/>
+        <w:jc w:val="both"/>
+      </w:pPr>
+      <w:r>
+        <w:rPr>
+          <w:rFonts w:ascii="Times New Roman" w:hAnsi="Times New Roman"/>
+          <w:b w:val="0"/>
+          <w:i w:val="0"/>
+          <w:color w:val="000000"/>
+          <w:sz w:val="28"/>
+        </w:rPr>
+        <w:t>dasda32132131231sd</w:t>
+      </w:r>
+    </w:p>
+    <w:p>
+      <w:pPr>
+        <w:spacing w:line="240" w:lineRule="auto" w:before="0" w:after="0"/>
+        <w:ind w:left="0" w:right="0" w:firstLine="709"/>
+        <w:jc w:val="both"/>
+      </w:pPr>
+      <w:r>
+        <w:rPr>
+          <w:rFonts w:ascii="Times New Roman" w:hAnsi="Times New Roman"/>
+          <w:b w:val="0"/>
+          <w:i w:val="0"/>
+          <w:color w:val="000000"/>
+          <w:sz w:val="28"/>
+        </w:rPr>
+        <w:t>dasdasd</w:t>
+      </w:r>
+    </w:p>
+    <w:p>
+      <w:pPr>
+        <w:pStyle w:val="2"/>
+        <w:spacing w:line="240" w:lineRule="auto" w:before="360" w:after="240"/>
+        <w:ind w:left="0" w:right="0" w:firstLine="709"/>
+      </w:pPr>
+      <w:r>
+        <w:rPr>
+          <w:rFonts w:ascii="Times New Roman" w:hAnsi="Times New Roman"/>
+          <w:b/>
+          <w:i w:val="0"/>
+          <w:color w:val="000000"/>
+          <w:sz w:val="28"/>
+        </w:rPr>
+        <w:t>10.1 Новый222 заголовок</w:t>
+      </w:r>
+    </w:p>
+    <w:p>
+      <w:pPr>
+        <w:spacing w:line="240" w:lineRule="auto" w:before="0" w:after="0"/>
+        <w:ind w:left="0" w:right="0" w:firstLine="709"/>
+        <w:jc w:val="both"/>
+      </w:pPr>
+      <w:r>
+        <w:rPr>
+          <w:rFonts w:ascii="Times New Roman" w:hAnsi="Times New Roman"/>
+          <w:b w:val="0"/>
+          <w:i w:val="0"/>
+          <w:color w:val="000000"/>
+          <w:sz w:val="28"/>
+        </w:rPr>
+        <w:t>2020220</w:t>
+      </w:r>
+    </w:p>
+    <w:p>
+      <w:pPr>
+        <w:spacing w:line="240" w:lineRule="auto" w:before="0" w:after="0"/>
+        <w:ind w:left="0" w:right="0" w:firstLine="709"/>
+        <w:jc w:val="both"/>
+      </w:pPr>
+      <w:r>
+        <w:rPr>
+          <w:rFonts w:ascii="Times New Roman" w:hAnsi="Times New Roman"/>
+          <w:b w:val="0"/>
+          <w:i w:val="0"/>
+          <w:color w:val="000000"/>
+          <w:sz w:val="28"/>
+        </w:rPr>
+        <w:t>2020220323232</w:t>
+      </w:r>
+    </w:p>
+    <w:p>
+      <w:pPr>
+        <w:pStyle w:val="3"/>
+        <w:spacing w:line="240" w:lineRule="auto" w:before="360" w:after="240"/>
+        <w:ind w:left="0" w:right="0" w:firstLine="709"/>
+      </w:pPr>
+      <w:r>
+        <w:rPr>
+          <w:rFonts w:ascii="Times New Roman" w:hAnsi="Times New Roman"/>
+          <w:b/>
+          <w:i w:val="0"/>
+          <w:color w:val="000000"/>
+          <w:sz w:val="28"/>
+        </w:rPr>
+        <w:t>10.1.1 ну я хитрееее тебя 333проверка го гого</w:t>
+      </w:r>
+    </w:p>
+    <w:p>
+      <w:pPr>
+        <w:spacing w:line="240" w:lineRule="auto" w:before="0" w:after="0"/>
+        <w:ind w:left="0" w:right="0" w:firstLine="709"/>
+        <w:jc w:val="both"/>
+      </w:pPr>
+      <w:r>
+        <w:rPr>
+          <w:rFonts w:ascii="Times New Roman" w:hAnsi="Times New Roman"/>
+          <w:b w:val="0"/>
+          <w:i w:val="0"/>
+          <w:color w:val="000000"/>
+          <w:sz w:val="28"/>
+        </w:rPr>
+        <w:t>[bnh эомент]</w:t>
+      </w:r>
+    </w:p>
+    <w:p>
+      <w:pPr>
+        <w:pStyle w:val="2"/>
+        <w:spacing w:line="240" w:lineRule="auto" w:before="360" w:after="240"/>
+        <w:ind w:left="0" w:right="0" w:firstLine="709"/>
+      </w:pPr>
+      <w:r>
+        <w:rPr>
+          <w:rFonts w:ascii="Times New Roman" w:hAnsi="Times New Roman"/>
+          <w:b/>
+          <w:i w:val="0"/>
+          <w:color w:val="000000"/>
+          <w:sz w:val="28"/>
+        </w:rPr>
+        <w:t>10.2 Ну если и это заголоовк мошны йто просто молчу</w:t>
+      </w:r>
+    </w:p>
+    <w:p>
+      <w:pPr>
+        <w:spacing w:line="240" w:lineRule="auto" w:before="0" w:after="0"/>
+        <w:ind w:left="0" w:right="0" w:firstLine="709"/>
+        <w:jc w:val="both"/>
+      </w:pPr>
+      <w:r>
+        <w:rPr>
+          <w:rFonts w:ascii="Times New Roman" w:hAnsi="Times New Roman"/>
+          <w:b w:val="0"/>
+          <w:i w:val="0"/>
+          <w:color w:val="000000"/>
+          <w:sz w:val="28"/>
+        </w:rPr>
+        <w:t>pusin</w:t>
+      </w:r>
+    </w:p>
+    <w:p>
+      <w:pPr>
+        <w:spacing w:line="240" w:lineRule="auto" w:before="0" w:after="0"/>
+        <w:ind w:left="0" w:right="0" w:firstLine="709"/>
+        <w:jc w:val="both"/>
+      </w:pPr>
+      <w:r>
+        <w:rPr>
+          <w:rFonts w:ascii="Times New Roman" w:hAnsi="Times New Roman"/>
+          <w:b w:val="0"/>
+          <w:i w:val="0"/>
+          <w:color w:val="000000"/>
+          <w:sz w:val="28"/>
+        </w:rPr>
+        <w:t>pusin3</w:t>
+      </w:r>
+    </w:p>
+    <w:p>
+      <w:pPr>
+        <w:spacing w:line="240" w:lineRule="auto" w:before="0" w:after="0"/>
+        <w:ind w:left="0" w:right="0" w:firstLine="709"/>
+        <w:jc w:val="both"/>
+      </w:pPr>
+      <w:r>
+        <w:rPr>
+          <w:rFonts w:ascii="Times New Roman" w:hAnsi="Times New Roman"/>
+          <w:b w:val="0"/>
+          <w:i w:val="0"/>
+          <w:color w:val="000000"/>
+          <w:sz w:val="28"/>
+        </w:rPr>
+        <w:t>pusin2</w:t>
+      </w:r>
+    </w:p>
+    <w:p>
+      <w:pPr>
+        <w:pStyle w:val="2"/>
+        <w:spacing w:line="240" w:lineRule="auto" w:before="120" w:after="240"/>
+        <w:ind w:left="0" w:right="0" w:firstLine="709"/>
+      </w:pPr>
+      <w:r>
+        <w:rPr>
+          <w:rFonts w:ascii="Times New Roman" w:hAnsi="Times New Roman"/>
+          <w:b/>
+          <w:i w:val="0"/>
+          <w:color w:val="000000"/>
+          <w:sz w:val="28"/>
+        </w:rPr>
+        <w:t>10.3 иди сюда заголовок 2</w:t>
+      </w:r>
+    </w:p>
+    <w:p>
+      <w:pPr>
+        <w:spacing w:line="240" w:lineRule="auto" w:before="280" w:after="0"/>
+        <w:ind w:left="0" w:right="0" w:firstLine="0"/>
+        <w:jc w:val="left"/>
+      </w:pPr>
+      <w:r>
+        <w:rPr>
+          <w:rFonts w:ascii="Times New Roman" w:hAnsi="Times New Roman"/>
+          <w:i w:val="0"/>
+          <w:color w:val="000000"/>
+          <w:sz w:val="28"/>
+        </w:rPr>
+        <w:t>Таблица 10.1 – Fracat32ion table</w:t>
+      </w:r>
+    </w:p>
+    <w:tbl>
+      <w:tblPr>
+        <w:tblW w:type="auto" w:w="0"/>
+        <w:tblLayout w:type="fixed"/>
+        <w:tblLook w:firstColumn="1" w:firstRow="1" w:lastColumn="0" w:lastRow="0" w:noHBand="0" w:noVBand="1" w:val="04A0"/>
+      </w:tblPr>
+      <w:tblGrid>
+        <w:gridCol w:w="4844"/>
+        <w:gridCol w:w="4844"/>
+      </w:tblGrid>
+      <w:tr>
+        <w:tc>
+          <w:tcPr>
+            <w:tcW w:type="dxa" w:w="4844"/>
+            <w:vAlign w:val="center"/>
+            <w:tcBorders>
+              <w:top w:val="single" w:sz="4" w:color="000000"/>
+              <w:left w:val="single" w:sz="4" w:color="000000"/>
+              <w:bottom w:val="single" w:sz="4" w:color="000000"/>
+              <w:right w:val="single" w:sz="4" w:color="000000"/>
+            </w:tcBorders>
+          </w:tcPr>
+          <w:p>
+            <w:pPr>
+              <w:spacing w:line="240" w:lineRule="auto" w:before="0" w:after="0"/>
+              <w:ind w:left="0" w:right="0" w:firstLine="0"/>
+              <w:jc w:val="center"/>
+            </w:pPr>
+            <w:r>
+              <w:rPr>
+                <w:rFonts w:ascii="Times New Roman" w:hAnsi="Times New Roman"/>
+                <w:i w:val="0"/>
+                <w:color w:val="000000"/>
+                <w:sz w:val="24"/>
+              </w:rPr>
+              <w:t>10</w:t>
+            </w:r>
+          </w:p>
+        </w:tc>
+        <w:tc>
+          <w:tcPr>
+            <w:tcW w:type="dxa" w:w="4844"/>
+            <w:vAlign w:val="center"/>
+            <w:tcBorders>
+              <w:top w:val="single" w:sz="4" w:color="000000"/>
+              <w:left w:val="single" w:sz="4" w:color="000000"/>
+              <w:bottom w:val="single" w:sz="4" w:color="000000"/>
+              <w:right w:val="single" w:sz="4" w:color="000000"/>
+            </w:tcBorders>
+          </w:tcPr>
+          <w:p>
+            <w:pPr>
+              <w:spacing w:line="240" w:lineRule="auto" w:before="0" w:after="0"/>
+              <w:ind w:left="0" w:right="0" w:firstLine="0"/>
+              <w:jc w:val="center"/>
+            </w:pPr>
+            <w:r>
+              <w:rPr>
+                <w:rFonts w:ascii="Times New Roman" w:hAnsi="Times New Roman"/>
+                <w:i w:val="0"/>
+                <w:color w:val="000000"/>
+                <w:sz w:val="24"/>
+              </w:rPr>
+              <w:t>20</w:t>
+            </w:r>
+          </w:p>
+        </w:tc>
+      </w:tr>
+      <w:tr>
+        <w:tc>
+          <w:tcPr>
+            <w:tcW w:type="dxa" w:w="4844"/>
+            <w:vAlign w:val="center"/>
+            <w:tcBorders>
+              <w:top w:val="single" w:sz="4" w:color="000000"/>
+              <w:left w:val="single" w:sz="4" w:color="000000"/>
+              <w:bottom w:val="single" w:sz="4" w:color="000000"/>
+              <w:right w:val="single" w:sz="4" w:color="000000"/>
+            </w:tcBorders>
+          </w:tcPr>
+          <w:p>
+            <w:pPr>
+              <w:spacing w:line="240" w:lineRule="auto" w:before="0" w:after="0"/>
+              <w:ind w:left="0" w:right="0" w:firstLine="0"/>
+              <w:jc w:val="center"/>
+            </w:pPr>
+            <w:r>
+              <w:rPr>
+                <w:rFonts w:ascii="Times New Roman" w:hAnsi="Times New Roman"/>
+                <w:i w:val="0"/>
+                <w:color w:val="000000"/>
+                <w:sz w:val="24"/>
+              </w:rPr>
+              <w:t>20</w:t>
+            </w:r>
+          </w:p>
+        </w:tc>
+        <w:tc>
+          <w:tcPr>
+            <w:tcW w:type="dxa" w:w="4844"/>
+            <w:vAlign w:val="center"/>
+            <w:tcBorders>
+              <w:top w:val="single" w:sz="4" w:color="000000"/>
+              <w:left w:val="single" w:sz="4" w:color="000000"/>
+              <w:bottom w:val="single" w:sz="4" w:color="000000"/>
+              <w:right w:val="single" w:sz="4" w:color="000000"/>
+            </w:tcBorders>
+          </w:tcPr>
+          <w:p>
+            <w:pPr>
+              <w:spacing w:line="240" w:lineRule="auto" w:before="0" w:after="0"/>
+              <w:ind w:left="0" w:right="0" w:firstLine="0"/>
+              <w:jc w:val="center"/>
+            </w:pPr>
+            <w:r>
+              <w:rPr>
+                <w:rFonts w:ascii="Times New Roman" w:hAnsi="Times New Roman"/>
+                <w:i w:val="0"/>
+                <w:color w:val="000000"/>
+                <w:sz w:val="24"/>
+              </w:rPr>
+              <w:t>2</w:t>
+            </w:r>
+          </w:p>
+        </w:tc>
+      </w:tr>
+      <w:tr>
+        <w:tc>
+          <w:tcPr>
+            <w:tcW w:type="dxa" w:w="4844"/>
+            <w:vAlign w:val="center"/>
+            <w:tcBorders>
+              <w:top w:val="single" w:sz="4" w:color="000000"/>
+              <w:left w:val="single" w:sz="4" w:color="000000"/>
+              <w:bottom w:val="single" w:sz="4" w:color="000000"/>
+              <w:right w:val="single" w:sz="4" w:color="000000"/>
+            </w:tcBorders>
+          </w:tcPr>
+          <w:p>
+            <w:pPr>
+              <w:spacing w:line="240" w:lineRule="auto" w:before="0" w:after="0"/>
+              <w:ind w:left="0" w:right="0" w:firstLine="0"/>
+              <w:jc w:val="center"/>
+            </w:pPr>
+            <w:r>
+              <w:rPr>
+                <w:rFonts w:ascii="Times New Roman" w:hAnsi="Times New Roman"/>
+                <w:i w:val="0"/>
+                <w:color w:val="000000"/>
+                <w:sz w:val="24"/>
+              </w:rPr>
+              <w:t>20</w:t>
+            </w:r>
+          </w:p>
+        </w:tc>
+        <w:tc>
+          <w:tcPr>
+            <w:tcW w:type="dxa" w:w="4844"/>
+            <w:vAlign w:val="center"/>
+            <w:tcBorders>
+              <w:top w:val="single" w:sz="4" w:color="000000"/>
+              <w:left w:val="single" w:sz="4" w:color="000000"/>
+              <w:bottom w:val="single" w:sz="4" w:color="000000"/>
+              <w:right w:val="single" w:sz="4" w:color="000000"/>
+            </w:tcBorders>
+          </w:tcPr>
+          <w:p>
+            <w:pPr>
+              <w:spacing w:line="240" w:lineRule="auto" w:before="0" w:after="0"/>
+              <w:ind w:left="0" w:right="0" w:firstLine="0"/>
+              <w:jc w:val="center"/>
+            </w:pPr>
+            <w:r>
+              <w:rPr>
+                <w:rFonts w:ascii="Times New Roman" w:hAnsi="Times New Roman"/>
+                <w:i w:val="0"/>
+                <w:color w:val="000000"/>
+                <w:sz w:val="24"/>
+              </w:rPr>
+              <w:t>3</w:t>
+            </w:r>
+          </w:p>
+        </w:tc>
+      </w:tr>
+    </w:tbl>
+    <w:p>
+      <w:pPr>
+        <w:spacing w:line="240" w:lineRule="auto" w:before="280" w:after="0"/>
+        <w:ind w:left="0" w:right="0" w:firstLine="709"/>
+        <w:jc w:val="both"/>
+      </w:pPr>
+      <w:r>
+        <w:rPr>
+          <w:rFonts w:ascii="Times New Roman" w:hAnsi="Times New Roman"/>
+          <w:b w:val="0"/>
+          <w:i w:val="0"/>
+          <w:color w:val="000000"/>
+          <w:sz w:val="28"/>
+        </w:rPr>
+        <w:t>susapusin3</w:t>
+      </w:r>
+    </w:p>
+    <w:p>
+      <w:pPr>
+        <w:spacing w:line="240" w:lineRule="auto" w:before="280" w:after="0"/>
+        <w:ind w:left="0" w:right="0" w:firstLine="0"/>
+        <w:jc w:val="left"/>
+      </w:pPr>
+      <w:r>
+        <w:rPr>
+          <w:rFonts w:ascii="Times New Roman" w:hAnsi="Times New Roman"/>
+          <w:i w:val="0"/>
+          <w:color w:val="000000"/>
+          <w:sz w:val="28"/>
+        </w:rPr>
+        <w:t>Таблица 10.2 – описани таблицы офо</w:t>
+      </w:r>
+    </w:p>
+    <w:tbl>
+      <w:tblPr>
+        <w:tblW w:type="auto" w:w="0"/>
+        <w:tblLayout w:type="fixed"/>
+        <w:tblLook w:firstColumn="1" w:firstRow="1" w:lastColumn="0" w:lastRow="0" w:noHBand="0" w:noVBand="1" w:val="04A0"/>
+      </w:tblPr>
+      <w:tblGrid>
+        <w:gridCol w:w="3230"/>
+        <w:gridCol w:w="3230"/>
+        <w:gridCol w:w="3230"/>
+      </w:tblGrid>
+      <w:tr>
+        <w:tc>
+          <w:tcPr>
+            <w:tcW w:type="dxa" w:w="3230"/>
+            <w:vAlign w:val="center"/>
+            <w:tcBorders>
+              <w:top w:val="single" w:sz="4" w:color="000000"/>
+              <w:left w:val="single" w:sz="4" w:color="000000"/>
+              <w:bottom w:val="single" w:sz="4" w:color="000000"/>
+              <w:right w:val="single" w:sz="4" w:color="000000"/>
+            </w:tcBorders>
+          </w:tcPr>
+          <w:p>
+            <w:pPr>
+              <w:spacing w:line="240" w:lineRule="auto" w:before="0" w:after="0"/>
+              <w:ind w:left="0" w:right="0" w:firstLine="0"/>
+              <w:jc w:val="center"/>
+            </w:pPr>
+            <w:r>
+              <w:rPr>
+                <w:rFonts w:ascii="Times New Roman" w:hAnsi="Times New Roman"/>
+                <w:i w:val="0"/>
+                <w:color w:val="000000"/>
+                <w:sz w:val="24"/>
+              </w:rPr>
+              <w:t>--3</w:t>
+            </w:r>
+          </w:p>
+        </w:tc>
+        <w:tc>
+          <w:tcPr>
+            <w:tcW w:type="dxa" w:w="3230"/>
+            <w:vAlign w:val="center"/>
+            <w:tcBorders>
+              <w:top w:val="single" w:sz="4" w:color="000000"/>
+              <w:left w:val="single" w:sz="4" w:color="000000"/>
+              <w:bottom w:val="single" w:sz="4" w:color="000000"/>
+              <w:right w:val="single" w:sz="4" w:color="000000"/>
+            </w:tcBorders>
+          </w:tcPr>
+          <w:p>
+            <w:pPr>
+              <w:spacing w:line="240" w:lineRule="auto" w:before="0" w:after="0"/>
+              <w:ind w:left="0" w:right="0" w:firstLine="0"/>
+              <w:jc w:val="center"/>
+            </w:pPr>
+            <w:r>
+              <w:rPr>
+                <w:rFonts w:ascii="Times New Roman" w:hAnsi="Times New Roman"/>
+                <w:i w:val="0"/>
+                <w:color w:val="000000"/>
+                <w:sz w:val="24"/>
+              </w:rPr>
+              <w:t>425</w:t>
+            </w:r>
+          </w:p>
+        </w:tc>
+        <w:tc>
+          <w:tcPr>
+            <w:tcW w:type="dxa" w:w="3230"/>
+            <w:vAlign w:val="center"/>
+            <w:tcBorders>
+              <w:top w:val="single" w:sz="4" w:color="000000"/>
+              <w:left w:val="single" w:sz="4" w:color="000000"/>
+              <w:bottom w:val="single" w:sz="4" w:color="000000"/>
+              <w:right w:val="single" w:sz="4" w:color="000000"/>
+            </w:tcBorders>
+          </w:tcPr>
+          <w:p>
+            <w:pPr>
+              <w:spacing w:line="240" w:lineRule="auto" w:before="0" w:after="0"/>
+              <w:ind w:left="0" w:right="0" w:firstLine="0"/>
+              <w:jc w:val="center"/>
+            </w:pPr>
+            <w:r>
+              <w:rPr>
+                <w:rFonts w:ascii="Times New Roman" w:hAnsi="Times New Roman"/>
+                <w:i w:val="0"/>
+                <w:color w:val="000000"/>
+                <w:sz w:val="24"/>
+              </w:rPr>
+              <w:t>652</w:t>
+            </w:r>
+          </w:p>
+        </w:tc>
+      </w:tr>
+      <w:tr>
+        <w:tc>
+          <w:tcPr>
+            <w:tcW w:type="dxa" w:w="3230"/>
+            <w:vAlign w:val="center"/>
+            <w:tcBorders>
+              <w:top w:val="single" w:sz="4" w:color="000000"/>
+              <w:left w:val="single" w:sz="4" w:color="000000"/>
+              <w:bottom w:val="single" w:sz="4" w:color="000000"/>
+              <w:right w:val="single" w:sz="4" w:color="000000"/>
+            </w:tcBorders>
+          </w:tcPr>
+          <w:p>
+            <w:pPr>
+              <w:spacing w:line="240" w:lineRule="auto" w:before="0" w:after="0"/>
+              <w:ind w:left="0" w:right="0" w:firstLine="0"/>
+              <w:jc w:val="center"/>
+            </w:pPr>
+            <w:r>
+              <w:rPr>
+                <w:rFonts w:ascii="Times New Roman" w:hAnsi="Times New Roman"/>
+                <w:i w:val="0"/>
+                <w:color w:val="000000"/>
+                <w:sz w:val="24"/>
+              </w:rPr>
+              <w:t>4</w:t>
+            </w:r>
+          </w:p>
+        </w:tc>
+        <w:tc>
+          <w:tcPr>
+            <w:tcW w:type="dxa" w:w="3230"/>
+            <w:vAlign w:val="center"/>
+            <w:tcBorders>
+              <w:top w:val="single" w:sz="4" w:color="000000"/>
+              <w:left w:val="single" w:sz="4" w:color="000000"/>
+              <w:bottom w:val="single" w:sz="4" w:color="000000"/>
+              <w:right w:val="single" w:sz="4" w:color="000000"/>
+            </w:tcBorders>
+          </w:tcPr>
+          <w:p>
+            <w:pPr>
+              <w:spacing w:line="240" w:lineRule="auto" w:before="0" w:after="0"/>
+              <w:ind w:left="0" w:right="0" w:firstLine="0"/>
+              <w:jc w:val="center"/>
+            </w:pPr>
+            <w:r>
+              <w:rPr>
+                <w:rFonts w:ascii="Times New Roman" w:hAnsi="Times New Roman"/>
+                <w:i w:val="0"/>
+                <w:color w:val="000000"/>
+                <w:sz w:val="24"/>
+              </w:rPr>
+              <w:t>5</w:t>
+            </w:r>
+          </w:p>
+        </w:tc>
+        <w:tc>
+          <w:tcPr>
+            <w:tcW w:type="dxa" w:w="3230"/>
+            <w:vAlign w:val="center"/>
+            <w:tcBorders>
+              <w:top w:val="single" w:sz="4" w:color="000000"/>
+              <w:left w:val="single" w:sz="4" w:color="000000"/>
+              <w:bottom w:val="single" w:sz="4" w:color="000000"/>
+              <w:right w:val="single" w:sz="4" w:color="000000"/>
+            </w:tcBorders>
+          </w:tcPr>
+          <w:p>
+            <w:pPr>
+              <w:spacing w:line="240" w:lineRule="auto" w:before="0" w:after="0"/>
+              <w:ind w:left="0" w:right="0" w:firstLine="0"/>
+              <w:jc w:val="center"/>
+            </w:pPr>
+            <w:r>
+              <w:rPr>
+                <w:rFonts w:ascii="Times New Roman" w:hAnsi="Times New Roman"/>
+                <w:i w:val="0"/>
+                <w:color w:val="000000"/>
+                <w:sz w:val="24"/>
+              </w:rPr>
+              <w:t>6</w:t>
+            </w:r>
+          </w:p>
+        </w:tc>
+      </w:tr>
+    </w:tbl>
+    <w:p>
+      <w:pPr>
+        <w:spacing w:line="240" w:lineRule="auto" w:before="280" w:after="0"/>
+        <w:ind w:left="0" w:right="0" w:firstLine="0"/>
+        <w:suppressAutoHyphens w:val="true"/>
+        <w:pBdr>
+          <w:top w:val="single" w:sz="4" w:space="4" w:color="000000"/>
+          <w:left w:val="single" w:sz="4" w:space="4" w:color="000000"/>
+          <w:bottom w:val="single" w:sz="4" w:space="4" w:color="000000"/>
+          <w:right w:val="single" w:sz="4" w:space="4" w:color="000000"/>
+        </w:pBdr>
+      </w:pPr>
+      <w:r>
+        <w:rPr>
+          <w:rFonts w:ascii="Courier New" w:hAnsi="Courier New"/>
+          <w:b w:val="0"/>
+          <w:i w:val="0"/>
+          <w:color w:val="000000"/>
+          <w:sz w:val="24"/>
+        </w:rPr>
+        <w:t>3213123 1321poso smskdmska dmsn dkasjndjkasjdnasjkdnjaksdnajnaskdjnasjkdn kdsna ksdnas poso smskdmska dmsn dkasjndjkasjdnasjkdnjaksdnajnaskdjnasjkdn kdsna ksdnas poso smskdmska dmsn dkasjndjkasjdnasjkdnjaksdnajnaskdjnasjkdn kdsna ksdnas poso smskdmska dmsn dkasjndjkasjdnasjkdnjaksdnajnaskdjnasjkdn kdsna ksdnasposo smskdmska dmsn dkasjndjkasjdnasjkdnjaksdnajnaskdjnasjkdn kdsna ksdnas</w:t>
+      </w:r>
+    </w:p>
+    <w:p>
+      <w:pPr>
+        <w:spacing w:line="240" w:lineRule="auto" w:before="120" w:after="280"/>
+        <w:ind w:left="0" w:right="0" w:firstLine="0"/>
+        <w:jc w:val="center"/>
+      </w:pPr>
+      <w:r>
+        <w:rPr>
+          <w:rFonts w:ascii="Times New Roman" w:hAnsi="Times New Roman"/>
+          <w:b w:val="0"/>
+          <w:i w:val="0"/>
+          <w:color w:val="000000"/>
+          <w:sz w:val="28"/>
+        </w:rPr>
+        <w:t>Листинг 10.1 – 32capton new one</w:t>
+      </w:r>
+    </w:p>
+    <w:p>
+      <w:pPr>
+        <w:spacing w:line="240" w:lineRule="auto" w:before="0" w:after="0"/>
+        <w:ind w:left="0" w:right="0" w:firstLine="709"/>
+        <w:jc w:val="both"/>
+      </w:pPr>
+      <w:r>
+        <w:rPr>
+          <w:rFonts w:ascii="Times New Roman" w:hAnsi="Times New Roman"/>
+          <w:b w:val="0"/>
+          <w:i w:val="0"/>
+          <w:color w:val="000000"/>
+          <w:sz w:val="28"/>
+        </w:rPr>
+        <w:t>after table?</w:t>
+      </w:r>
+    </w:p>
+    <w:p>
+      <w:pPr>
+        <w:spacing w:line="240" w:lineRule="auto" w:before="0" w:after="0"/>
+        <w:ind w:left="0" w:right="0" w:firstLine="709"/>
+        <w:jc w:val="both"/>
+      </w:pPr>
+      <w:r>
+        <w:rPr>
+          <w:rFonts w:ascii="Times New Roman" w:hAnsi="Times New Roman"/>
+          <w:b w:val="0"/>
+          <w:i w:val="0"/>
+          <w:color w:val="000000"/>
+          <w:sz w:val="28"/>
+        </w:rPr>
+        <w:t>но вот и все par updated</w:t>
+      </w:r>
+    </w:p>
+    <w:tbl>
+      <w:tblPr>
+        <w:tblW w:type="auto" w:w="0"/>
+        <w:tblLayout w:type="fixed"/>
+        <w:tblLook w:firstColumn="1" w:firstRow="1" w:lastColumn="0" w:lastRow="0" w:noHBand="0" w:noVBand="1" w:val="04A0"/>
+      </w:tblPr>
+      <w:tblGrid>
+        <w:gridCol w:w="3230"/>
+        <w:gridCol w:w="3230"/>
+        <w:gridCol w:w="3230"/>
+      </w:tblGrid>
+      <w:tr>
+        <w:tc>
+          <w:tcPr>
+            <w:tcW w:type="dxa" w:w="969"/>
+          </w:tcPr>
+          <w:p/>
+        </w:tc>
+        <w:tc>
+          <w:tcPr>
+            <w:tcW w:type="dxa" w:w="7751"/>
+            <w:vAlign w:val="center"/>
+          </w:tcPr>
+          <w:p>
+            <w:pPr>
+              <w:spacing w:line="240" w:lineRule="auto" w:before="240" w:after="240"/>
+              <w:ind w:left="0" w:right="0" w:firstLine="0"/>
+              <w:jc w:val="center"/>
+            </w:pPr>
+            <w:r>
+              <w:rPr>
+                <w:b w:val="0"/>
+                <w:i w:val="0"/>
+                <w:color w:val="000000"/>
+                <w:sz w:val="28"/>
+              </w:rPr>
+              <m:oMath xmlns:mml="http://www.w3.org/1998/Math/MathML">
+                <m:r>
+                  <m:t>E=2332m</m:t>
+                </m:r>
+                <m:sSup>
+                  <m:e>
+                    <m:r>
+                      <m:t>c</m:t>
+                    </m:r>
+                  </m:e>
+                  <m:sup>
+                    <m:r>
+                      <m:t>2</m:t>
+                    </m:r>
+                  </m:sup>
+                </m:sSup>
+              </m:oMath>
+              <m:oMath xmlns:mml="http://www.w3.org/1998/Math/MathML">
+                <m:f>
+                  <m:fPr>
+                    <m:type m:val="bar"/>
+                  </m:fPr>
+                  <m:num>
+                    <m:r>
+                      <m:t>1</m:t>
+                    </m:r>
+                  </m:num>
+                  <m:den>
+                    <m:r>
+                      <m:t>2</m:t>
+                    </m:r>
+                  </m:den>
+                </m:f>
+                <m:r>
+                  <m:t>−</m:t>
+                </m:r>
+                <m:f>
+                  <m:fPr>
+                    <m:type m:val="bar"/>
+                  </m:fPr>
+                  <m:num>
+                    <m:f>
+                      <m:fPr>
+                        <m:type m:val="bar"/>
+                      </m:fPr>
+                      <m:num>
+                        <m:r>
+                          <m:t>10</m:t>
+                        </m:r>
+                      </m:num>
+                      <m:den>
+                        <m:r>
+                          <m:t>20</m:t>
+                        </m:r>
+                      </m:den>
+                    </m:f>
+                    <m:r>
+                      <m:t>−</m:t>
+                    </m:r>
+                  </m:num>
+                  <m:den/>
+                </m:f>
+                <m:r>
+                  <m:t>=30[</m:t>
+                </m:r>
+                <m:m>
+                  <m:mPr>
+                    <m:baseJc m:val="center"/>
+                    <m:plcHide m:val="on"/>
+                    <m:mcs>
+                      <m:mc>
+                        <m:mcPr>
+                          <m:count m:val="3"/>
+                          <m:mcJc m:val="center"/>
+                        </m:mcPr>
+                      </m:mc>
+                    </m:mcs>
+                  </m:mPr>
+                  <m:mr>
+                    <m:e>
+                      <m:r>
+                        <m:t>1</m:t>
+                      </m:r>
+                    </m:e>
+                    <m:e>
+                      <m:r>
+                        <m:t>1</m:t>
+                      </m:r>
+                    </m:e>
+                    <m:e>
+                      <m:r>
+                        <m:t>11</m:t>
+                      </m:r>
+                    </m:e>
+                  </m:mr>
+                  <m:mr>
+                    <m:e>
+                      <m:r>
+                        <m:t>1</m:t>
+                      </m:r>
+                    </m:e>
+                    <m:e>
+                      <m:r>
+                        <m:t>1</m:t>
+                      </m:r>
+                    </m:e>
+                    <m:e>
+                      <m:r>
+                        <m:t>11</m:t>
+                      </m:r>
+                    </m:e>
+                  </m:mr>
+                  <m:mr>
+                    <m:e>
+                      <m:r>
+                        <m:t>1</m:t>
+                      </m:r>
+                    </m:e>
+                    <m:e>
+                      <m:r>
+                        <m:t>1</m:t>
+                      </m:r>
+                    </m:e>
+                    <m:e>
+                      <m:r>
+                        <m:t>11</m:t>
+                      </m:r>
+                    </m:e>
+                  </m:mr>
+                </m:m>
+                <m:r>
+                  <m:t>]</m:t>
+                </m:r>
+              </m:oMath>
+            </w:r>
+          </w:p>
+        </w:tc>
+        <w:tc>
+          <w:tcPr>
+            <w:tcW w:type="dxa" w:w="969"/>
+            <w:vAlign w:val="center"/>
+          </w:tcPr>
+          <w:p>
+            <w:pPr>
+              <w:spacing w:line="240" w:lineRule="auto" w:before="240" w:after="240"/>
+              <w:ind w:left="0" w:right="0" w:firstLine="0"/>
+              <w:jc w:val="right"/>
+            </w:pPr>
+            <w:r>
+              <w:rPr>
+                <w:rFonts w:ascii="Times New Roman" w:hAnsi="Times New Roman"/>
+                <w:b w:val="0"/>
+                <w:i w:val="0"/>
+                <w:color w:val="000000"/>
+                <w:sz w:val="28"/>
+              </w:rPr>
+              <w:t>(10.1)</w:t>
+            </w:r>
+          </w:p>
+        </w:tc>
+      </w:tr>
+    </w:tbl>
+    <w:p>
+      <w:pPr>
+        <w:spacing w:line="240" w:lineRule="auto" w:before="0" w:after="0"/>
+        <w:ind w:left="0" w:right="0" w:firstLine="709"/>
+        <w:jc w:val="both"/>
+      </w:pPr>
+      <w:r>
+        <w:rPr>
+          <w:rFonts w:ascii="Times New Roman" w:hAnsi="Times New Roman"/>
+          <w:b w:val="0"/>
+          <w:i w:val="0"/>
+          <w:color w:val="000000"/>
+          <w:sz w:val="28"/>
+        </w:rPr>
+        <w:t>dksamdkasmdkasmdk amdk smadks amdksa mdkas mdask dms dkas</w:t>
+      </w:r>
+    </w:p>
+    <w:p>
+      <w:pPr>
+        <w:spacing w:line="240" w:lineRule="auto" w:before="280" w:after="0"/>
+        <w:ind w:left="0" w:right="0" w:firstLine="0"/>
+        <w:jc w:val="center"/>
+      </w:pPr>
+      <w:r>
+        <w:drawing>
+          <wp:inline xmlns:a="http://schemas.openxmlformats.org/drawingml/2006/main" xmlns:pic="http://schemas.openxmlformats.org/drawingml/2006/picture">
+            <wp:extent cx="1270000" cy="1270000"/>
+            <wp:docPr id="12" name="Picture 12"/>
+            <wp:cNvGraphicFramePr>
+              <a:graphicFrameLocks noChangeAspect="1"/>
+            </wp:cNvGraphicFramePr>
+            <a:graphic>
+              <a:graphicData uri="http://schemas.openxmlformats.org/drawingml/2006/picture">
+                <pic:pic>
+                  <pic:nvPicPr>
+                    <pic:cNvPr id="0" name="image.png"/>
+                    <pic:cNvPicPr/>
+                  </pic:nvPicPr>
+                  <pic:blipFill>
+                    <a:blip r:embed="rId7"/>
+                    <a:stretch>
+                      <a:fillRect/>
+                    </a:stretch>
+                  </pic:blipFill>
+                  <pic:spPr>
+                    <a:xfrm>
+                      <a:off x="0" y="0"/>
+                      <a:ext cx="1270000" cy="1270000"/>
+                    </a:xfrm>
+                    <a:prstGeom prst="rect"/>
+                  </pic:spPr>
+                </pic:pic>
+              </a:graphicData>
+            </a:graphic>
+          </wp:inline>
+        </w:drawing>
+      </w:r>
+    </w:p>
+    <w:p>
+      <w:pPr>
+        <w:spacing w:line="240" w:lineRule="auto" w:before="120" w:after="280"/>
+        <w:ind w:left="0" w:right="0" w:firstLine="0"/>
+        <w:jc w:val="center"/>
+      </w:pPr>
+      <w:r>
+        <w:rPr>
+          <w:rFonts w:ascii="Times New Roman" w:hAnsi="Times New Roman"/>
+          <w:b w:val="0"/>
+          <w:i w:val="0"/>
+          <w:color w:val="000000"/>
+          <w:sz w:val="28"/>
+        </w:rPr>
+        <w:t>Рисунок 10.3 – red one Новое изображение</w:t>
+      </w:r>
+    </w:p>
+    <w:tbl>
+      <w:tblPr>
+        <w:tblW w:type="auto" w:w="0"/>
+        <w:tblLayout w:type="fixed"/>
+        <w:tblLook w:firstColumn="1" w:firstRow="1" w:lastColumn="0" w:lastRow="0" w:noHBand="0" w:noVBand="1" w:val="04A0"/>
+      </w:tblPr>
+      <w:tblGrid>
+        <w:gridCol w:w="3230"/>
+        <w:gridCol w:w="3230"/>
+        <w:gridCol w:w="3230"/>
+      </w:tblGrid>
+      <w:tr>
+        <w:tc>
+          <w:tcPr>
+            <w:tcW w:type="dxa" w:w="969"/>
+          </w:tcPr>
+          <w:p/>
+        </w:tc>
+        <w:tc>
+          <w:tcPr>
+            <w:tcW w:type="dxa" w:w="7751"/>
+            <w:vAlign w:val="center"/>
+          </w:tcPr>
+          <w:p>
+            <w:pPr>
+              <w:spacing w:line="240" w:lineRule="auto" w:before="240" w:after="240"/>
+              <w:ind w:left="0" w:right="0" w:firstLine="0"/>
+              <w:jc w:val="center"/>
+            </w:pPr>
+            <w:r>
+              <w:rPr>
+                <w:b w:val="0"/>
+                <w:i w:val="0"/>
+                <w:color w:val="000000"/>
+                <w:sz w:val="28"/>
+              </w:rPr>
+              <m:oMath xmlns:mml="http://www.w3.org/1998/Math/MathML">
+                <m:r>
+                  <m:t>E=233d2m</m:t>
+                </m:r>
+                <m:sSup>
+                  <m:e>
+                    <m:r>
+                      <m:t>c</m:t>
+                    </m:r>
+                  </m:e>
+                  <m:sup>
+                    <m:r>
+                      <m:t>2</m:t>
+                    </m:r>
+                  </m:sup>
+                </m:sSup>
+              </m:oMath>
+            </w:r>
+          </w:p>
+        </w:tc>
+        <w:tc>
+          <w:tcPr>
+            <w:tcW w:type="dxa" w:w="969"/>
+            <w:vAlign w:val="center"/>
+          </w:tcPr>
+          <w:p>
+            <w:pPr>
+              <w:spacing w:line="240" w:lineRule="auto" w:before="240" w:after="240"/>
+              <w:ind w:left="0" w:right="0" w:firstLine="0"/>
+              <w:jc w:val="right"/>
+            </w:pPr>
+            <w:r>
+              <w:rPr>
+                <w:rFonts w:ascii="Times New Roman" w:hAnsi="Times New Roman"/>
+                <w:b w:val="0"/>
+                <w:i w:val="0"/>
+                <w:color w:val="000000"/>
+                <w:sz w:val="28"/>
+              </w:rPr>
+              <w:t>(10.2)</w:t>
+            </w:r>
+          </w:p>
+        </w:tc>
+      </w:tr>
+    </w:tbl>
+    <w:p>
+      <w:pPr>
+        <w:pStyle w:val="3"/>
+        <w:spacing w:line="240" w:lineRule="auto" w:before="360" w:after="240"/>
+        <w:ind w:left="0" w:right="0" w:firstLine="709"/>
+      </w:pPr>
+      <w:r>
+        <w:rPr>
+          <w:rFonts w:ascii="Times New Roman" w:hAnsi="Times New Roman"/>
+          <w:b/>
+          <w:i w:val="0"/>
+          <w:color w:val="000000"/>
+          <w:sz w:val="28"/>
+        </w:rPr>
+        <w:t>10.3.1 toooto</w:t>
+      </w:r>
+    </w:p>
+    <w:p>
+      <w:pPr>
+        <w:spacing w:line="240" w:lineRule="auto" w:before="0" w:after="0"/>
+        <w:ind w:left="0" w:right="0" w:firstLine="709"/>
+        <w:jc w:val="both"/>
+      </w:pPr>
+      <w:r>
+        <w:rPr>
+          <w:rFonts w:ascii="Times New Roman" w:hAnsi="Times New Roman"/>
+          <w:b w:val="0"/>
+          <w:i w:val="0"/>
+          <w:color w:val="000000"/>
+          <w:sz w:val="28"/>
+        </w:rPr>
+        <w:t>dlasjd dk askdj lkasdно вот и все par updated</w:t>
+      </w:r>
+    </w:p>
+    <w:p>
+      <w:pPr>
+        <w:spacing w:line="240" w:lineRule="auto" w:before="0" w:after="0"/>
+        <w:ind w:left="0" w:right="0" w:firstLine="709"/>
+        <w:jc w:val="both"/>
+      </w:pPr>
+      <w:r>
+        <w:rPr>
+          <w:rFonts w:ascii="Times New Roman" w:hAnsi="Times New Roman"/>
+          <w:b w:val="0"/>
+          <w:i w:val="0"/>
+          <w:color w:val="000000"/>
+          <w:sz w:val="28"/>
+        </w:rPr>
+        <w:t>32131312412 412 4214но вот и все par updated</w:t>
+      </w:r>
+    </w:p>
+    <w:p>
+      <w:pPr>
+        <w:pStyle w:val="3"/>
+        <w:spacing w:line="240" w:lineRule="auto" w:before="360" w:after="240"/>
+        <w:ind w:left="0" w:right="0" w:firstLine="709"/>
+      </w:pPr>
+      <w:r>
+        <w:rPr>
+          <w:rFonts w:ascii="Times New Roman" w:hAnsi="Times New Roman"/>
+          <w:b/>
+          <w:i w:val="0"/>
+          <w:color w:val="000000"/>
+          <w:sz w:val="28"/>
+        </w:rPr>
+        <w:t>10.3.2 new_header105 che dks</w:t>
+      </w:r>
+    </w:p>
+    <w:p>
+      <w:pPr>
+        <w:spacing w:line="240" w:lineRule="auto" w:before="280" w:after="0"/>
+        <w:ind w:left="0" w:right="0" w:firstLine="0"/>
+        <w:suppressAutoHyphens w:val="true"/>
+        <w:pBdr>
+          <w:top w:val="single" w:sz="4" w:space="4" w:color="000000"/>
+          <w:left w:val="single" w:sz="4" w:space="4" w:color="000000"/>
+          <w:bottom w:val="single" w:sz="4" w:space="4" w:color="000000"/>
+          <w:right w:val="single" w:sz="4" w:space="4" w:color="000000"/>
+        </w:pBdr>
+      </w:pPr>
+      <w:r>
+        <w:rPr>
+          <w:rFonts w:ascii="Courier New" w:hAnsi="Courier New"/>
+          <w:b w:val="0"/>
+          <w:i w:val="0"/>
+          <w:color w:val="000000"/>
+          <w:sz w:val="24"/>
+        </w:rPr>
+        <w:t>def move_element_word(self, parent: Element, element: Element, after:Element =None):</w:t>
+        <w:br/>
+        <w:t xml:space="preserve">        if isinstance(element,Header):</w:t>
+        <w:br/>
+        <w:t xml:space="preserve">            self.numberer.adjust_header_levels(parent,element)</w:t>
+        <w:br/>
+        <w:t xml:space="preserve">        self.numberer.move_element(parent,element,after)</w:t>
+        <w:br/>
+        <w:t xml:space="preserve">        if not isinstance(element,Header) and not isinstance(parent,Header):</w:t>
+        <w:br/>
+        <w:t xml:space="preserve">            after=parent</w:t>
+        <w:br/>
+        <w:t xml:space="preserve">        if isinstance(element,Header):</w:t>
+        <w:br/>
+        <w:t xml:space="preserve">            self._sync_move_to_doc(element,parent,after,element,parent)</w:t>
+        <w:br/>
+        <w:t xml:space="preserve">        else:</w:t>
+        <w:br/>
+        <w:t xml:space="preserve">            self._sync_move_to_doc(element,parent,after,None,None)</w:t>
+      </w:r>
+    </w:p>
+    <w:p>
+      <w:pPr>
+        <w:spacing w:line="240" w:lineRule="auto" w:before="120" w:after="280"/>
+        <w:ind w:left="0" w:right="0" w:firstLine="0"/>
+        <w:jc w:val="center"/>
+      </w:pPr>
+      <w:r>
+        <w:rPr>
+          <w:rFonts w:ascii="Times New Roman" w:hAnsi="Times New Roman"/>
+          <w:b w:val="0"/>
+          <w:i w:val="0"/>
+          <w:color w:val="000000"/>
+          <w:sz w:val="28"/>
+        </w:rPr>
+        <w:t>Листинг 10.2 – cdasdapton new one</w:t>
+      </w:r>
+    </w:p>
+    <w:p>
+      <w:pPr>
+        <w:spacing w:line="240" w:lineRule="auto" w:before="0" w:after="0"/>
+        <w:ind w:left="0" w:right="0" w:firstLine="709"/>
+        <w:jc w:val="both"/>
+      </w:pPr>
+      <w:r>
+        <w:rPr>
+          <w:rFonts w:ascii="Times New Roman" w:hAnsi="Times New Roman"/>
+          <w:b w:val="0"/>
+          <w:i w:val="0"/>
+          <w:color w:val="000000"/>
+          <w:sz w:val="28"/>
+        </w:rPr>
+        <w:t>new_header105; j1nj2eeio12e2m21eio dk askdj lkasdно вот и все par updated</w:t>
+      </w:r>
+    </w:p>
+    <w:p>
+      <w:pPr>
+        <w:spacing w:line="240" w:lineRule="auto" w:before="0" w:after="0"/>
+        <w:ind w:left="0" w:right="0" w:firstLine="709"/>
+        <w:jc w:val="both"/>
+      </w:pPr>
+      <w:r>
+        <w:rPr>
+          <w:rFonts w:ascii="Times New Roman" w:hAnsi="Times New Roman"/>
+          <w:b w:val="0"/>
+          <w:i w:val="0"/>
+          <w:color w:val="000000"/>
+          <w:sz w:val="28"/>
+        </w:rPr>
+        <w:t>new_header105 knodskd skds;kdaskdkasd 412 4214но вот и все par updated</w:t>
+      </w:r>
+    </w:p>
+    <w:p>
+      <w:pPr>
+        <w:pStyle w:val="3"/>
+        <w:spacing w:line="240" w:lineRule="auto" w:before="360" w:after="240"/>
+        <w:ind w:left="0" w:right="0" w:firstLine="709"/>
+      </w:pPr>
+      <w:r>
+        <w:rPr>
+          <w:rFonts w:ascii="Times New Roman" w:hAnsi="Times New Roman"/>
+          <w:b/>
+          <w:i w:val="0"/>
+          <w:color w:val="000000"/>
+          <w:sz w:val="28"/>
+        </w:rPr>
+        <w:t>10.3.3 che dks</w:t>
+      </w:r>
+    </w:p>
+    <w:p>
+      <w:pPr>
+        <w:spacing w:line="240" w:lineRule="auto" w:before="0" w:after="0"/>
+        <w:ind w:left="0" w:right="0" w:firstLine="709"/>
+        <w:jc w:val="both"/>
+      </w:pPr>
+      <w:r>
+        <w:rPr>
+          <w:rFonts w:ascii="Times New Roman" w:hAnsi="Times New Roman"/>
+          <w:b w:val="0"/>
+          <w:i w:val="0"/>
+          <w:color w:val="000000"/>
+          <w:sz w:val="28"/>
+        </w:rPr>
+        <w:t>dasindm; j1nj2eeio12e2m21eio dk askdj lkasdно вот и все par updated dasdasddajsdn jasdnjasndj ansdjasn dasnddddddddddddddddddddddddddddddddddsnj ndjs ndj sndj asndjsj</w:t>
+      </w:r>
+    </w:p>
+    <w:p>
+      <w:pPr>
+        <w:spacing w:line="240" w:lineRule="auto" w:before="0" w:after="0"/>
+        <w:ind w:left="0" w:right="0" w:firstLine="709"/>
+        <w:jc w:val="both"/>
+      </w:pPr>
+      <w:r>
+        <w:rPr>
+          <w:rFonts w:ascii="Times New Roman" w:hAnsi="Times New Roman"/>
+          <w:b w:val="0"/>
+          <w:i w:val="0"/>
+          <w:color w:val="000000"/>
+          <w:sz w:val="28"/>
+        </w:rPr>
+        <w:t>IMage knodskd skds;kdaskdkasd dbhjdnsadnsajdksandksandasjn djsan djksadnasnkdjsajdndak 412 4214но вот и все par updated</w:t>
+      </w:r>
+    </w:p>
+    <w:p>
+      <w:pPr>
+        <w:pStyle w:val="2"/>
+        <w:spacing w:line="240" w:lineRule="auto" w:before="360" w:after="240"/>
+        <w:ind w:left="0" w:right="0" w:firstLine="709"/>
+      </w:pPr>
+      <w:r>
+        <w:rPr>
+          <w:rFonts w:ascii="Times New Roman" w:hAnsi="Times New Roman"/>
+          <w:b/>
+          <w:i w:val="0"/>
+          <w:color w:val="000000"/>
+          <w:sz w:val="28"/>
+        </w:rPr>
+        <w:t>10.4 d заголовок</w:t>
+      </w:r>
+    </w:p>
+    <w:p>
+      <w:pPr>
+        <w:spacing w:line="240" w:lineRule="auto" w:before="0" w:after="0"/>
+        <w:ind w:left="0" w:right="0" w:firstLine="709"/>
+        <w:jc w:val="both"/>
+      </w:pPr>
+      <w:r>
+        <w:rPr>
+          <w:rFonts w:ascii="Times New Roman" w:hAnsi="Times New Roman"/>
+          <w:b w:val="0"/>
+          <w:i w:val="0"/>
+          <w:color w:val="000000"/>
+          <w:sz w:val="28"/>
+        </w:rPr>
+        <w:t>321321321</w:t>
+      </w:r>
+    </w:p>
+    <w:tbl>
+      <w:tblPr>
+        <w:tblW w:type="auto" w:w="0"/>
+        <w:tblLayout w:type="fixed"/>
+        <w:tblLook w:firstColumn="1" w:firstRow="1" w:lastColumn="0" w:lastRow="0" w:noHBand="0" w:noVBand="1" w:val="04A0"/>
+      </w:tblPr>
+      <w:tblGrid>
+        <w:gridCol w:w="3230"/>
+        <w:gridCol w:w="3230"/>
+        <w:gridCol w:w="3230"/>
+      </w:tblGrid>
+      <w:tr>
+        <w:tc>
+          <w:tcPr>
+            <w:tcW w:type="dxa" w:w="969"/>
+          </w:tcPr>
+          <w:p/>
+        </w:tc>
+        <w:tc>
+          <w:tcPr>
+            <w:tcW w:type="dxa" w:w="7751"/>
+            <w:vAlign w:val="center"/>
+          </w:tcPr>
+          <w:p>
+            <w:pPr>
+              <w:spacing w:line="240" w:lineRule="auto" w:before="240" w:after="240"/>
+              <w:ind w:left="0" w:right="0" w:firstLine="0"/>
+              <w:jc w:val="center"/>
+            </w:pPr>
+            <w:r>
+              <w:rPr>
+                <w:b w:val="0"/>
+                <w:i w:val="0"/>
+                <w:color w:val="000000"/>
+                <w:sz w:val="28"/>
+              </w:rPr>
+              <m:oMath xmlns:mml="http://www.w3.org/1998/Math/MathML">
+                <m:r>
+                  <m:t>a−2=2</m:t>
+                </m:r>
+              </m:oMath>
+            </w:r>
+          </w:p>
+        </w:tc>
+        <w:tc>
+          <w:tcPr>
+            <w:tcW w:type="dxa" w:w="969"/>
+            <w:vAlign w:val="center"/>
+          </w:tcPr>
+          <w:p>
+            <w:pPr>
+              <w:spacing w:line="240" w:lineRule="auto" w:before="240" w:after="240"/>
+              <w:ind w:left="0" w:right="0" w:firstLine="0"/>
+              <w:jc w:val="right"/>
+            </w:pPr>
+            <w:r>
+              <w:rPr>
+                <w:rFonts w:ascii="Times New Roman" w:hAnsi="Times New Roman"/>
+                <w:b w:val="0"/>
+                <w:i w:val="0"/>
+                <w:color w:val="000000"/>
+                <w:sz w:val="28"/>
+              </w:rPr>
+              <w:t>(10.3)</w:t>
+            </w:r>
+          </w:p>
+        </w:tc>
+      </w:tr>
+    </w:tbl>
+    <w:p>
+      <w:pPr>
+        <w:pStyle w:val="1"/>
+        <w:pageBreakBefore/>
+        <w:spacing w:line="240" w:lineRule="auto" w:before="0" w:after="360"/>
+        <w:ind w:left="0" w:right="0" w:firstLine="709"/>
+      </w:pPr>
+      <w:r>
+        <w:rPr>
+          <w:rFonts w:ascii="Times New Roman" w:hAnsi="Times New Roman"/>
+          <w:b/>
+          <w:i w:val="0"/>
+          <w:color w:val="000000"/>
+          <w:sz w:val="28"/>
+        </w:rPr>
+        <w:t>11 проверка го гого</w:t>
+      </w:r>
+    </w:p>
+    <w:p>
+      <w:pPr>
+        <w:spacing w:line="240" w:lineRule="auto" w:before="0" w:after="0"/>
+        <w:ind w:left="0" w:right="0" w:firstLine="709"/>
+        <w:jc w:val="both"/>
+      </w:pPr>
+      <w:r>
+        <w:rPr>
+          <w:rFonts w:ascii="Times New Roman" w:hAnsi="Times New Roman"/>
+          <w:b w:val="0"/>
+          <w:i w:val="0"/>
+          <w:color w:val="000000"/>
+          <w:sz w:val="28"/>
+        </w:rPr>
+        <w:t xml:space="preserve"> ndskm</w:t>
+      </w:r>
+    </w:p>
+    <w:p>
+      <w:pPr>
+        <w:pStyle w:val="1"/>
+        <w:pageBreakBefore/>
+        <w:spacing w:line="240" w:lineRule="auto" w:before="0" w:after="120"/>
+        <w:ind w:left="0" w:right="0" w:firstLine="709"/>
+      </w:pPr>
+      <w:r>
+        <w:rPr>
+          <w:rFonts w:ascii="Times New Roman" w:hAnsi="Times New Roman"/>
+          <w:b/>
+          <w:i w:val="0"/>
+          <w:color w:val="000000"/>
+          <w:sz w:val="28"/>
+        </w:rPr>
+        <w:t>12 иди сюда заголовок</w:t>
+      </w:r>
+    </w:p>
+    <w:p>
+      <w:pPr>
+        <w:spacing w:line="240" w:lineRule="auto" w:before="280" w:after="0"/>
+        <w:ind w:left="0" w:right="0" w:firstLine="0"/>
+        <w:suppressAutoHyphens w:val="true"/>
+        <w:pBdr>
+          <w:top w:val="single" w:sz="4" w:space="4" w:color="000000"/>
+          <w:left w:val="single" w:sz="4" w:space="4" w:color="000000"/>
+          <w:bottom w:val="single" w:sz="4" w:space="4" w:color="000000"/>
+          <w:right w:val="single" w:sz="4" w:space="4" w:color="000000"/>
+        </w:pBdr>
+      </w:pPr>
+      <w:r>
+        <w:rPr>
+          <w:rFonts w:ascii="Courier New" w:hAnsi="Courier New"/>
+          <w:b w:val="0"/>
+          <w:i w:val="0"/>
+          <w:color w:val="000000"/>
+          <w:sz w:val="24"/>
+        </w:rPr>
+        <w:t>poso smskdmska dmsn dkasjndjkasjdnasjkdnjaksdnajnaskdjnasjkdn kdsna ksdnas</w:t>
+      </w:r>
+    </w:p>
+    <w:p>
+      <w:pPr>
+        <w:spacing w:line="240" w:lineRule="auto" w:before="120" w:after="280"/>
+        <w:ind w:left="0" w:right="0" w:firstLine="0"/>
+        <w:jc w:val="center"/>
+      </w:pPr>
+      <w:r>
+        <w:rPr>
+          <w:rFonts w:ascii="Times New Roman" w:hAnsi="Times New Roman"/>
+          <w:b w:val="0"/>
+          <w:i w:val="0"/>
+          <w:color w:val="000000"/>
+          <w:sz w:val="28"/>
+        </w:rPr>
+        <w:t>Листинг 12.1 – capton new one</w:t>
       </w:r>
     </w:p>
     <w:p>
